--- a/docs/PVMath_Engineering_Reference_Manual_PUBLIC.docx
+++ b/docs/PVMath_Engineering_Reference_Manual_PUBLIC.docx
@@ -35,7 +35,7 @@
           <w:color w:val="1A2E1A"/>
           <w:sz w:val="32"/>
         </w:rPr>
-        <w:t>SiteIQ  ·  TopoIQ  ·  YieldIQ</w:t>
+        <w:t>SiteIQ  ·  TerrainIQ  ·  LayoutIQ  ·  YieldIQ</w:t>
       </w:r>
     </w:p>
     <w:p/>
@@ -94,7 +94,7 @@
         <w:rPr>
           <w:b/>
         </w:rPr>
-        <w:t>1. Terrain Analysis (TopoIQ)</w:t>
+        <w:t>1. Terrain Analysis (TerrainIQ)</w:t>
       </w:r>
     </w:p>
     <w:p>
@@ -103,7 +103,7 @@
         <w:ind w:left="504"/>
       </w:pPr>
       <w:r>
-        <w:t>Copernicus GLO-30</w:t>
+        <w:t>Regional DEM routing</w:t>
       </w:r>
     </w:p>
     <w:p>
@@ -112,7 +112,7 @@
         <w:ind w:left="504"/>
       </w:pPr>
       <w:r>
-        <w:t>Grid spacing</w:t>
+        <w:t>EEA-10</w:t>
       </w:r>
     </w:p>
     <w:p>
@@ -121,7 +121,7 @@
         <w:ind w:left="504"/>
       </w:pPr>
       <w:r>
-        <w:t>Mean slope</w:t>
+        <w:t>FABDEM</w:t>
       </w:r>
     </w:p>
     <w:p>
@@ -130,7 +130,7 @@
         <w:ind w:left="504"/>
       </w:pPr>
       <w:r>
-        <w:t>Cross-row slope</w:t>
+        <w:t>USGS 3DEP</w:t>
       </w:r>
     </w:p>
     <w:p>
@@ -139,7 +139,7 @@
         <w:ind w:left="504"/>
       </w:pPr>
       <w:r>
-        <w:t>Terrain score</w:t>
+        <w:t>GLO-30 fallback</w:t>
       </w:r>
     </w:p>
     <w:p>
@@ -148,18 +148,7 @@
         <w:ind w:left="504"/>
       </w:pPr>
       <w:r>
-        <w:t>Engineering verdict tiers</w:t>
-      </w:r>
-    </w:p>
-    <w:p>
-      <w:pPr>
-        <w:pStyle w:val="ListNumber"/>
-      </w:pPr>
-      <w:r>
-        <w:rPr>
-          <w:b/>
-        </w:rPr>
-        <w:t>2. Solar Resource &amp; Site Screening (SiteIQ)</w:t>
+        <w:t>Grid spacing</w:t>
       </w:r>
     </w:p>
     <w:p>
@@ -168,7 +157,7 @@
         <w:ind w:left="504"/>
       </w:pPr>
       <w:r>
-        <w:t>GHI</w:t>
+        <w:t>Mean slope</w:t>
       </w:r>
     </w:p>
     <w:p>
@@ -177,7 +166,7 @@
         <w:ind w:left="504"/>
       </w:pPr>
       <w:r>
-        <w:t>PVMath Score</w:t>
+        <w:t>Cross-row slope</w:t>
       </w:r>
     </w:p>
     <w:p>
@@ -186,7 +175,7 @@
         <w:ind w:left="504"/>
       </w:pPr>
       <w:r>
-        <w:t>Flood risk</w:t>
+        <w:t>Terrain score</w:t>
       </w:r>
     </w:p>
     <w:p>
@@ -195,7 +184,18 @@
         <w:ind w:left="504"/>
       </w:pPr>
       <w:r>
-        <w:t>EEG/regulatory flags</w:t>
+        <w:t>Engineering verdict tiers</w:t>
+      </w:r>
+    </w:p>
+    <w:p>
+      <w:pPr>
+        <w:pStyle w:val="ListNumber"/>
+      </w:pPr>
+      <w:r>
+        <w:rPr>
+          <w:b/>
+        </w:rPr>
+        <w:t>2. Solar Resource &amp; Site Screening (SiteIQ)</w:t>
       </w:r>
     </w:p>
     <w:p>
@@ -204,18 +204,7 @@
         <w:ind w:left="504"/>
       </w:pPr>
       <w:r>
-        <w:t>Overall verdict</w:t>
-      </w:r>
-    </w:p>
-    <w:p>
-      <w:pPr>
-        <w:pStyle w:val="ListNumber"/>
-      </w:pPr>
-      <w:r>
-        <w:rPr>
-          <w:b/>
-        </w:rPr>
-        <w:t>3. Yield &amp; Energy (YieldIQ)</w:t>
+        <w:t>GHI</w:t>
       </w:r>
     </w:p>
     <w:p>
@@ -224,7 +213,7 @@
         <w:ind w:left="504"/>
       </w:pPr>
       <w:r>
-        <w:t>Specific yield</w:t>
+        <w:t>PVMath Score</w:t>
       </w:r>
     </w:p>
     <w:p>
@@ -233,7 +222,7 @@
         <w:ind w:left="504"/>
       </w:pPr>
       <w:r>
-        <w:t>Performance ratio</w:t>
+        <w:t>Flood risk</w:t>
       </w:r>
     </w:p>
     <w:p>
@@ -242,7 +231,7 @@
         <w:ind w:left="504"/>
       </w:pPr>
       <w:r>
-        <w:t>GCR shading</w:t>
+        <w:t>EEG/regulatory flags</w:t>
       </w:r>
     </w:p>
     <w:p>
@@ -251,7 +240,7 @@
         <w:ind w:left="504"/>
       </w:pPr>
       <w:r>
-        <w:t>Screening vs analysis profile</w:t>
+        <w:t>Overall verdict</w:t>
       </w:r>
     </w:p>
     <w:p>
@@ -262,7 +251,7 @@
         <w:rPr>
           <w:b/>
         </w:rPr>
-        <w:t>4. Layout, Grading &amp; Capacity</w:t>
+        <w:t>3. Yield &amp; Energy (YieldIQ)</w:t>
       </w:r>
     </w:p>
     <w:p>
@@ -271,7 +260,7 @@
         <w:ind w:left="504"/>
       </w:pPr>
       <w:r>
-        <w:t>GCR</w:t>
+        <w:t>Specific yield</w:t>
       </w:r>
     </w:p>
     <w:p>
@@ -280,7 +269,7 @@
         <w:ind w:left="504"/>
       </w:pPr>
       <w:r>
-        <w:t>MWp/ha</w:t>
+        <w:t>Performance ratio</w:t>
       </w:r>
     </w:p>
     <w:p>
@@ -289,7 +278,7 @@
         <w:ind w:left="504"/>
       </w:pPr>
       <w:r>
-        <w:t>1P/2P portrait</w:t>
+        <w:t>GCR shading</w:t>
       </w:r>
     </w:p>
     <w:p>
@@ -298,7 +287,7 @@
         <w:ind w:left="504"/>
       </w:pPr>
       <w:r>
-        <w:t>Agri-PV density</w:t>
+        <w:t>Screening vs analysis profile</w:t>
       </w:r>
     </w:p>
     <w:p>
@@ -309,7 +298,7 @@
         <w:rPr>
           <w:b/>
         </w:rPr>
-        <w:t>5. GIS, CAD &amp; Export Formats</w:t>
+        <w:t>4. Layout, Grading &amp; Capacity (LayoutIQ)</w:t>
       </w:r>
     </w:p>
     <w:p>
@@ -318,7 +307,7 @@
         <w:ind w:left="504"/>
       </w:pPr>
       <w:r>
-        <w:t>LandXML</w:t>
+        <w:t>LayoutIQ row packing</w:t>
       </w:r>
     </w:p>
     <w:p>
@@ -327,7 +316,7 @@
         <w:ind w:left="504"/>
       </w:pPr>
       <w:r>
-        <w:t>DXF</w:t>
+        <w:t>GCR</w:t>
       </w:r>
     </w:p>
     <w:p>
@@ -336,7 +325,7 @@
         <w:ind w:left="504"/>
       </w:pPr>
       <w:r>
-        <w:t>UTM/EPSG</w:t>
+        <w:t>MWp/ha</w:t>
       </w:r>
     </w:p>
     <w:p>
@@ -345,18 +334,7 @@
         <w:ind w:left="504"/>
       </w:pPr>
       <w:r>
-        <w:t>SITE_BOUNDARY</w:t>
-      </w:r>
-    </w:p>
-    <w:p>
-      <w:pPr>
-        <w:pStyle w:val="ListNumber"/>
-      </w:pPr>
-      <w:r>
-        <w:rPr>
-          <w:b/>
-        </w:rPr>
-        <w:t>6. Data Sources &amp; APIs</w:t>
+        <w:t>1P/2P portrait</w:t>
       </w:r>
     </w:p>
     <w:p>
@@ -365,7 +343,7 @@
         <w:ind w:left="504"/>
       </w:pPr>
       <w:r>
-        <w:t>PVGIS</w:t>
+        <w:t>Agri-PV density</w:t>
       </w:r>
     </w:p>
     <w:p>
@@ -374,7 +352,18 @@
         <w:ind w:left="504"/>
       </w:pPr>
       <w:r>
-        <w:t>OpenTopoData</w:t>
+        <w:t>GIS buildable area</w:t>
+      </w:r>
+    </w:p>
+    <w:p>
+      <w:pPr>
+        <w:pStyle w:val="ListNumber"/>
+      </w:pPr>
+      <w:r>
+        <w:rPr>
+          <w:b/>
+        </w:rPr>
+        <w:t>5. GIS, CAD &amp; Export Formats</w:t>
       </w:r>
     </w:p>
     <w:p>
@@ -383,7 +372,7 @@
         <w:ind w:left="504"/>
       </w:pPr>
       <w:r>
-        <w:t>AWS Terrarium tiles</w:t>
+        <w:t>LandXML</w:t>
       </w:r>
     </w:p>
     <w:p>
@@ -392,18 +381,7 @@
         <w:ind w:left="504"/>
       </w:pPr>
       <w:r>
-        <w:t>Nominatim</w:t>
-      </w:r>
-    </w:p>
-    <w:p>
-      <w:pPr>
-        <w:pStyle w:val="ListNumber"/>
-      </w:pPr>
-      <w:r>
-        <w:rPr>
-          <w:b/>
-        </w:rPr>
-        <w:t>7. Report Metrics &amp; PDF Fields</w:t>
+        <w:t>DXF</w:t>
       </w:r>
     </w:p>
     <w:p>
@@ -412,7 +390,7 @@
         <w:ind w:left="504"/>
       </w:pPr>
       <w:r>
-        <w:t>TopoIQ PDF</w:t>
+        <w:t>UTM/EPSG</w:t>
       </w:r>
     </w:p>
     <w:p>
@@ -421,7 +399,18 @@
         <w:ind w:left="504"/>
       </w:pPr>
       <w:r>
-        <w:t>SiteIQ PDF</w:t>
+        <w:t>SITE_BOUNDARY</w:t>
+      </w:r>
+    </w:p>
+    <w:p>
+      <w:pPr>
+        <w:pStyle w:val="ListNumber"/>
+      </w:pPr>
+      <w:r>
+        <w:rPr>
+          <w:b/>
+        </w:rPr>
+        <w:t>6. Data Sources &amp; APIs</w:t>
       </w:r>
     </w:p>
     <w:p>
@@ -430,7 +419,34 @@
         <w:ind w:left="504"/>
       </w:pPr>
       <w:r>
-        <w:t>YieldIQ PDF</w:t>
+        <w:t>PVGIS</w:t>
+      </w:r>
+    </w:p>
+    <w:p>
+      <w:pPr>
+        <w:pStyle w:val="ListBullet"/>
+        <w:ind w:left="504"/>
+      </w:pPr>
+      <w:r>
+        <w:t>OpenTopoData</w:t>
+      </w:r>
+    </w:p>
+    <w:p>
+      <w:pPr>
+        <w:pStyle w:val="ListBullet"/>
+        <w:ind w:left="504"/>
+      </w:pPr>
+      <w:r>
+        <w:t>AWS Terrarium tiles</w:t>
+      </w:r>
+    </w:p>
+    <w:p>
+      <w:pPr>
+        <w:pStyle w:val="ListBullet"/>
+        <w:ind w:left="504"/>
+      </w:pPr>
+      <w:r>
+        <w:t>Nominatim</w:t>
       </w:r>
     </w:p>
     <w:p>
@@ -441,7 +457,34 @@
         <w:rPr>
           <w:b/>
         </w:rPr>
-        <w:t>9. Glossary</w:t>
+        <w:t>7. Report Metrics &amp; PDF Fields</w:t>
+      </w:r>
+    </w:p>
+    <w:p>
+      <w:pPr>
+        <w:pStyle w:val="ListBullet"/>
+        <w:ind w:left="504"/>
+      </w:pPr>
+      <w:r>
+        <w:t>TerrainIQ PDF</w:t>
+      </w:r>
+    </w:p>
+    <w:p>
+      <w:pPr>
+        <w:pStyle w:val="ListBullet"/>
+        <w:ind w:left="504"/>
+      </w:pPr>
+      <w:r>
+        <w:t>SiteIQ PDF</w:t>
+      </w:r>
+    </w:p>
+    <w:p>
+      <w:pPr>
+        <w:pStyle w:val="ListBullet"/>
+        <w:ind w:left="504"/>
+      </w:pPr>
+      <w:r>
+        <w:t>YieldIQ PDF</w:t>
       </w:r>
     </w:p>
     <w:p>
@@ -452,6 +495,17 @@
         <w:rPr>
           <w:b/>
         </w:rPr>
+        <w:t>9. Glossary</w:t>
+      </w:r>
+    </w:p>
+    <w:p>
+      <w:pPr>
+        <w:pStyle w:val="ListNumber"/>
+      </w:pPr>
+      <w:r>
+        <w:rPr>
+          <w:b/>
+        </w:rPr>
         <w:t>10. Index</w:t>
       </w:r>
     </w:p>
@@ -465,12 +519,12 @@
         <w:pStyle w:val="Heading1"/>
       </w:pPr>
       <w:r>
-        <w:t>Terrain Analysis (TopoIQ)</w:t>
-      </w:r>
-    </w:p>
-    <w:p>
-      <w:r>
-        <w:t>TopoIQ performs satellite-DEM terrain screening from Copernicus GLO-30, resampled to a user-selected output grid (default 5 m). Metrics drive tracker-aware verdicts, terrain scores, slope maps, and CAD/GIS exports.</w:t>
+        <w:t>Terrain Analysis (TerrainIQ)</w:t>
+      </w:r>
+    </w:p>
+    <w:p>
+      <w:r>
+        <w:t>TerrainIQ performs region-routed DEM terrain screening — Copernicus EEA-10 (Europe), USGS 3DEP (USA), FABDEM (global), with GLO-30 fallback — resampled to a user-selected output grid (default 5 m). Metrics drive tracker-aware verdicts, terrain scores, slope maps, and CAD/GIS exports.</w:t>
       </w:r>
     </w:p>
     <w:p>
@@ -511,7 +565,7 @@
         <w:t xml:space="preserve">Why it matters in utility-scale solar: </w:t>
       </w:r>
       <w:r>
-        <w:t>Utility-scale solar civil teams need early slope and grading indicators before commissioning LiDAR. GLO-30 is the standard free global DEM for pre-survey screening.</w:t>
+        <w:t>Utility-scale solar civil teams need early slope and grading indicators before commissioning LiDAR. GLO-30 is the global fallback when region-specific DEMs are unavailable.</w:t>
       </w:r>
     </w:p>
     <w:p>
@@ -522,7 +576,7 @@
         <w:t xml:space="preserve">How PVMath calculates or derives it: </w:t>
       </w:r>
       <w:r>
-        <w:t>Computed inside PVMath using industry-standard solar and terrain methods on Copernicus GLO-30, PVGIS, and disclosed loss assumptions. Proprietary weighting, thresholds, and implementation constants are not published in this edition. Use in-app help and the Knowledge Centre at pvmath.com/guides for interpretation.</w:t>
+        <w:t>Computed inside PVMath using industry-standard solar and terrain methods on region-routed public DEM (EEA-10, USGS 3DEP, FABDEM, GLO-30 fallback), PVGIS, and disclosed loss assumptions. Proprietary weighting, thresholds, and implementation constants are not published in this edition. Use in-app help and the Knowledge Centre at pvmath.com/guides for interpretation.</w:t>
       </w:r>
     </w:p>
     <w:p>
@@ -566,7 +620,7 @@
         <w:t xml:space="preserve">Accuracy considerations and limitations: </w:t>
       </w:r>
       <w:r>
-        <w:t>Vegetation, buildings, and DEM voids bias slopes. Output 5 m grid is interpolation — not LiDAR-grade. PVMath discloses this in every TopoIQ PDF.</w:t>
+        <w:t>Vegetation, buildings, and DEM voids bias slopes. Output 5 m grid is interpolation — not LiDAR-grade. PVMath discloses this in every TerrainIQ PDF.</w:t>
       </w:r>
     </w:p>
     <w:p>
@@ -599,7 +653,7 @@
         <w:t xml:space="preserve">Related PVMath metrics: </w:t>
       </w:r>
       <w:r>
-        <w:t>Grid spacing; Terrarium tiles; RMSE; LiDAR survey recommendation; Grid auto-coarsening.</w:t>
+        <w:t>Grid spacing; Terrarium tiles; Regional DEM routing; RMSE; LiDAR survey recommendation.</w:t>
       </w:r>
     </w:p>
     <w:p/>
@@ -608,7 +662,7 @@
         <w:pStyle w:val="Heading2"/>
       </w:pPr>
       <w:r>
-        <w:t>Output grid spacing (grid_m)</w:t>
+        <w:t>Copernicus EEA-10 (Europe route)</w:t>
       </w:r>
     </w:p>
     <w:p>
@@ -619,7 +673,7 @@
         <w:t xml:space="preserve">Definition (plain English): </w:t>
       </w:r>
       <w:r>
-        <w:t>The spacing in metres between elevation sample points in TopoIQ's analysis grid after resampling the GLO-30 mosaic.</w:t>
+        <w:t>~10 m posting Copernicus elevation product preferred for TerrainIQ sites in European screening bounds (34–72°N, −25–45°E).</w:t>
       </w:r>
     </w:p>
     <w:p>
@@ -630,7 +684,7 @@
         <w:t xml:space="preserve">Formal engineering definition: </w:t>
       </w:r>
       <w:r>
-        <w:t>Regular rectilinear grid step in projected ground metres (via local m/deg conversion at centroid latitude) used for DEM resampling, slope statistics, and CAD export vertex density.</w:t>
+        <w:t>TerrainSource.COPERNICUS_EEA10 selected by select_terrain_route() when in_europe_bounds(); fallback to GLO-30 on fetch failure.</w:t>
       </w:r>
     </w:p>
     <w:p>
@@ -641,7 +695,7 @@
         <w:t xml:space="preserve">Why it matters in utility-scale solar: </w:t>
       </w:r>
       <w:r>
-        <w:t>Finer grids improve slope-map smoothness for layout review but increase compute and export size; coarser grids are used on very large boundaries.</w:t>
+        <w:t>Sharper slope signals than 30 m global DEM for DACH and EU early civil review.</w:t>
       </w:r>
     </w:p>
     <w:p>
@@ -652,7 +706,7 @@
         <w:t xml:space="preserve">How PVMath calculates or derives it: </w:t>
       </w:r>
       <w:r>
-        <w:t>Computed inside PVMath using industry-standard solar and terrain methods on Copernicus GLO-30, PVGIS, and disclosed loss assumptions. Proprietary weighting, thresholds, and implementation constants are not published in this edition. Use in-app help and the Knowledge Centre at pvmath.com/guides for interpretation.</w:t>
+        <w:t>Computed inside PVMath using industry-standard solar and terrain methods on region-routed public DEM (EEA-10, USGS 3DEP, FABDEM, GLO-30 fallback), PVGIS, and disclosed loss assumptions. Proprietary weighting, thresholds, and implementation constants are not published in this edition. Use in-app help and the Knowledge Centre at pvmath.com/guides for interpretation.</w:t>
       </w:r>
     </w:p>
     <w:p>
@@ -663,7 +717,7 @@
         <w:t xml:space="preserve">Units: </w:t>
       </w:r>
       <w:r>
-        <w:t>Metres (horizontal).</w:t>
+        <w:t>Horizontal ~10 m posting; elevation metres.</w:t>
       </w:r>
     </w:p>
     <w:p>
@@ -674,7 +728,7 @@
         <w:t xml:space="preserve">Typical industry ranges and interpretation: </w:t>
       </w:r>
       <w:r>
-        <w:t>5 m default for layout; 10–30 m when auto-coarsened on large sites.</w:t>
+        <w:t>Used for majority of EU utility-scale screening coordinates.</w:t>
       </w:r>
     </w:p>
     <w:p>
@@ -685,7 +739,7 @@
         <w:t xml:space="preserve">Practical example: </w:t>
       </w:r>
       <w:r>
-        <w:t>500 ha site with auto-coarsen may run at 15 m instead of requested 5 m — PDF notes coarsening.</w:t>
+        <w:t>Bavaria 80 ha site → EEA-10 route, terrain_source_used=copernicus_eea10 in API response.</w:t>
       </w:r>
     </w:p>
     <w:p>
@@ -696,7 +750,7 @@
         <w:t xml:space="preserve">Accuracy considerations and limitations: </w:t>
       </w:r>
       <w:r>
-        <w:t>Sub-native spacing cannot recover features smaller than ~30 m DEM posting.</w:t>
+        <w:t>Still public DEM — not LiDAR; vegetation bias reduced vs raw DSM in some products.</w:t>
       </w:r>
     </w:p>
     <w:p>
@@ -707,7 +761,7 @@
         <w:t xml:space="preserve">Common misconceptions: </w:t>
       </w:r>
       <w:r>
-        <w:t>Changing grid spacing does not change underlying GLO-30 source resolution.</w:t>
+        <w:t>EEA-10 is not used for SiteIQ sparse OpenTopoData sampling — that uses eudem25m separately.</w:t>
       </w:r>
     </w:p>
     <w:p>
@@ -718,7 +772,7 @@
         <w:t xml:space="preserve">References to standards and sources: </w:t>
       </w:r>
       <w:r>
-        <w:t>TopoIQ UI help text; pvmath_terrain_report._grid_resolution_note().</w:t>
+        <w:t>Copernicus Land Monitoring Service; pvmath_terrain_sources.py.</w:t>
       </w:r>
     </w:p>
     <w:p>
@@ -729,7 +783,7 @@
         <w:t xml:space="preserve">Related PVMath metrics: </w:t>
       </w:r>
       <w:r>
-        <w:t>GLO-30; Grid auto-coarsening; MAX_GRID_POINTS_LAYOUT.</w:t>
+        <w:t>Regional DEM routing; GLO-30 fallback; EU-DEM 25 m (SiteIQ sparse).</w:t>
       </w:r>
     </w:p>
     <w:p/>
@@ -738,7 +792,7 @@
         <w:pStyle w:val="Heading2"/>
       </w:pPr>
       <w:r>
-        <w:t>Grid auto-coarsening</w:t>
+        <w:t>USGS 3DEP (USA route)</w:t>
       </w:r>
     </w:p>
     <w:p>
@@ -749,7 +803,7 @@
         <w:t xml:space="preserve">Definition (plain English): </w:t>
       </w:r>
       <w:r>
-        <w:t>Automatic increase of output grid spacing when the requested grid would exceed a maximum point count for the site boundary.</w:t>
+        <w:t>US Geological Survey 3D Elevation Program data preferred for TerrainIQ sites in USA bounding box.</w:t>
       </w:r>
     </w:p>
     <w:p>
@@ -760,7 +814,7 @@
         <w:t xml:space="preserve">Formal engineering definition: </w:t>
       </w:r>
       <w:r>
-        <w:t>Adaptive resampling factor applied when n_rows×n_cols exceeds configured ceiling, preserving rectangular grid alignment.</w:t>
+        <w:t>TerrainSource.USGS_3DEP selected when in_usa_bounds(); ~10 m where available; GLO-30 fallback.</w:t>
       </w:r>
     </w:p>
     <w:p>
@@ -771,7 +825,7 @@
         <w:t xml:space="preserve">Why it matters in utility-scale solar: </w:t>
       </w:r>
       <w:r>
-        <w:t>Prevents browser/server timeouts on multi-hundred-hectare sites while still delivering screening metrics.</w:t>
+        <w:t>Better public terrain for US utility-scale screening than global 30 m alone.</w:t>
       </w:r>
     </w:p>
     <w:p>
@@ -782,7 +836,7 @@
         <w:t xml:space="preserve">How PVMath calculates or derives it: </w:t>
       </w:r>
       <w:r>
-        <w:t>Computed inside PVMath using industry-standard solar and terrain methods on Copernicus GLO-30, PVGIS, and disclosed loss assumptions. Proprietary weighting, thresholds, and implementation constants are not published in this edition. Use in-app help and the Knowledge Centre at pvmath.com/guides for interpretation.</w:t>
+        <w:t>Computed inside PVMath using industry-standard solar and terrain methods on region-routed public DEM (EEA-10, USGS 3DEP, FABDEM, GLO-30 fallback), PVGIS, and disclosed loss assumptions. Proprietary weighting, thresholds, and implementation constants are not published in this edition. Use in-app help and the Knowledge Centre at pvmath.com/guides for interpretation.</w:t>
       </w:r>
     </w:p>
     <w:p>
@@ -793,7 +847,7 @@
         <w:t xml:space="preserve">Units: </w:t>
       </w:r>
       <w:r>
-        <w:t>Metres.</w:t>
+        <w:t>Metres elevation; ~10 m posting where 3DEP available.</w:t>
       </w:r>
     </w:p>
     <w:p>
@@ -804,7 +858,7 @@
         <w:t xml:space="preserve">Typical industry ranges and interpretation: </w:t>
       </w:r>
       <w:r>
-        <w:t>Triggered on large boundaries at 5 m; coarsened spacing often 10–50 m depending on area.</w:t>
+        <w:t>Texas, California, Midwest sites commonly route to 3DEP.</w:t>
       </w:r>
     </w:p>
     <w:p>
@@ -815,7 +869,7 @@
         <w:t xml:space="preserve">Practical example: </w:t>
       </w:r>
       <w:r>
-        <w:t>User requests 5 m on 800 ha — system may coarsen to 12 m and label PDF 'coarsened from 5 m requested'.</w:t>
+        <w:t>McLennan County TX → usgs_3dep in terrain_source_used when tiles succeed.</w:t>
       </w:r>
     </w:p>
     <w:p>
@@ -826,7 +880,7 @@
         <w:t xml:space="preserve">Accuracy considerations and limitations: </w:t>
       </w:r>
       <w:r>
-        <w:t>Coarser grids underestimate local peak slopes.</w:t>
+        <w:t>Coverage gaps still possible — fallback to GLO-30 documented in PDF.</w:t>
       </w:r>
     </w:p>
     <w:p>
@@ -837,7 +891,7 @@
         <w:t xml:space="preserve">Common misconceptions: </w:t>
       </w:r>
       <w:r>
-        <w:t>Auto-coarsen is optional checkbox — without it, oversized grids raise GRID_TOO_LARGE error.</w:t>
+        <w:t>3DEP route does not imply survey-grade — screening only.</w:t>
       </w:r>
     </w:p>
     <w:p>
@@ -848,7 +902,7 @@
         <w:t xml:space="preserve">References to standards and sources: </w:t>
       </w:r>
       <w:r>
-        <w:t>pages/topoiq.py effective_grid_spacing().</w:t>
+        <w:t>USGS 3DEP; USGS EPQS documentation.</w:t>
       </w:r>
     </w:p>
     <w:p>
@@ -859,7 +913,7 @@
         <w:t xml:space="preserve">Related PVMath metrics: </w:t>
       </w:r>
       <w:r>
-        <w:t>Output grid spacing; MAX_GRID_POINTS_LAYOUT.</w:t>
+        <w:t>Regional DEM routing; US Survey Feet exports.</w:t>
       </w:r>
     </w:p>
     <w:p/>
@@ -868,7 +922,7 @@
         <w:pStyle w:val="Heading2"/>
       </w:pPr>
       <w:r>
-        <w:t>AWS Terrarium DEM tiles</w:t>
+        <w:t>FABDEM (global route)</w:t>
       </w:r>
     </w:p>
     <w:p>
@@ -879,7 +933,7 @@
         <w:t xml:space="preserve">Definition (plain English): </w:t>
       </w:r>
       <w:r>
-        <w:t>PNG-encoded elevation tiles served from elevation-tiles-prod S3 bucket, decoded to floating-point metres.</w:t>
+        <w:t>Forest And Buildings removed DEM — bare-earth style ~30 m global surface preferred outside Europe and USA.</w:t>
       </w:r>
     </w:p>
     <w:p>
@@ -890,7 +944,7 @@
         <w:t xml:space="preserve">Formal engineering definition: </w:t>
       </w:r>
       <w:r>
-        <w:t>Web-map terrain tile scheme where RGB channels encode elevation relative to a −32768 m offset per Mapzen Terrarium specification.</w:t>
+        <w:t>TerrainSource.FABDEM default for non-EU non-USA coordinates; fallback_sources includes GLO-30.</w:t>
       </w:r>
     </w:p>
     <w:p>
@@ -901,7 +955,7 @@
         <w:t xml:space="preserve">Why it matters in utility-scale solar: </w:t>
       </w:r>
       <w:r>
-        <w:t>Enables direct GLO-30 mosaic assembly without OpenTopoData point queries for full bounding boxes.</w:t>
+        <w:t>Reduces canopy and structure bias vs raw DSM for ground-mount slope screening.</w:t>
       </w:r>
     </w:p>
     <w:p>
@@ -912,7 +966,7 @@
         <w:t xml:space="preserve">How PVMath calculates or derives it: </w:t>
       </w:r>
       <w:r>
-        <w:t>Computed inside PVMath using industry-standard solar and terrain methods on Copernicus GLO-30, PVGIS, and disclosed loss assumptions. Proprietary weighting, thresholds, and implementation constants are not published in this edition. Use in-app help and the Knowledge Centre at pvmath.com/guides for interpretation.</w:t>
+        <w:t>Computed inside PVMath using industry-standard solar and terrain methods on region-routed public DEM (EEA-10, USGS 3DEP, FABDEM, GLO-30 fallback), PVGIS, and disclosed loss assumptions. Proprietary weighting, thresholds, and implementation constants are not published in this edition. Use in-app help and the Knowledge Centre at pvmath.com/guides for interpretation.</w:t>
       </w:r>
     </w:p>
     <w:p>
@@ -923,7 +977,7 @@
         <w:t xml:space="preserve">Units: </w:t>
       </w:r>
       <w:r>
-        <w:t>Metres elevation; tile size 256×256 px.</w:t>
+        <w:t>Metres elevation; ~30 m posting.</w:t>
       </w:r>
     </w:p>
     <w:p>
@@ -934,7 +988,7 @@
         <w:t xml:space="preserve">Typical industry ranges and interpretation: </w:t>
       </w:r>
       <w:r>
-        <w:t>Zoom 14 preferred; falls to 11 if tile budget exceeded.</w:t>
+        <w:t>India, LATAM, MENA, Oceania sites default to FABDEM.</w:t>
       </w:r>
     </w:p>
     <w:p>
@@ -945,7 +999,7 @@
         <w:t xml:space="preserve">Practical example: </w:t>
       </w:r>
       <w:r>
-        <w:t>Zoom 14 over 2 km × 2 km bbox ≈ handful of tiles; failed tiles filled with NaN but georef preserved.</w:t>
+        <w:t>Rajasthan site → fabdem route; steep-area flags still require survey confirmation.</w:t>
       </w:r>
     </w:p>
     <w:p>
@@ -956,7 +1010,7 @@
         <w:t xml:space="preserve">Accuracy considerations and limitations: </w:t>
       </w:r>
       <w:r>
-        <w:t>Corrupt tiles decode to ~−32768 and are rejected.</w:t>
+        <w:t>30 m posting limits feature resolution; 5 m output grid is interpolation.</w:t>
       </w:r>
     </w:p>
     <w:p>
@@ -967,7 +1021,7 @@
         <w:t xml:space="preserve">Common misconceptions: </w:t>
       </w:r>
       <w:r>
-        <w:t>Terrarium is not the same API as OpenTopoData REST — different access path, same underlying GLO-30 family.</w:t>
+        <w:t>FABDEM is not LiDAR — name implies vegetation removal at DEM level only.</w:t>
       </w:r>
     </w:p>
     <w:p>
@@ -978,7 +1032,7 @@
         <w:t xml:space="preserve">References to standards and sources: </w:t>
       </w:r>
       <w:r>
-        <w:t>Mapzen Terrarium format; AWS Terrain Tiles documentation.</w:t>
+        <w:t>FABDEM product documentation; pvmath_terrain_sources.py.</w:t>
       </w:r>
     </w:p>
     <w:p>
@@ -989,7 +1043,7 @@
         <w:t xml:space="preserve">Related PVMath metrics: </w:t>
       </w:r>
       <w:r>
-        <w:t>GLO-30; DEM zoom level.</w:t>
+        <w:t>Regional DEM routing; GLO-30 fallback; Output grid spacing.</w:t>
       </w:r>
     </w:p>
     <w:p/>
@@ -998,7 +1052,7 @@
         <w:pStyle w:val="Heading2"/>
       </w:pPr>
       <w:r>
-        <w:t>Mean slope</w:t>
+        <w:t>Output grid spacing (grid_m)</w:t>
       </w:r>
     </w:p>
     <w:p>
@@ -1009,7 +1063,7 @@
         <w:t xml:space="preserve">Definition (plain English): </w:t>
       </w:r>
       <w:r>
-        <w:t>Average terrain gradient magnitude across all valid grid cells inside the analysis boundary.</w:t>
+        <w:t>The spacing in metres between elevation sample points in TerrainIQ's analysis grid after resampling the GLO-30 mosaic.</w:t>
       </w:r>
     </w:p>
     <w:p>
@@ -1020,7 +1074,7 @@
         <w:t xml:space="preserve">Formal engineering definition: </w:t>
       </w:r>
       <w:r>
-        <w:t>Arithmetic mean of point-wise slope percentage s = 100×√((∂z/∂x)²+(∂z/∂y)²) over masked DEM cells, with optional Gaussian pre-filter (σ=1).</w:t>
+        <w:t>Regular rectilinear grid step in projected ground metres (via local m/deg conversion at centroid latitude) used for DEM resampling, slope statistics, and CAD export vertex density.</w:t>
       </w:r>
     </w:p>
     <w:p>
@@ -1031,7 +1085,7 @@
         <w:t xml:space="preserve">Why it matters in utility-scale solar: </w:t>
       </w:r>
       <w:r>
-        <w:t>Primary input to TopoIQ engineering verdicts and SiteIQ terrain scoring when TopoIQ-confirmed.</w:t>
+        <w:t>Finer grids improve slope-map smoothness for layout review but increase compute and export size; coarser grids are used on very large boundaries.</w:t>
       </w:r>
     </w:p>
     <w:p>
@@ -1042,7 +1096,7 @@
         <w:t xml:space="preserve">How PVMath calculates or derives it: </w:t>
       </w:r>
       <w:r>
-        <w:t>Computed inside PVMath using industry-standard solar and terrain methods on Copernicus GLO-30, PVGIS, and disclosed loss assumptions. Proprietary weighting, thresholds, and implementation constants are not published in this edition. Use in-app help and the Knowledge Centre at pvmath.com/guides for interpretation.</w:t>
+        <w:t>Computed inside PVMath using industry-standard solar and terrain methods on region-routed public DEM (EEA-10, USGS 3DEP, FABDEM, GLO-30 fallback), PVGIS, and disclosed loss assumptions. Proprietary weighting, thresholds, and implementation constants are not published in this edition. Use in-app help and the Knowledge Centre at pvmath.com/guides for interpretation.</w:t>
       </w:r>
     </w:p>
     <w:p>
@@ -1053,7 +1107,7 @@
         <w:t xml:space="preserve">Units: </w:t>
       </w:r>
       <w:r>
-        <w:t>Percent (%) grade — rise/run × 100.</w:t>
+        <w:t>Metres (horizontal).</w:t>
       </w:r>
     </w:p>
     <w:p>
@@ -1064,7 +1118,7 @@
         <w:t xml:space="preserve">Typical industry ranges and interpretation: </w:t>
       </w:r>
       <w:r>
-        <w:t>Excellent fixed-tilt sites often &lt;5% mean; tracker sites target &lt;3% mean for Excellent tier.</w:t>
+        <w:t>5 m default for layout; 10–30 m when auto-coarsened on large sites.</w:t>
       </w:r>
     </w:p>
     <w:p>
@@ -1075,7 +1129,7 @@
         <w:t xml:space="preserve">Practical example: </w:t>
       </w:r>
       <w:r>
-        <w:t>Mean slope 2.8% → Excellent Terrain (Tracker) unless cross-row flags trigger Review Zones.</w:t>
+        <w:t>500 ha site with auto-coarsen may run at 15 m instead of requested 5 m — PDF notes coarsening.</w:t>
       </w:r>
     </w:p>
     <w:p>
@@ -1086,7 +1140,7 @@
         <w:t xml:space="preserve">Accuracy considerations and limitations: </w:t>
       </w:r>
       <w:r>
-        <w:t>Underestimates if DEM smooths sharp breaks; max slope captures peaks.</w:t>
+        <w:t>Sub-native spacing cannot recover features smaller than ~30 m DEM posting.</w:t>
       </w:r>
     </w:p>
     <w:p>
@@ -1097,7 +1151,7 @@
         <w:t xml:space="preserve">Common misconceptions: </w:t>
       </w:r>
       <w:r>
-        <w:t>Mean slope alone is insufficient for tracker clearance — cross-row metrics required.</w:t>
+        <w:t>Changing grid spacing does not change underlying GLO-30 source resolution.</w:t>
       </w:r>
     </w:p>
     <w:p>
@@ -1108,7 +1162,7 @@
         <w:t xml:space="preserve">References to standards and sources: </w:t>
       </w:r>
       <w:r>
-        <w:t>pvmath_terrain_report._verdict_from_mean(); IEC 61724 context for soiling vs terrain (separate modules).</w:t>
+        <w:t>TerrainIQ UI help text; pvmath_terrain_report._grid_resolution_note().</w:t>
       </w:r>
     </w:p>
     <w:p>
@@ -1119,7 +1173,7 @@
         <w:t xml:space="preserve">Related PVMath metrics: </w:t>
       </w:r>
       <w:r>
-        <w:t>Max slope; Cross-row slope; Engineering verdict; Terrain score.</w:t>
+        <w:t>GLO-30; Grid auto-coarsening; MAX_GRID_POINTS_LAYOUT.</w:t>
       </w:r>
     </w:p>
     <w:p/>
@@ -1128,7 +1182,7 @@
         <w:pStyle w:val="Heading2"/>
       </w:pPr>
       <w:r>
-        <w:t>Maximum slope (point)</w:t>
+        <w:t>Grid auto-coarsening</w:t>
       </w:r>
     </w:p>
     <w:p>
@@ -1139,7 +1193,7 @@
         <w:t xml:space="preserve">Definition (plain English): </w:t>
       </w:r>
       <w:r>
-        <w:t>Steepest single grid cell slope within the site boundary.</w:t>
+        <w:t>Automatic increase of output grid spacing when the requested grid would exceed a maximum point count for the site boundary.</w:t>
       </w:r>
     </w:p>
     <w:p>
@@ -1150,7 +1204,7 @@
         <w:t xml:space="preserve">Formal engineering definition: </w:t>
       </w:r>
       <w:r>
-        <w:t>max(slope_pct) over valid analysis grid nodes.</w:t>
+        <w:t>Adaptive resampling factor applied when n_rows×n_cols exceeds configured ceiling, preserving rectangular grid alignment.</w:t>
       </w:r>
     </w:p>
     <w:p>
@@ -1161,7 +1215,7 @@
         <w:t xml:space="preserve">Why it matters in utility-scale solar: </w:t>
       </w:r>
       <w:r>
-        <w:t>Identifies localized steep pockets that may require cut/fill or layout exclusion even when mean slope is low.</w:t>
+        <w:t>Prevents browser/server timeouts on multi-hundred-hectare sites while still delivering screening metrics.</w:t>
       </w:r>
     </w:p>
     <w:p>
@@ -1172,7 +1226,7 @@
         <w:t xml:space="preserve">How PVMath calculates or derives it: </w:t>
       </w:r>
       <w:r>
-        <w:t>Computed inside PVMath using industry-standard solar and terrain methods on Copernicus GLO-30, PVGIS, and disclosed loss assumptions. Proprietary weighting, thresholds, and implementation constants are not published in this edition. Use in-app help and the Knowledge Centre at pvmath.com/guides for interpretation.</w:t>
+        <w:t>Computed inside PVMath using industry-standard solar and terrain methods on region-routed public DEM (EEA-10, USGS 3DEP, FABDEM, GLO-30 fallback), PVGIS, and disclosed loss assumptions. Proprietary weighting, thresholds, and implementation constants are not published in this edition. Use in-app help and the Knowledge Centre at pvmath.com/guides for interpretation.</w:t>
       </w:r>
     </w:p>
     <w:p>
@@ -1183,7 +1237,7 @@
         <w:t xml:space="preserve">Units: </w:t>
       </w:r>
       <w:r>
-        <w:t>Percent (%).</w:t>
+        <w:t>Metres.</w:t>
       </w:r>
     </w:p>
     <w:p>
@@ -1194,7 +1248,7 @@
         <w:t xml:space="preserve">Typical industry ranges and interpretation: </w:t>
       </w:r>
       <w:r>
-        <w:t>&gt;15% often flagged as steep constraint zones in terrain drivers.</w:t>
+        <w:t>Triggered on large boundaries at 5 m; coarsened spacing often 10–50 m depending on area.</w:t>
       </w:r>
     </w:p>
     <w:p>
@@ -1205,7 +1259,7 @@
         <w:t xml:space="preserve">Practical example: </w:t>
       </w:r>
       <w:r>
-        <w:t>Mean 4%, max 18% — PDF notes max may be small sliver; LiDAR confirmation advised.</w:t>
+        <w:t>User requests 5 m on 800 ha — system may coarsen to 12 m and label PDF 'coarsened from 5 m requested'.</w:t>
       </w:r>
     </w:p>
     <w:p>
@@ -1216,7 +1270,7 @@
         <w:t xml:space="preserve">Accuracy considerations and limitations: </w:t>
       </w:r>
       <w:r>
-        <w:t>Single-cell spikes may be DEM artifacts on 5 m resampled grid.</w:t>
+        <w:t>Coarser grids underestimate local peak slopes.</w:t>
       </w:r>
     </w:p>
     <w:p>
@@ -1227,7 +1281,7 @@
         <w:t xml:space="preserve">Common misconceptions: </w:t>
       </w:r>
       <w:r>
-        <w:t>Max slope area fraction is reported separately via slope distribution bins, not only the point max.</w:t>
+        <w:t>Auto-coarsen is optional checkbox — without it, oversized grids raise GRID_TOO_LARGE error.</w:t>
       </w:r>
     </w:p>
     <w:p>
@@ -1238,7 +1292,7 @@
         <w:t xml:space="preserve">References to standards and sources: </w:t>
       </w:r>
       <w:r>
-        <w:t>TopoIQ PDF Terrain Metrics table.</w:t>
+        <w:t>pages/terrainiq.py effective_grid_spacing().</w:t>
       </w:r>
     </w:p>
     <w:p>
@@ -1249,7 +1303,7 @@
         <w:t xml:space="preserve">Related PVMath metrics: </w:t>
       </w:r>
       <w:r>
-        <w:t>Mean slope; Area &gt;10% slope; Slope distribution bins.</w:t>
+        <w:t>Output grid spacing; MAX_GRID_POINTS_LAYOUT.</w:t>
       </w:r>
     </w:p>
     <w:p/>
@@ -1258,7 +1312,7 @@
         <w:pStyle w:val="Heading2"/>
       </w:pPr>
       <w:r>
-        <w:t>Slope percentage (%)</w:t>
+        <w:t>AWS Terrarium DEM tiles</w:t>
       </w:r>
     </w:p>
     <w:p>
@@ -1269,7 +1323,7 @@
         <w:t xml:space="preserve">Definition (plain English): </w:t>
       </w:r>
       <w:r>
-        <w:t>Terrain grade expressed as vertical rise divided by horizontal run, times 100.</w:t>
+        <w:t>PNG-encoded elevation tiles served from elevation-tiles-prod S3 bucket, decoded to floating-point metres.</w:t>
       </w:r>
     </w:p>
     <w:p>
@@ -1280,7 +1334,7 @@
         <w:t xml:space="preserve">Formal engineering definition: </w:t>
       </w:r>
       <w:r>
-        <w:t>s (%) = 100 × |Δz|/L for a distance L, or from DEM partial derivatives as 100×√((dz/dx)²+(dz/dy)²) when dx=dy=grid spacing.</w:t>
+        <w:t>Web-map terrain tile scheme where RGB channels encode elevation relative to a −32768 m offset per Mapzen Terrarium specification.</w:t>
       </w:r>
     </w:p>
     <w:p>
@@ -1291,7 +1345,7 @@
         <w:t xml:space="preserve">Why it matters in utility-scale solar: </w:t>
       </w:r>
       <w:r>
-        <w:t>Universal civil metric for grading, drainage, and equipment clearance feasibility.</w:t>
+        <w:t>Enables direct GLO-30 mosaic assembly without OpenTopoData point queries for full bounding boxes.</w:t>
       </w:r>
     </w:p>
     <w:p>
@@ -1302,7 +1356,7 @@
         <w:t xml:space="preserve">How PVMath calculates or derives it: </w:t>
       </w:r>
       <w:r>
-        <w:t>Computed inside PVMath using industry-standard solar and terrain methods on Copernicus GLO-30, PVGIS, and disclosed loss assumptions. Proprietary weighting, thresholds, and implementation constants are not published in this edition. Use in-app help and the Knowledge Centre at pvmath.com/guides for interpretation.</w:t>
+        <w:t>Computed inside PVMath using industry-standard solar and terrain methods on region-routed public DEM (EEA-10, USGS 3DEP, FABDEM, GLO-30 fallback), PVGIS, and disclosed loss assumptions. Proprietary weighting, thresholds, and implementation constants are not published in this edition. Use in-app help and the Knowledge Centre at pvmath.com/guides for interpretation.</w:t>
       </w:r>
     </w:p>
     <w:p>
@@ -1313,7 +1367,7 @@
         <w:t xml:space="preserve">Units: </w:t>
       </w:r>
       <w:r>
-        <w:t>Percent (%). Degrees rarely used in PVMath UI.</w:t>
+        <w:t>Metres elevation; tile size 256×256 px.</w:t>
       </w:r>
     </w:p>
     <w:p>
@@ -1324,7 +1378,7 @@
         <w:t xml:space="preserve">Typical industry ranges and interpretation: </w:t>
       </w:r>
       <w:r>
-        <w:t>Fixed tilt excellent ≤5%; tracker excellent ≤3% (PVMath thresholds).</w:t>
+        <w:t>Zoom 14 preferred; falls to 11 if tile budget exceeded.</w:t>
       </w:r>
     </w:p>
     <w:p>
@@ -1335,7 +1389,7 @@
         <w:t xml:space="preserve">Practical example: </w:t>
       </w:r>
       <w:r>
-        <w:t>7% slope ≈ 7 m rise per 100 m run — challenging for trackers per PVMath tiers.</w:t>
+        <w:t>Zoom 14 over 2 km × 2 km bbox ≈ handful of tiles; failed tiles filled with NaN but georef preserved.</w:t>
       </w:r>
     </w:p>
     <w:p>
@@ -1346,7 +1400,7 @@
         <w:t xml:space="preserve">Accuracy considerations and limitations: </w:t>
       </w:r>
       <w:r>
-        <w:t>Depends entirely on DEM vertical and horizontal resolution.</w:t>
+        <w:t>Corrupt tiles decode to ~−32768 and are rejected.</w:t>
       </w:r>
     </w:p>
     <w:p>
@@ -1357,7 +1411,7 @@
         <w:t xml:space="preserve">Common misconceptions: </w:t>
       </w:r>
       <w:r>
-        <w:t>Slope % in PVMath is ground slope, not module tilt angle.</w:t>
+        <w:t>Terrarium is not the same API as OpenTopoData REST — different access path, same underlying GLO-30 family.</w:t>
       </w:r>
     </w:p>
     <w:p>
@@ -1368,7 +1422,7 @@
         <w:t xml:space="preserve">References to standards and sources: </w:t>
       </w:r>
       <w:r>
-        <w:t>ASCE grading practice; PVMath FIXED_THRESHOLDS / TRACKER_THRESHOLDS.</w:t>
+        <w:t>Mapzen Terrarium format; AWS Terrain Tiles documentation.</w:t>
       </w:r>
     </w:p>
     <w:p>
@@ -1379,7 +1433,7 @@
         <w:t xml:space="preserve">Related PVMath metrics: </w:t>
       </w:r>
       <w:r>
-        <w:t>Cross-row slope; Fixed tilt thresholds; Tracker thresholds.</w:t>
+        <w:t>GLO-30; DEM zoom level.</w:t>
       </w:r>
     </w:p>
     <w:p/>
@@ -1388,7 +1442,7 @@
         <w:pStyle w:val="Heading2"/>
       </w:pPr>
       <w:r>
-        <w:t>Cross-row slope</w:t>
+        <w:t>Mean slope</w:t>
       </w:r>
     </w:p>
     <w:p>
@@ -1399,7 +1453,7 @@
         <w:t xml:space="preserve">Definition (plain English): </w:t>
       </w:r>
       <w:r>
-        <w:t>Absolute east–west grade component assuming tracker rows run north–south (standard US practice).</w:t>
+        <w:t>Average terrain gradient magnitude across all valid grid cells inside the analysis boundary.</w:t>
       </w:r>
     </w:p>
     <w:p>
@@ -1410,7 +1464,7 @@
         <w:t xml:space="preserve">Formal engineering definition: </w:t>
       </w:r>
       <w:r>
-        <w:t>For N–S row alignment: cross-row grade = 100×|∂z/∂x| (longitude/easting direction on grid), reported as mean, 95th percentile, and area fractions &gt;3% and &gt;6%.</w:t>
+        <w:t>Arithmetic mean of point-wise slope percentage s = 100×√((∂z/∂x)²+(∂z/∂y)²) over masked DEM cells, with optional Gaussian pre-filter (σ=1).</w:t>
       </w:r>
     </w:p>
     <w:p>
@@ -1421,7 +1475,7 @@
         <w:t xml:space="preserve">Why it matters in utility-scale solar: </w:t>
       </w:r>
       <w:r>
-        <w:t>Drives tracker ground clearance, torque tube deflection risk, and backtracking effectiveness — often more critical than mean magnitude slope.</w:t>
+        <w:t>Primary input to TerrainIQ engineering verdicts and SiteIQ terrain scoring when TerrainIQ-confirmed.</w:t>
       </w:r>
     </w:p>
     <w:p>
@@ -1432,7 +1486,7 @@
         <w:t xml:space="preserve">How PVMath calculates or derives it: </w:t>
       </w:r>
       <w:r>
-        <w:t>Computed inside PVMath using industry-standard solar and terrain methods on Copernicus GLO-30, PVGIS, and disclosed loss assumptions. Proprietary weighting, thresholds, and implementation constants are not published in this edition. Use in-app help and the Knowledge Centre at pvmath.com/guides for interpretation.</w:t>
+        <w:t>Computed inside PVMath using industry-standard solar and terrain methods on region-routed public DEM (EEA-10, USGS 3DEP, FABDEM, GLO-30 fallback), PVGIS, and disclosed loss assumptions. Proprietary weighting, thresholds, and implementation constants are not published in this edition. Use in-app help and the Knowledge Centre at pvmath.com/guides for interpretation.</w:t>
       </w:r>
     </w:p>
     <w:p>
@@ -1443,7 +1497,7 @@
         <w:t xml:space="preserve">Units: </w:t>
       </w:r>
       <w:r>
-        <w:t>Percent (%).</w:t>
+        <w:t>Percent (%) grade — rise/run × 100.</w:t>
       </w:r>
     </w:p>
     <w:p>
@@ -1454,7 +1508,7 @@
         <w:t xml:space="preserve">Typical industry ranges and interpretation: </w:t>
       </w:r>
       <w:r>
-        <w:t>Tracker excellent cross-row often ≤3%; &gt;6% area fraction triggers review.</w:t>
+        <w:t>Excellent fixed-tilt sites often &lt;5% mean; tracker sites target &lt;3% mean for Excellent tier.</w:t>
       </w:r>
     </w:p>
     <w:p>
@@ -1465,7 +1519,7 @@
         <w:t xml:space="preserve">Practical example: </w:t>
       </w:r>
       <w:r>
-        <w:t>Mean slope 2.5% but cross-row p95 5.8% → Mostly Excellent (Tracker) — Review Zones verdict.</w:t>
+        <w:t>Mean slope 2.8% → Excellent Terrain (Tracker) unless cross-row flags trigger Review Zones.</w:t>
       </w:r>
     </w:p>
     <w:p>
@@ -1476,7 +1530,7 @@
         <w:t xml:space="preserve">Accuracy considerations and limitations: </w:t>
       </w:r>
       <w:r>
-        <w:t>Assumes N–S rows; E–W row projects need manual reinterpretation.</w:t>
+        <w:t>Underestimates if DEM smooths sharp breaks; max slope captures peaks.</w:t>
       </w:r>
     </w:p>
     <w:p>
@@ -1487,7 +1541,7 @@
         <w:t xml:space="preserve">Common misconceptions: </w:t>
       </w:r>
       <w:r>
-        <w:t>Cross-row is not the same as maximum slope magnitude — it is directional.</w:t>
+        <w:t>Mean slope alone is insufficient for tracker clearance — cross-row metrics required.</w:t>
       </w:r>
     </w:p>
     <w:p>
@@ -1498,7 +1552,7 @@
         <w:t xml:space="preserve">References to standards and sources: </w:t>
       </w:r>
       <w:r>
-        <w:t>NREL tracker terrain guidance; pvmath_terrain_report.verdict_for_mount().</w:t>
+        <w:t>pvmath_terrain_report._verdict_from_mean(); IEC 61724 context for soiling vs terrain (separate modules).</w:t>
       </w:r>
     </w:p>
     <w:p>
@@ -1509,7 +1563,7 @@
         <w:t xml:space="preserve">Related PVMath metrics: </w:t>
       </w:r>
       <w:r>
-        <w:t>Along-row slope; pct_cross_over_6; Review Zones verdict.</w:t>
+        <w:t>Max slope; Cross-row slope; Engineering verdict; Terrain score.</w:t>
       </w:r>
     </w:p>
     <w:p/>
@@ -1518,7 +1572,7 @@
         <w:pStyle w:val="Heading2"/>
       </w:pPr>
       <w:r>
-        <w:t>Along-row slope</w:t>
+        <w:t>Maximum slope (point)</w:t>
       </w:r>
     </w:p>
     <w:p>
@@ -1529,7 +1583,7 @@
         <w:t xml:space="preserve">Definition (plain English): </w:t>
       </w:r>
       <w:r>
-        <w:t>Grade component parallel to assumed N–S tracker row direction (north–south on the grid).</w:t>
+        <w:t>Steepest single grid cell slope within the site boundary.</w:t>
       </w:r>
     </w:p>
     <w:p>
@@ -1540,7 +1594,7 @@
         <w:t xml:space="preserve">Formal engineering definition: </w:t>
       </w:r>
       <w:r>
-        <w:t>100×|∂z/∂y| from DEM gradient with row axis aligned to latitude direction on the local grid.</w:t>
+        <w:t>max(slope_pct) over valid analysis grid nodes.</w:t>
       </w:r>
     </w:p>
     <w:p>
@@ -1551,7 +1605,7 @@
         <w:t xml:space="preserve">Why it matters in utility-scale solar: </w:t>
       </w:r>
       <w:r>
-        <w:t>Affects drainage along rows, pile reveal variation, and motor drive loading — secondary to cross-row for clearance.</w:t>
+        <w:t>Identifies localized steep pockets that may require cut/fill or layout exclusion even when mean slope is low.</w:t>
       </w:r>
     </w:p>
     <w:p>
@@ -1562,7 +1616,7 @@
         <w:t xml:space="preserve">How PVMath calculates or derives it: </w:t>
       </w:r>
       <w:r>
-        <w:t>Computed inside PVMath using industry-standard solar and terrain methods on Copernicus GLO-30, PVGIS, and disclosed loss assumptions. Proprietary weighting, thresholds, and implementation constants are not published in this edition. Use in-app help and the Knowledge Centre at pvmath.com/guides for interpretation.</w:t>
+        <w:t>Computed inside PVMath using industry-standard solar and terrain methods on region-routed public DEM (EEA-10, USGS 3DEP, FABDEM, GLO-30 fallback), PVGIS, and disclosed loss assumptions. Proprietary weighting, thresholds, and implementation constants are not published in this edition. Use in-app help and the Knowledge Centre at pvmath.com/guides for interpretation.</w:t>
       </w:r>
     </w:p>
     <w:p>
@@ -1584,7 +1638,7 @@
         <w:t xml:space="preserve">Typical industry ranges and interpretation: </w:t>
       </w:r>
       <w:r>
-        <w:t>Often correlated with mean slope; no separate verdict tier in PVMath.</w:t>
+        <w:t>&gt;15% often flagged as steep constraint zones in terrain drivers.</w:t>
       </w:r>
     </w:p>
     <w:p>
@@ -1595,7 +1649,7 @@
         <w:t xml:space="preserve">Practical example: </w:t>
       </w:r>
       <w:r>
-        <w:t>Along-row mean 1.2%, cross-row mean 3.8% — tracker clearance driven by cross-row.</w:t>
+        <w:t>Mean 4%, max 18% — PDF notes max may be small sliver; LiDAR confirmation advised.</w:t>
       </w:r>
     </w:p>
     <w:p>
@@ -1606,7 +1660,7 @@
         <w:t xml:space="preserve">Accuracy considerations and limitations: </w:t>
       </w:r>
       <w:r>
-        <w:t>Direction assumption fixed to N–S rows.</w:t>
+        <w:t>Single-cell spikes may be DEM artifacts on 5 m resampled grid.</w:t>
       </w:r>
     </w:p>
     <w:p>
@@ -1617,7 +1671,7 @@
         <w:t xml:space="preserve">Common misconceptions: </w:t>
       </w:r>
       <w:r>
-        <w:t>Not reported in SiteIQ — TopoIQ/PDF only.</w:t>
+        <w:t>Max slope area fraction is reported separately via slope distribution bins, not only the point max.</w:t>
       </w:r>
     </w:p>
     <w:p>
@@ -1628,7 +1682,7 @@
         <w:t xml:space="preserve">References to standards and sources: </w:t>
       </w:r>
       <w:r>
-        <w:t>TopoIQ PDF Slope Direction table.</w:t>
+        <w:t>TerrainIQ PDF Terrain Metrics table.</w:t>
       </w:r>
     </w:p>
     <w:p>
@@ -1639,7 +1693,7 @@
         <w:t xml:space="preserve">Related PVMath metrics: </w:t>
       </w:r>
       <w:r>
-        <w:t>Cross-row slope; Dominant aspect.</w:t>
+        <w:t>Mean slope; Area &gt;10% slope; Slope distribution bins.</w:t>
       </w:r>
     </w:p>
     <w:p/>
@@ -1648,7 +1702,7 @@
         <w:pStyle w:val="Heading2"/>
       </w:pPr>
       <w:r>
-        <w:t>Cross-row 95th percentile</w:t>
+        <w:t>Slope percentage (%)</w:t>
       </w:r>
     </w:p>
     <w:p>
@@ -1659,7 +1713,7 @@
         <w:t xml:space="preserve">Definition (plain English): </w:t>
       </w:r>
       <w:r>
-        <w:t>The slope value exceeded by only 5% of grid cells in the cross-row direction — a tail-risk metric for tracker clearance.</w:t>
+        <w:t>Terrain grade expressed as vertical rise divided by horizontal run, times 100.</w:t>
       </w:r>
     </w:p>
     <w:p>
@@ -1670,7 +1724,7 @@
         <w:t xml:space="preserve">Formal engineering definition: </w:t>
       </w:r>
       <w:r>
-        <w:t>P95 of the cross-row slope population across valid boundary cells.</w:t>
+        <w:t>s (%) = 100 × |Δz|/L for a distance L, or from DEM partial derivatives as 100×√((dz/dx)²+(dz/dy)²) when dx=dy=grid spacing.</w:t>
       </w:r>
     </w:p>
     <w:p>
@@ -1681,7 +1735,7 @@
         <w:t xml:space="preserve">Why it matters in utility-scale solar: </w:t>
       </w:r>
       <w:r>
-        <w:t>Captures localized steep strips that mean cross-row slope hides — used to downgrade tracker verdict to Review Zones.</w:t>
+        <w:t>Universal civil metric for grading, drainage, and equipment clearance feasibility.</w:t>
       </w:r>
     </w:p>
     <w:p>
@@ -1692,7 +1746,7 @@
         <w:t xml:space="preserve">How PVMath calculates or derives it: </w:t>
       </w:r>
       <w:r>
-        <w:t>Computed inside PVMath using industry-standard solar and terrain methods on Copernicus GLO-30, PVGIS, and disclosed loss assumptions. Proprietary weighting, thresholds, and implementation constants are not published in this edition. Use in-app help and the Knowledge Centre at pvmath.com/guides for interpretation.</w:t>
+        <w:t>Computed inside PVMath using industry-standard solar and terrain methods on region-routed public DEM (EEA-10, USGS 3DEP, FABDEM, GLO-30 fallback), PVGIS, and disclosed loss assumptions. Proprietary weighting, thresholds, and implementation constants are not published in this edition. Use in-app help and the Knowledge Centre at pvmath.com/guides for interpretation.</w:t>
       </w:r>
     </w:p>
     <w:p>
@@ -1703,7 +1757,7 @@
         <w:t xml:space="preserve">Units: </w:t>
       </w:r>
       <w:r>
-        <w:t>Percent (%).</w:t>
+        <w:t>Percent (%). Degrees rarely used in PVMath UI.</w:t>
       </w:r>
     </w:p>
     <w:p>
@@ -1714,7 +1768,7 @@
         <w:t xml:space="preserve">Typical industry ranges and interpretation: </w:t>
       </w:r>
       <w:r>
-        <w:t>≤5% tracker-friendly; &gt;5% review recommended.</w:t>
+        <w:t>Fixed tilt excellent ≤5%; tracker excellent ≤3% (PVMath thresholds).</w:t>
       </w:r>
     </w:p>
     <w:p>
@@ -1725,7 +1779,7 @@
         <w:t xml:space="preserve">Practical example: </w:t>
       </w:r>
       <w:r>
-        <w:t>p95 = 6.2% → localized grading/clearance review before pile layout.</w:t>
+        <w:t>7% slope ≈ 7 m rise per 100 m run — challenging for trackers per PVMath tiers.</w:t>
       </w:r>
     </w:p>
     <w:p>
@@ -1736,7 +1790,7 @@
         <w:t xml:space="preserve">Accuracy considerations and limitations: </w:t>
       </w:r>
       <w:r>
-        <w:t>Sensitive to grid spacing — finer grids may raise p95.</w:t>
+        <w:t>Depends entirely on DEM vertical and horizontal resolution.</w:t>
       </w:r>
     </w:p>
     <w:p>
@@ -1747,7 +1801,7 @@
         <w:t xml:space="preserve">Common misconceptions: </w:t>
       </w:r>
       <w:r>
-        <w:t>Not the same as site-wide 95th percentile of total slope magnitude.</w:t>
+        <w:t>Slope % in PVMath is ground slope, not module tilt angle.</w:t>
       </w:r>
     </w:p>
     <w:p>
@@ -1758,7 +1812,7 @@
         <w:t xml:space="preserve">References to standards and sources: </w:t>
       </w:r>
       <w:r>
-        <w:t>pvmath_terrain_report.verdict_for_mount().</w:t>
+        <w:t>ASCE grading practice; PVMath FIXED_THRESHOLDS / TRACKER_THRESHOLDS.</w:t>
       </w:r>
     </w:p>
     <w:p>
@@ -1769,7 +1823,7 @@
         <w:t xml:space="preserve">Related PVMath metrics: </w:t>
       </w:r>
       <w:r>
-        <w:t>Cross-row slope; pct_cross_over_6; Mostly Excellent Review Zones.</w:t>
+        <w:t>Cross-row slope; Fixed tilt thresholds; Tracker thresholds.</w:t>
       </w:r>
     </w:p>
     <w:p/>
@@ -1778,7 +1832,7 @@
         <w:pStyle w:val="Heading2"/>
       </w:pPr>
       <w:r>
-        <w:t>Area fraction &gt;6% cross-row (pct_cross_over_6)</w:t>
+        <w:t>Cross-row slope</w:t>
       </w:r>
     </w:p>
     <w:p>
@@ -1789,7 +1843,7 @@
         <w:t xml:space="preserve">Definition (plain English): </w:t>
       </w:r>
       <w:r>
-        <w:t>Percentage of site area where cross-row slope exceeds 6%.</w:t>
+        <w:t>Absolute east–west grade component assuming tracker rows run north–south (standard US practice).</w:t>
       </w:r>
     </w:p>
     <w:p>
@@ -1800,7 +1854,7 @@
         <w:t xml:space="preserve">Formal engineering definition: </w:t>
       </w:r>
       <w:r>
-        <w:t>100 × count(cross &gt; 6) / count(valid cross-row samples).</w:t>
+        <w:t>For N–S row alignment: cross-row grade = 100×|∂z/∂x| (longitude/easting direction on grid), reported as mean, 95th percentile, and area fractions &gt;3% and &gt;6%.</w:t>
       </w:r>
     </w:p>
     <w:p>
@@ -1811,7 +1865,7 @@
         <w:t xml:space="preserve">Why it matters in utility-scale solar: </w:t>
       </w:r>
       <w:r>
-        <w:t>Quantifies extent of tracker-acceptable threshold exceedance — drives Review Zones logic.</w:t>
+        <w:t>Drives tracker ground clearance, torque tube deflection risk, and backtracking effectiveness — often more critical than mean magnitude slope.</w:t>
       </w:r>
     </w:p>
     <w:p>
@@ -1822,7 +1876,7 @@
         <w:t xml:space="preserve">How PVMath calculates or derives it: </w:t>
       </w:r>
       <w:r>
-        <w:t>Computed inside PVMath using industry-standard solar and terrain methods on Copernicus GLO-30, PVGIS, and disclosed loss assumptions. Proprietary weighting, thresholds, and implementation constants are not published in this edition. Use in-app help and the Knowledge Centre at pvmath.com/guides for interpretation.</w:t>
+        <w:t>Computed inside PVMath using industry-standard solar and terrain methods on region-routed public DEM (EEA-10, USGS 3DEP, FABDEM, GLO-30 fallback), PVGIS, and disclosed loss assumptions. Proprietary weighting, thresholds, and implementation constants are not published in this edition. Use in-app help and the Knowledge Centre at pvmath.com/guides for interpretation.</w:t>
       </w:r>
     </w:p>
     <w:p>
@@ -1833,7 +1887,7 @@
         <w:t xml:space="preserve">Units: </w:t>
       </w:r>
       <w:r>
-        <w:t>Percent of site area (%).</w:t>
+        <w:t>Percent (%).</w:t>
       </w:r>
     </w:p>
     <w:p>
@@ -1844,7 +1898,7 @@
         <w:t xml:space="preserve">Typical industry ranges and interpretation: </w:t>
       </w:r>
       <w:r>
-        <w:t>≤1% within limits; &gt;2% triggers review pathways.</w:t>
+        <w:t>Tracker excellent cross-row often ≤3%; &gt;6% area fraction triggers review.</w:t>
       </w:r>
     </w:p>
     <w:p>
@@ -1855,7 +1909,7 @@
         <w:t xml:space="preserve">Practical example: </w:t>
       </w:r>
       <w:r>
-        <w:t>1.8% area &gt;6% cross-row — within limits; 3.5% → Local grading zones driver.</w:t>
+        <w:t>Mean slope 2.5% but cross-row p95 5.8% → Mostly Excellent (Tracker) — Review Zones verdict.</w:t>
       </w:r>
     </w:p>
     <w:p>
@@ -1866,7 +1920,7 @@
         <w:t xml:space="preserve">Accuracy considerations and limitations: </w:t>
       </w:r>
       <w:r>
-        <w:t>Depends on boundary mask and grid spacing.</w:t>
+        <w:t>Assumes N–S rows; E–W row projects need manual reinterpretation.</w:t>
       </w:r>
     </w:p>
     <w:p>
@@ -1877,7 +1931,7 @@
         <w:t xml:space="preserve">Common misconceptions: </w:t>
       </w:r>
       <w:r>
-        <w:t>Uses cross-row component only, not total slope.</w:t>
+        <w:t>Cross-row is not the same as maximum slope magnitude — it is directional.</w:t>
       </w:r>
     </w:p>
     <w:p>
@@ -1888,7 +1942,7 @@
         <w:t xml:space="preserve">References to standards and sources: </w:t>
       </w:r>
       <w:r>
-        <w:t>build_terrain_drivers() in pvmath_terrain_report.py.</w:t>
+        <w:t>NREL tracker terrain guidance; pvmath_terrain_report.verdict_for_mount().</w:t>
       </w:r>
     </w:p>
     <w:p>
@@ -1899,7 +1953,7 @@
         <w:t xml:space="preserve">Related PVMath metrics: </w:t>
       </w:r>
       <w:r>
-        <w:t>Cross-row slope; Terrain drivers.</w:t>
+        <w:t>Along-row slope; pct_cross_over_6; Review Zones verdict.</w:t>
       </w:r>
     </w:p>
     <w:p/>
@@ -1908,7 +1962,7 @@
         <w:pStyle w:val="Heading2"/>
       </w:pPr>
       <w:r>
-        <w:t>Dominant aspect</w:t>
+        <w:t>Along-row slope</w:t>
       </w:r>
     </w:p>
     <w:p>
@@ -1919,7 +1973,7 @@
         <w:t xml:space="preserve">Definition (plain English): </w:t>
       </w:r>
       <w:r>
-        <w:t>Compass direction of steepest descent, summarized as median aspect over the site.</w:t>
+        <w:t>Grade component parallel to assumed N–S tracker row direction (north–south on the grid).</w:t>
       </w:r>
     </w:p>
     <w:p>
@@ -1930,7 +1984,7 @@
         <w:t xml:space="preserve">Formal engineering definition: </w:t>
       </w:r>
       <w:r>
-        <w:t>Aspect θ = atan2(∂z/∂y, ∂z/∂x) converted to 0–360° and binned to 8 compass sectors (N, NE, E, …).</w:t>
+        <w:t>100×|∂z/∂y| from DEM gradient with row axis aligned to latitude direction on the local grid.</w:t>
       </w:r>
     </w:p>
     <w:p>
@@ -1941,7 +1995,7 @@
         <w:t xml:space="preserve">Why it matters in utility-scale solar: </w:t>
       </w:r>
       <w:r>
-        <w:t>Informs drainage patterns, row orientation trade-offs, and snow/soiling asymmetry screening.</w:t>
+        <w:t>Affects drainage along rows, pile reveal variation, and motor drive loading — secondary to cross-row for clearance.</w:t>
       </w:r>
     </w:p>
     <w:p>
@@ -1952,7 +2006,7 @@
         <w:t xml:space="preserve">How PVMath calculates or derives it: </w:t>
       </w:r>
       <w:r>
-        <w:t>Computed inside PVMath using industry-standard solar and terrain methods on Copernicus GLO-30, PVGIS, and disclosed loss assumptions. Proprietary weighting, thresholds, and implementation constants are not published in this edition. Use in-app help and the Knowledge Centre at pvmath.com/guides for interpretation.</w:t>
+        <w:t>Computed inside PVMath using industry-standard solar and terrain methods on region-routed public DEM (EEA-10, USGS 3DEP, FABDEM, GLO-30 fallback), PVGIS, and disclosed loss assumptions. Proprietary weighting, thresholds, and implementation constants are not published in this edition. Use in-app help and the Knowledge Centre at pvmath.com/guides for interpretation.</w:t>
       </w:r>
     </w:p>
     <w:p>
@@ -1963,7 +2017,7 @@
         <w:t xml:space="preserve">Units: </w:t>
       </w:r>
       <w:r>
-        <w:t>Compass octant (unitless label).</w:t>
+        <w:t>Percent (%).</w:t>
       </w:r>
     </w:p>
     <w:p>
@@ -1974,7 +2028,7 @@
         <w:t xml:space="preserve">Typical industry ranges and interpretation: </w:t>
       </w:r>
       <w:r>
-        <w:t>Informational only — no pass/fail in PVMath.</w:t>
+        <w:t>Often correlated with mean slope; no separate verdict tier in PVMath.</w:t>
       </w:r>
     </w:p>
     <w:p>
@@ -1985,7 +2039,7 @@
         <w:t xml:space="preserve">Practical example: </w:t>
       </w:r>
       <w:r>
-        <w:t>Dominant aspect SW — rows N–S cross E–W grade variations.</w:t>
+        <w:t>Along-row mean 1.2%, cross-row mean 3.8% — tracker clearance driven by cross-row.</w:t>
       </w:r>
     </w:p>
     <w:p>
@@ -1996,7 +2050,7 @@
         <w:t xml:space="preserve">Accuracy considerations and limitations: </w:t>
       </w:r>
       <w:r>
-        <w:t>Coarse on 30 m native DEM.</w:t>
+        <w:t>Direction assumption fixed to N–S rows.</w:t>
       </w:r>
     </w:p>
     <w:p>
@@ -2007,7 +2061,7 @@
         <w:t xml:space="preserve">Common misconceptions: </w:t>
       </w:r>
       <w:r>
-        <w:t>Not used in PVMath Score directly.</w:t>
+        <w:t>Not reported in SiteIQ — TerrainIQ/PDF only.</w:t>
       </w:r>
     </w:p>
     <w:p>
@@ -2018,7 +2072,7 @@
         <w:t xml:space="preserve">References to standards and sources: </w:t>
       </w:r>
       <w:r>
-        <w:t>Standard geomorphometry texts; TopoIQ PDF.</w:t>
+        <w:t>TerrainIQ PDF Slope Direction table.</w:t>
       </w:r>
     </w:p>
     <w:p>
@@ -2029,7 +2083,7 @@
         <w:t xml:space="preserve">Related PVMath metrics: </w:t>
       </w:r>
       <w:r>
-        <w:t>Cross-row slope; Along-row slope.</w:t>
+        <w:t>Cross-row slope; Dominant aspect.</w:t>
       </w:r>
     </w:p>
     <w:p/>
@@ -2038,7 +2092,7 @@
         <w:pStyle w:val="Heading2"/>
       </w:pPr>
       <w:r>
-        <w:t>Terrain Score (TopoIQ)</w:t>
+        <w:t>Cross-row 95th percentile</w:t>
       </w:r>
     </w:p>
     <w:p>
@@ -2049,7 +2103,7 @@
         <w:t xml:space="preserve">Definition (plain English): </w:t>
       </w:r>
       <w:r>
-        <w:t>A deterministic 0–100 index summarizing terrain constructability from mean slope, peaks, and cross-row grades.</w:t>
+        <w:t>The slope value exceeded by only 5% of grid cells in the cross-row direction — a tail-risk metric for tracker clearance.</w:t>
       </w:r>
     </w:p>
     <w:p>
@@ -2060,7 +2114,7 @@
         <w:t xml:space="preserve">Formal engineering definition: </w:t>
       </w:r>
       <w:r>
-        <w:t>Piecewise base score from mean slope breakpoints minus penalties for max slope and cross-row tail metrics, clamped [0,100].</w:t>
+        <w:t>P95 of the cross-row slope population across valid boundary cells.</w:t>
       </w:r>
     </w:p>
     <w:p>
@@ -2071,7 +2125,7 @@
         <w:t xml:space="preserve">Why it matters in utility-scale solar: </w:t>
       </w:r>
       <w:r>
-        <w:t>Single-number communication for executives alongside narrative verdicts.</w:t>
+        <w:t>Captures localized steep strips that mean cross-row slope hides — used to downgrade tracker verdict to Review Zones.</w:t>
       </w:r>
     </w:p>
     <w:p>
@@ -2082,7 +2136,7 @@
         <w:t xml:space="preserve">How PVMath calculates or derives it: </w:t>
       </w:r>
       <w:r>
-        <w:t>Computed inside PVMath using industry-standard solar and terrain methods on Copernicus GLO-30, PVGIS, and disclosed loss assumptions. Proprietary weighting, thresholds, and implementation constants are not published in this edition. Use in-app help and the Knowledge Centre at pvmath.com/guides for interpretation.</w:t>
+        <w:t>Computed inside PVMath using industry-standard solar and terrain methods on region-routed public DEM (EEA-10, USGS 3DEP, FABDEM, GLO-30 fallback), PVGIS, and disclosed loss assumptions. Proprietary weighting, thresholds, and implementation constants are not published in this edition. Use in-app help and the Knowledge Centre at pvmath.com/guides for interpretation.</w:t>
       </w:r>
     </w:p>
     <w:p>
@@ -2093,7 +2147,7 @@
         <w:t xml:space="preserve">Units: </w:t>
       </w:r>
       <w:r>
-        <w:t>Dimensionless score /100.</w:t>
+        <w:t>Percent (%).</w:t>
       </w:r>
     </w:p>
     <w:p>
@@ -2104,7 +2158,7 @@
         <w:t xml:space="preserve">Typical industry ranges and interpretation: </w:t>
       </w:r>
       <w:r>
-        <w:t>≥90 Excellent; 80–89 Very Good; 70–79 Good; 60–69 Acceptable; 45–59 Challenging; &lt;45 Critical.</w:t>
+        <w:t>≤5% tracker-friendly; &gt;5% review recommended.</w:t>
       </w:r>
     </w:p>
     <w:p>
@@ -2115,7 +2169,7 @@
         <w:t xml:space="preserve">Practical example: </w:t>
       </w:r>
       <w:r>
-        <w:t>Mean 4.2%, max 11%, cross_p95 4.1% → score ~84 (Very Good).</w:t>
+        <w:t>p95 = 6.2% → localized grading/clearance review before pile layout.</w:t>
       </w:r>
     </w:p>
     <w:p>
@@ -2126,7 +2180,7 @@
         <w:t xml:space="preserve">Accuracy considerations and limitations: </w:t>
       </w:r>
       <w:r>
-        <w:t>Screening index only — not a geotechnical rating.</w:t>
+        <w:t>Sensitive to grid spacing — finer grids may raise p95.</w:t>
       </w:r>
     </w:p>
     <w:p>
@@ -2137,7 +2191,7 @@
         <w:t xml:space="preserve">Common misconceptions: </w:t>
       </w:r>
       <w:r>
-        <w:t>Terrain Score (TopoIQ) ≠ terrain category score in SiteIQ PVMath Score — different formulas.</w:t>
+        <w:t>Not the same as site-wide 95th percentile of total slope magnitude.</w:t>
       </w:r>
     </w:p>
     <w:p>
@@ -2148,7 +2202,7 @@
         <w:t xml:space="preserve">References to standards and sources: </w:t>
       </w:r>
       <w:r>
-        <w:t>pvmath_terrain_report.calculate_terrain_score().</w:t>
+        <w:t>pvmath_terrain_report.verdict_for_mount().</w:t>
       </w:r>
     </w:p>
     <w:p>
@@ -2159,7 +2213,7 @@
         <w:t xml:space="preserve">Related PVMath metrics: </w:t>
       </w:r>
       <w:r>
-        <w:t>Engineering verdict; Terrain drivers; PVMath Score.</w:t>
+        <w:t>Cross-row slope; pct_cross_over_6; Mostly Excellent Review Zones.</w:t>
       </w:r>
     </w:p>
     <w:p/>
@@ -2168,7 +2222,7 @@
         <w:pStyle w:val="Heading2"/>
       </w:pPr>
       <w:r>
-        <w:t>Engineering verdict — Fixed Tilt</w:t>
+        <w:t>Area fraction &gt;6% cross-row (pct_cross_over_6)</w:t>
       </w:r>
     </w:p>
     <w:p>
@@ -2179,7 +2233,7 @@
         <w:t xml:space="preserve">Definition (plain English): </w:t>
       </w:r>
       <w:r>
-        <w:t>Qualitative terrain suitability label for fixed-tilt ground mount based on mean slope thresholds.</w:t>
+        <w:t>Percentage of site area where cross-row slope exceeds 6%.</w:t>
       </w:r>
     </w:p>
     <w:p>
@@ -2190,7 +2244,7 @@
         <w:t xml:space="preserve">Formal engineering definition: </w:t>
       </w:r>
       <w:r>
-        <w:t>Tier mapping: Excellent ≤5%; Good ≤10%; Moderate ≤15%; Challenging &gt;15% mean slope (%).</w:t>
+        <w:t>100 × count(cross &gt; 6) / count(valid cross-row samples).</w:t>
       </w:r>
     </w:p>
     <w:p>
@@ -2201,7 +2255,7 @@
         <w:t xml:space="preserve">Why it matters in utility-scale solar: </w:t>
       </w:r>
       <w:r>
-        <w:t>Aligns civil expectations with industry rule-of-thumb grading bands for fixed structures.</w:t>
+        <w:t>Quantifies extent of tracker-acceptable threshold exceedance — drives Review Zones logic.</w:t>
       </w:r>
     </w:p>
     <w:p>
@@ -2212,7 +2266,7 @@
         <w:t xml:space="preserve">How PVMath calculates or derives it: </w:t>
       </w:r>
       <w:r>
-        <w:t>Computed inside PVMath using industry-standard solar and terrain methods on Copernicus GLO-30, PVGIS, and disclosed loss assumptions. Proprietary weighting, thresholds, and implementation constants are not published in this edition. Use in-app help and the Knowledge Centre at pvmath.com/guides for interpretation.</w:t>
+        <w:t>Computed inside PVMath using industry-standard solar and terrain methods on region-routed public DEM (EEA-10, USGS 3DEP, FABDEM, GLO-30 fallback), PVGIS, and disclosed loss assumptions. Proprietary weighting, thresholds, and implementation constants are not published in this edition. Use in-app help and the Knowledge Centre at pvmath.com/guides for interpretation.</w:t>
       </w:r>
     </w:p>
     <w:p>
@@ -2223,7 +2277,7 @@
         <w:t xml:space="preserve">Units: </w:t>
       </w:r>
       <w:r>
-        <w:t>Categorical label + narrative detail string.</w:t>
+        <w:t>Percent of site area (%).</w:t>
       </w:r>
     </w:p>
     <w:p>
@@ -2234,7 +2288,7 @@
         <w:t xml:space="preserve">Typical industry ranges and interpretation: </w:t>
       </w:r>
       <w:r>
-        <w:t>See FIXED_THRESHOLDS table in PDF.</w:t>
+        <w:t>≤1% within limits; &gt;2% triggers review pathways.</w:t>
       </w:r>
     </w:p>
     <w:p>
@@ -2245,7 +2299,7 @@
         <w:t xml:space="preserve">Practical example: </w:t>
       </w:r>
       <w:r>
-        <w:t>Mean 8.3% → Good Terrain (Fixed Tilt) — acceptable with some earthworks.</w:t>
+        <w:t>1.8% area &gt;6% cross-row — within limits; 3.5% → Local grading zones driver.</w:t>
       </w:r>
     </w:p>
     <w:p>
@@ -2256,7 +2310,7 @@
         <w:t xml:space="preserve">Accuracy considerations and limitations: </w:t>
       </w:r>
       <w:r>
-        <w:t>Based on DEM mean slope — confirm with survey.</w:t>
+        <w:t>Depends on boundary mask and grid spacing.</w:t>
       </w:r>
     </w:p>
     <w:p>
@@ -2267,7 +2321,7 @@
         <w:t xml:space="preserve">Common misconceptions: </w:t>
       </w:r>
       <w:r>
-        <w:t>Does not account for rock, soils, or flood — slope only.</w:t>
+        <w:t>Uses cross-row component only, not total slope.</w:t>
       </w:r>
     </w:p>
     <w:p>
@@ -2278,7 +2332,7 @@
         <w:t xml:space="preserve">References to standards and sources: </w:t>
       </w:r>
       <w:r>
-        <w:t>PVMath FIXED_THRESHOLDS; industry EPC grading guides.</w:t>
+        <w:t>build_terrain_drivers() in pvmath_terrain_report.py.</w:t>
       </w:r>
     </w:p>
     <w:p>
@@ -2289,7 +2343,7 @@
         <w:t xml:space="preserve">Related PVMath metrics: </w:t>
       </w:r>
       <w:r>
-        <w:t>Engineering verdict — Tracker; Mean slope; Slope threshold reference table.</w:t>
+        <w:t>Cross-row slope; Terrain drivers.</w:t>
       </w:r>
     </w:p>
     <w:p/>
@@ -2298,7 +2352,7 @@
         <w:pStyle w:val="Heading2"/>
       </w:pPr>
       <w:r>
-        <w:t>Engineering verdict — Single-Axis Tracker</w:t>
+        <w:t>Dominant aspect</w:t>
       </w:r>
     </w:p>
     <w:p>
@@ -2309,7 +2363,7 @@
         <w:t xml:space="preserve">Definition (plain English): </w:t>
       </w:r>
       <w:r>
-        <w:t>Qualitative terrain suitability for single-axis trackers using stricter mean slope limits and cross-row modifiers.</w:t>
+        <w:t>Compass direction of steepest descent, summarized as median aspect over the site.</w:t>
       </w:r>
     </w:p>
     <w:p>
@@ -2320,7 +2374,7 @@
         <w:t xml:space="preserve">Formal engineering definition: </w:t>
       </w:r>
       <w:r>
-        <w:t>Excellent ≤3%; Good ≤6%; Moderate ≤10%; Challenging &gt;10% mean slope, with Review Zones overlay when cross-row p95&gt;5% or pct_cross_over_6&gt;2%.</w:t>
+        <w:t>Aspect θ = atan2(∂z/∂y, ∂z/∂x) converted to 0–360° and binned to 8 compass sectors (N, NE, E, …).</w:t>
       </w:r>
     </w:p>
     <w:p>
@@ -2331,7 +2385,7 @@
         <w:t xml:space="preserve">Why it matters in utility-scale solar: </w:t>
       </w:r>
       <w:r>
-        <w:t>Trackers tolerate less grade change along torque tube axis — early flag saves layout rework.</w:t>
+        <w:t>Informs drainage patterns, row orientation trade-offs, and snow/soiling asymmetry screening.</w:t>
       </w:r>
     </w:p>
     <w:p>
@@ -2342,7 +2396,7 @@
         <w:t xml:space="preserve">How PVMath calculates or derives it: </w:t>
       </w:r>
       <w:r>
-        <w:t>Computed inside PVMath using industry-standard solar and terrain methods on Copernicus GLO-30, PVGIS, and disclosed loss assumptions. Proprietary weighting, thresholds, and implementation constants are not published in this edition. Use in-app help and the Knowledge Centre at pvmath.com/guides for interpretation.</w:t>
+        <w:t>Computed inside PVMath using industry-standard solar and terrain methods on region-routed public DEM (EEA-10, USGS 3DEP, FABDEM, GLO-30 fallback), PVGIS, and disclosed loss assumptions. Proprietary weighting, thresholds, and implementation constants are not published in this edition. Use in-app help and the Knowledge Centre at pvmath.com/guides for interpretation.</w:t>
       </w:r>
     </w:p>
     <w:p>
@@ -2353,7 +2407,7 @@
         <w:t xml:space="preserve">Units: </w:t>
       </w:r>
       <w:r>
-        <w:t>Categorical.</w:t>
+        <w:t>Compass octant (unitless label).</w:t>
       </w:r>
     </w:p>
     <w:p>
@@ -2364,7 +2418,7 @@
         <w:t xml:space="preserve">Typical industry ranges and interpretation: </w:t>
       </w:r>
       <w:r>
-        <w:t>TRACKER_THRESHOLDS in PDF.</w:t>
+        <w:t>Informational only — no pass/fail in PVMath.</w:t>
       </w:r>
     </w:p>
     <w:p>
@@ -2375,7 +2429,7 @@
         <w:t xml:space="preserve">Practical example: </w:t>
       </w:r>
       <w:r>
-        <w:t>Mean 2.9%, cross_p95 5.5% → Mostly Excellent (Tracker) — Review Zones.</w:t>
+        <w:t>Dominant aspect SW — rows N–S cross E–W grade variations.</w:t>
       </w:r>
     </w:p>
     <w:p>
@@ -2386,7 +2440,7 @@
         <w:t xml:space="preserve">Accuracy considerations and limitations: </w:t>
       </w:r>
       <w:r>
-        <w:t>Assumes N–S rows and standard tracker clearance models not simulated in PVMath.</w:t>
+        <w:t>Coarse on 30 m native DEM.</w:t>
       </w:r>
     </w:p>
     <w:p>
@@ -2397,7 +2451,7 @@
         <w:t xml:space="preserve">Common misconceptions: </w:t>
       </w:r>
       <w:r>
-        <w:t>Excellent mean slope does not guarantee tracker Excellent if cross-row fails.</w:t>
+        <w:t>Not used in PVMath Score directly.</w:t>
       </w:r>
     </w:p>
     <w:p>
@@ -2408,7 +2462,7 @@
         <w:t xml:space="preserve">References to standards and sources: </w:t>
       </w:r>
       <w:r>
-        <w:t>TRACKER_THRESHOLDS; NREL tracker site screening literature.</w:t>
+        <w:t>Standard geomorphometry texts; TerrainIQ PDF.</w:t>
       </w:r>
     </w:p>
     <w:p>
@@ -2419,7 +2473,7 @@
         <w:t xml:space="preserve">Related PVMath metrics: </w:t>
       </w:r>
       <w:r>
-        <w:t>Cross-row 95th percentile; Review Zones; Terrain drivers.</w:t>
+        <w:t>Cross-row slope; Along-row slope.</w:t>
       </w:r>
     </w:p>
     <w:p/>
@@ -2428,7 +2482,7 @@
         <w:pStyle w:val="Heading2"/>
       </w:pPr>
       <w:r>
-        <w:t>Mostly Excellent (Tracker) — Review Zones</w:t>
+        <w:t>Terrain Score (TerrainIQ)</w:t>
       </w:r>
     </w:p>
     <w:p>
@@ -2439,7 +2493,7 @@
         <w:t xml:space="preserve">Definition (plain English): </w:t>
       </w:r>
       <w:r>
-        <w:t>A hybrid tracker verdict when mean slope is excellent but localized cross-row grades require clearance review.</w:t>
+        <w:t>A deterministic 0–100 index summarizing terrain constructability from mean slope, peaks, and cross-row grades.</w:t>
       </w:r>
     </w:p>
     <w:p>
@@ -2450,7 +2504,7 @@
         <w:t xml:space="preserve">Formal engineering definition: </w:t>
       </w:r>
       <w:r>
-        <w:t>Conditional verdict class triggered by cross_row_p95 &gt; 5.0 OR pct_cross_over_6 &gt; 2.0 while base label contains Excellent.</w:t>
+        <w:t>Piecewise base score from mean slope breakpoints minus penalties for max slope and cross-row tail metrics, clamped [0,100].</w:t>
       </w:r>
     </w:p>
     <w:p>
@@ -2461,7 +2515,7 @@
         <w:t xml:space="preserve">Why it matters in utility-scale solar: </w:t>
       </w:r>
       <w:r>
-        <w:t>Prevents false confidence on tracker sites with hidden E–W grade pockets.</w:t>
+        <w:t>Single-number communication for executives alongside narrative verdicts.</w:t>
       </w:r>
     </w:p>
     <w:p>
@@ -2472,7 +2526,7 @@
         <w:t xml:space="preserve">How PVMath calculates or derives it: </w:t>
       </w:r>
       <w:r>
-        <w:t>Computed inside PVMath using industry-standard solar and terrain methods on Copernicus GLO-30, PVGIS, and disclosed loss assumptions. Proprietary weighting, thresholds, and implementation constants are not published in this edition. Use in-app help and the Knowledge Centre at pvmath.com/guides for interpretation.</w:t>
+        <w:t>Computed inside PVMath using industry-standard solar and terrain methods on region-routed public DEM (EEA-10, USGS 3DEP, FABDEM, GLO-30 fallback), PVGIS, and disclosed loss assumptions. Proprietary weighting, thresholds, and implementation constants are not published in this edition. Use in-app help and the Knowledge Centre at pvmath.com/guides for interpretation.</w:t>
       </w:r>
     </w:p>
     <w:p>
@@ -2483,7 +2537,7 @@
         <w:t xml:space="preserve">Units: </w:t>
       </w:r>
       <w:r>
-        <w:t>Categorical.</w:t>
+        <w:t>Dimensionless score /100.</w:t>
       </w:r>
     </w:p>
     <w:p>
@@ -2494,7 +2548,7 @@
         <w:t xml:space="preserve">Typical industry ranges and interpretation: </w:t>
       </w:r>
       <w:r>
-        <w:t>Common on rolling terrain with low mean but moderate cross grades.</w:t>
+        <w:t>≥90 Excellent; 80–89 Very Good; 70–79 Good; 60–69 Acceptable; 45–59 Challenging; &lt;45 Critical.</w:t>
       </w:r>
     </w:p>
     <w:p>
@@ -2505,7 +2559,7 @@
         <w:t xml:space="preserve">Practical example: </w:t>
       </w:r>
       <w:r>
-        <w:t>Rolling pasture: mean 2.4%, 3.1% area &gt;6% cross-row → Review Zones.</w:t>
+        <w:t>Mean 4.2%, max 11%, cross_p95 4.1% → score ~84 (Very Good).</w:t>
       </w:r>
     </w:p>
     <w:p>
@@ -2516,7 +2570,7 @@
         <w:t xml:space="preserve">Accuracy considerations and limitations: </w:t>
       </w:r>
       <w:r>
-        <w:t>Screening flag only.</w:t>
+        <w:t>Screening index only — not a geotechnical rating.</w:t>
       </w:r>
     </w:p>
     <w:p>
@@ -2527,7 +2581,7 @@
         <w:t xml:space="preserve">Common misconceptions: </w:t>
       </w:r>
       <w:r>
-        <w:t>Not a failure — indicates localized engineering review.</w:t>
+        <w:t>Terrain Score (TerrainIQ) ≠ terrain category score in SiteIQ PVMath Score — different formulas.</w:t>
       </w:r>
     </w:p>
     <w:p>
@@ -2538,7 +2592,7 @@
         <w:t xml:space="preserve">References to standards and sources: </w:t>
       </w:r>
       <w:r>
-        <w:t>pvmath_terrain_report.verdict_for_mount().</w:t>
+        <w:t>pvmath_terrain_report.calculate_terrain_score().</w:t>
       </w:r>
     </w:p>
     <w:p>
@@ -2549,7 +2603,7 @@
         <w:t xml:space="preserve">Related PVMath metrics: </w:t>
       </w:r>
       <w:r>
-        <w:t>Cross-row slope; pct_cross_over_6.</w:t>
+        <w:t>Engineering verdict; Terrain drivers; PVMath Score.</w:t>
       </w:r>
     </w:p>
     <w:p/>
@@ -2558,7 +2612,7 @@
         <w:pStyle w:val="Heading2"/>
       </w:pPr>
       <w:r>
-        <w:t>Terrain Drivers</w:t>
+        <w:t>Engineering verdict — Fixed Tilt</w:t>
       </w:r>
     </w:p>
     <w:p>
@@ -2569,7 +2623,7 @@
         <w:t xml:space="preserve">Definition (plain English): </w:t>
       </w:r>
       <w:r>
-        <w:t>Structured list of terrain factors with impact labels (positive/warn/neutral) explaining the verdict.</w:t>
+        <w:t>Qualitative terrain suitability label for fixed-tilt ground mount based on mean slope thresholds.</w:t>
       </w:r>
     </w:p>
     <w:p>
@@ -2580,7 +2634,7 @@
         <w:t xml:space="preserve">Formal engineering definition: </w:t>
       </w:r>
       <w:r>
-        <w:t>Ordered tuples (driver_text, impact_text, kind) from build_terrain_drivers() including mean slope, area below 2.5%/5%, cross-row stats, and max slope.</w:t>
+        <w:t>Tier mapping: Excellent ≤5%; Good ≤10%; Moderate ≤15%; Challenging &gt;15% mean slope (%).</w:t>
       </w:r>
     </w:p>
     <w:p>
@@ -2591,7 +2645,7 @@
         <w:t xml:space="preserve">Why it matters in utility-scale solar: </w:t>
       </w:r>
       <w:r>
-        <w:t>Translates DEM statistics into civil-engineering narrative for PDF and UI.</w:t>
+        <w:t>Aligns civil expectations with industry rule-of-thumb grading bands for fixed structures.</w:t>
       </w:r>
     </w:p>
     <w:p>
@@ -2602,7 +2656,7 @@
         <w:t xml:space="preserve">How PVMath calculates or derives it: </w:t>
       </w:r>
       <w:r>
-        <w:t>Computed inside PVMath using industry-standard solar and terrain methods on Copernicus GLO-30, PVGIS, and disclosed loss assumptions. Proprietary weighting, thresholds, and implementation constants are not published in this edition. Use in-app help and the Knowledge Centre at pvmath.com/guides for interpretation.</w:t>
+        <w:t>Computed inside PVMath using industry-standard solar and terrain methods on region-routed public DEM (EEA-10, USGS 3DEP, FABDEM, GLO-30 fallback), PVGIS, and disclosed loss assumptions. Proprietary weighting, thresholds, and implementation constants are not published in this edition. Use in-app help and the Knowledge Centre at pvmath.com/guides for interpretation.</w:t>
       </w:r>
     </w:p>
     <w:p>
@@ -2613,7 +2667,7 @@
         <w:t xml:space="preserve">Units: </w:t>
       </w:r>
       <w:r>
-        <w:t>Text table in PDF.</w:t>
+        <w:t>Categorical label + narrative detail string.</w:t>
       </w:r>
     </w:p>
     <w:p>
@@ -2624,7 +2678,7 @@
         <w:t xml:space="preserve">Typical industry ranges and interpretation: </w:t>
       </w:r>
       <w:r>
-        <w:t>Impacts: Strong positive, Acceptable, Moderate constraint, Review required, etc.</w:t>
+        <w:t>See FIXED_THRESHOLDS table in PDF.</w:t>
       </w:r>
     </w:p>
     <w:p>
@@ -2635,7 +2689,7 @@
         <w:t xml:space="preserve">Practical example: </w:t>
       </w:r>
       <w:r>
-        <w:t>Driver: '95th percentile cross-row 5.8%' → Impact: Review required.</w:t>
+        <w:t>Mean 8.3% → Good Terrain (Fixed Tilt) — acceptable with some earthworks.</w:t>
       </w:r>
     </w:p>
     <w:p>
@@ -2646,7 +2700,7 @@
         <w:t xml:space="preserve">Accuracy considerations and limitations: </w:t>
       </w:r>
       <w:r>
-        <w:t>Rule-based narrative, not ML.</w:t>
+        <w:t>Based on DEM mean slope — confirm with survey.</w:t>
       </w:r>
     </w:p>
     <w:p>
@@ -2657,7 +2711,7 @@
         <w:t xml:space="preserve">Common misconceptions: </w:t>
       </w:r>
       <w:r>
-        <w:t>Drivers differ from SiteIQ suitability drivers — module-specific.</w:t>
+        <w:t>Does not account for rock, soils, or flood — slope only.</w:t>
       </w:r>
     </w:p>
     <w:p>
@@ -2668,7 +2722,7 @@
         <w:t xml:space="preserve">References to standards and sources: </w:t>
       </w:r>
       <w:r>
-        <w:t>TopoIQ PDF Terrain Drivers section.</w:t>
+        <w:t>PVMath FIXED_THRESHOLDS; industry EPC grading guides.</w:t>
       </w:r>
     </w:p>
     <w:p>
@@ -2679,7 +2733,7 @@
         <w:t xml:space="preserve">Related PVMath metrics: </w:t>
       </w:r>
       <w:r>
-        <w:t>Terrain Score; Why this verdict bullets.</w:t>
+        <w:t>Engineering verdict — Tracker; Mean slope; Slope threshold reference table.</w:t>
       </w:r>
     </w:p>
     <w:p/>
@@ -2688,7 +2742,7 @@
         <w:pStyle w:val="Heading2"/>
       </w:pPr>
       <w:r>
-        <w:t>Slope distribution bins</w:t>
+        <w:t>Engineering verdict — Single-Axis Tracker</w:t>
       </w:r>
     </w:p>
     <w:p>
@@ -2699,7 +2753,7 @@
         <w:t xml:space="preserve">Definition (plain English): </w:t>
       </w:r>
       <w:r>
-        <w:t>Histogram of site area by slope range: 0–2.5%, 2.5–5%, 5–7.5%, 7.5–10%, &gt;10%.</w:t>
+        <w:t>Qualitative terrain suitability for single-axis trackers using stricter mean slope limits and cross-row modifiers.</w:t>
       </w:r>
     </w:p>
     <w:p>
@@ -2710,7 +2764,7 @@
         <w:t xml:space="preserve">Formal engineering definition: </w:t>
       </w:r>
       <w:r>
-        <w:t>Percentage of valid grid cells in each half-open slope interval.</w:t>
+        <w:t>Excellent ≤3%; Good ≤6%; Moderate ≤10%; Challenging &gt;10% mean slope, with Review Zones overlay when cross-row p95&gt;5% or pct_cross_over_6&gt;2%.</w:t>
       </w:r>
     </w:p>
     <w:p>
@@ -2721,7 +2775,7 @@
         <w:t xml:space="preserve">Why it matters in utility-scale solar: </w:t>
       </w:r>
       <w:r>
-        <w:t>Shows whether steep terrain is widespread or isolated — complements mean/max.</w:t>
+        <w:t>Trackers tolerate less grade change along torque tube axis — early flag saves layout rework.</w:t>
       </w:r>
     </w:p>
     <w:p>
@@ -2732,7 +2786,7 @@
         <w:t xml:space="preserve">How PVMath calculates or derives it: </w:t>
       </w:r>
       <w:r>
-        <w:t>Computed inside PVMath using industry-standard solar and terrain methods on Copernicus GLO-30, PVGIS, and disclosed loss assumptions. Proprietary weighting, thresholds, and implementation constants are not published in this edition. Use in-app help and the Knowledge Centre at pvmath.com/guides for interpretation.</w:t>
+        <w:t>Computed inside PVMath using industry-standard solar and terrain methods on region-routed public DEM (EEA-10, USGS 3DEP, FABDEM, GLO-30 fallback), PVGIS, and disclosed loss assumptions. Proprietary weighting, thresholds, and implementation constants are not published in this edition. Use in-app help and the Knowledge Centre at pvmath.com/guides for interpretation.</w:t>
       </w:r>
     </w:p>
     <w:p>
@@ -2743,7 +2797,7 @@
         <w:t xml:space="preserve">Units: </w:t>
       </w:r>
       <w:r>
-        <w:t>Percent of site area per bin (%).</w:t>
+        <w:t>Categorical.</w:t>
       </w:r>
     </w:p>
     <w:p>
@@ -2754,7 +2808,7 @@
         <w:t xml:space="preserve">Typical industry ranges and interpretation: </w:t>
       </w:r>
       <w:r>
-        <w:t>&gt;70% below 5% often correlates with Strong positive drivers.</w:t>
+        <w:t>TRACKER_THRESHOLDS in PDF.</w:t>
       </w:r>
     </w:p>
     <w:p>
@@ -2765,7 +2819,7 @@
         <w:t xml:space="preserve">Practical example: </w:t>
       </w:r>
       <w:r>
-        <w:t>Bin &gt;10% = 2.3% — small steep fraction of 120 ha site ≈ 2.8 ha.</w:t>
+        <w:t>Mean 2.9%, cross_p95 5.5% → Mostly Excellent (Tracker) — Review Zones.</w:t>
       </w:r>
     </w:p>
     <w:p>
@@ -2776,7 +2830,7 @@
         <w:t xml:space="preserve">Accuracy considerations and limitations: </w:t>
       </w:r>
       <w:r>
-        <w:t>Cell-count based — not exactly equal to planimeter area on curved earth.</w:t>
+        <w:t>Assumes N–S rows and standard tracker clearance models not simulated in PVMath.</w:t>
       </w:r>
     </w:p>
     <w:p>
@@ -2787,7 +2841,7 @@
         <w:t xml:space="preserve">Common misconceptions: </w:t>
       </w:r>
       <w:r>
-        <w:t>Bins use total slope magnitude, not cross-row only.</w:t>
+        <w:t>Excellent mean slope does not guarantee tracker Excellent if cross-row fails.</w:t>
       </w:r>
     </w:p>
     <w:p>
@@ -2798,7 +2852,7 @@
         <w:t xml:space="preserve">References to standards and sources: </w:t>
       </w:r>
       <w:r>
-        <w:t>TopoIQ PDF Slope Distribution table.</w:t>
+        <w:t>TRACKER_THRESHOLDS; NREL tracker site screening literature.</w:t>
       </w:r>
     </w:p>
     <w:p>
@@ -2809,7 +2863,7 @@
         <w:t xml:space="preserve">Related PVMath metrics: </w:t>
       </w:r>
       <w:r>
-        <w:t>Mean slope; Area &gt;5% slope.</w:t>
+        <w:t>Cross-row 95th percentile; Review Zones; Terrain drivers.</w:t>
       </w:r>
     </w:p>
     <w:p/>
@@ -2818,7 +2872,7 @@
         <w:pStyle w:val="Heading2"/>
       </w:pPr>
       <w:r>
-        <w:t>Area &gt;5% slope / Area &gt;10% slope</w:t>
+        <w:t>Mostly Excellent (Tracker) — Review Zones</w:t>
       </w:r>
     </w:p>
     <w:p>
@@ -2829,7 +2883,7 @@
         <w:t xml:space="preserve">Definition (plain English): </w:t>
       </w:r>
       <w:r>
-        <w:t>Fraction of analysis grid cells exceeding 5% or 10% total slope magnitude.</w:t>
+        <w:t>A hybrid tracker verdict when mean slope is excellent but localized cross-row grades require clearance review.</w:t>
       </w:r>
     </w:p>
     <w:p>
@@ -2840,7 +2894,7 @@
         <w:t xml:space="preserve">Formal engineering definition: </w:t>
       </w:r>
       <w:r>
-        <w:t>pct_over5, pct_over10 = 100 × count(s&gt;threshold)/count(valid); ha_over5 = area_ha × pct_over5/100.</w:t>
+        <w:t>Conditional verdict class triggered by cross_row_p95 &gt; 5.0 OR pct_cross_over_6 &gt; 2.0 while base label contains Excellent.</w:t>
       </w:r>
     </w:p>
     <w:p>
@@ -2851,7 +2905,7 @@
         <w:t xml:space="preserve">Why it matters in utility-scale solar: </w:t>
       </w:r>
       <w:r>
-        <w:t>Quantifies earthworks extent for budgeting and layout exclusion screening.</w:t>
+        <w:t>Prevents false confidence on tracker sites with hidden E–W grade pockets.</w:t>
       </w:r>
     </w:p>
     <w:p>
@@ -2862,7 +2916,7 @@
         <w:t xml:space="preserve">How PVMath calculates or derives it: </w:t>
       </w:r>
       <w:r>
-        <w:t>Computed inside PVMath using industry-standard solar and terrain methods on Copernicus GLO-30, PVGIS, and disclosed loss assumptions. Proprietary weighting, thresholds, and implementation constants are not published in this edition. Use in-app help and the Knowledge Centre at pvmath.com/guides for interpretation.</w:t>
+        <w:t>Computed inside PVMath using industry-standard solar and terrain methods on region-routed public DEM (EEA-10, USGS 3DEP, FABDEM, GLO-30 fallback), PVGIS, and disclosed loss assumptions. Proprietary weighting, thresholds, and implementation constants are not published in this edition. Use in-app help and the Knowledge Centre at pvmath.com/guides for interpretation.</w:t>
       </w:r>
     </w:p>
     <w:p>
@@ -2873,7 +2927,7 @@
         <w:t xml:space="preserve">Units: </w:t>
       </w:r>
       <w:r>
-        <w:t>Percent (%) and hectares (ha) in PDF.</w:t>
+        <w:t>Categorical.</w:t>
       </w:r>
     </w:p>
     <w:p>
@@ -2884,7 +2938,7 @@
         <w:t xml:space="preserve">Typical industry ranges and interpretation: </w:t>
       </w:r>
       <w:r>
-        <w:t>Utility sites often target majority &lt;5% for fixed tilt.</w:t>
+        <w:t>Common on rolling terrain with low mean but moderate cross grades.</w:t>
       </w:r>
     </w:p>
     <w:p>
@@ -2895,7 +2949,7 @@
         <w:t xml:space="preserve">Practical example: </w:t>
       </w:r>
       <w:r>
-        <w:t>pct_over10 = 8%, ha_over10 = 9.6 ha on 120 ha site.</w:t>
+        <w:t>Rolling pasture: mean 2.4%, 3.1% area &gt;6% cross-row → Review Zones.</w:t>
       </w:r>
     </w:p>
     <w:p>
@@ -2906,7 +2960,7 @@
         <w:t xml:space="preserve">Accuracy considerations and limitations: </w:t>
       </w:r>
       <w:r>
-        <w:t>Grid-cell fraction approximates area.</w:t>
+        <w:t>Screening flag only.</w:t>
       </w:r>
     </w:p>
     <w:p>
@@ -2917,7 +2971,7 @@
         <w:t xml:space="preserve">Common misconceptions: </w:t>
       </w:r>
       <w:r>
-        <w:t>SiteIQ pin mode may not compute pct_over5/10 — boundary mode required.</w:t>
+        <w:t>Not a failure — indicates localized engineering review.</w:t>
       </w:r>
     </w:p>
     <w:p>
@@ -2928,7 +2982,7 @@
         <w:t xml:space="preserve">References to standards and sources: </w:t>
       </w:r>
       <w:r>
-        <w:t>build_report_context() ha_over5/ha_over10.</w:t>
+        <w:t>pvmath_terrain_report.verdict_for_mount().</w:t>
       </w:r>
     </w:p>
     <w:p>
@@ -2939,7 +2993,7 @@
         <w:t xml:space="preserve">Related PVMath metrics: </w:t>
       </w:r>
       <w:r>
-        <w:t>Slope distribution bins; Max slope.</w:t>
+        <w:t>Cross-row slope; pct_cross_over_6.</w:t>
       </w:r>
     </w:p>
     <w:p/>
@@ -2948,7 +3002,7 @@
         <w:pStyle w:val="Heading2"/>
       </w:pPr>
       <w:r>
-        <w:t>Elevation range (relief)</w:t>
+        <w:t>Terrain Drivers</w:t>
       </w:r>
     </w:p>
     <w:p>
@@ -2959,7 +3013,7 @@
         <w:t xml:space="preserve">Definition (plain English): </w:t>
       </w:r>
       <w:r>
-        <w:t>Difference between highest and lowest valid elevation in the analysis boundary.</w:t>
+        <w:t>Structured list of terrain factors with impact labels (positive/warn/neutral) explaining the verdict.</w:t>
       </w:r>
     </w:p>
     <w:p>
@@ -2970,7 +3024,7 @@
         <w:t xml:space="preserve">Formal engineering definition: </w:t>
       </w:r>
       <w:r>
-        <w:t>z_range = z_max − z_min from masked DEM grid (metres).</w:t>
+        <w:t>Ordered tuples (driver_text, impact_text, kind) from build_terrain_drivers() including mean slope, area below 2.5%/5%, cross-row stats, and max slope.</w:t>
       </w:r>
     </w:p>
     <w:p>
@@ -2981,7 +3035,7 @@
         <w:t xml:space="preserve">Why it matters in utility-scale solar: </w:t>
       </w:r>
       <w:r>
-        <w:t>High relief implies cut/fill balance and access road complexity even when mean slope is moderate.</w:t>
+        <w:t>Translates DEM statistics into civil-engineering narrative for PDF and UI.</w:t>
       </w:r>
     </w:p>
     <w:p>
@@ -2992,7 +3046,7 @@
         <w:t xml:space="preserve">How PVMath calculates or derives it: </w:t>
       </w:r>
       <w:r>
-        <w:t>Computed inside PVMath using industry-standard solar and terrain methods on Copernicus GLO-30, PVGIS, and disclosed loss assumptions. Proprietary weighting, thresholds, and implementation constants are not published in this edition. Use in-app help and the Knowledge Centre at pvmath.com/guides for interpretation.</w:t>
+        <w:t>Computed inside PVMath using industry-standard solar and terrain methods on region-routed public DEM (EEA-10, USGS 3DEP, FABDEM, GLO-30 fallback), PVGIS, and disclosed loss assumptions. Proprietary weighting, thresholds, and implementation constants are not published in this edition. Use in-app help and the Knowledge Centre at pvmath.com/guides for interpretation.</w:t>
       </w:r>
     </w:p>
     <w:p>
@@ -3003,7 +3057,7 @@
         <w:t xml:space="preserve">Units: </w:t>
       </w:r>
       <w:r>
-        <w:t>Metres (m).</w:t>
+        <w:t>Text table in PDF.</w:t>
       </w:r>
     </w:p>
     <w:p>
@@ -3014,7 +3068,7 @@
         <w:t xml:space="preserve">Typical industry ranges and interpretation: </w:t>
       </w:r>
       <w:r>
-        <w:t>&gt;30 m relief on 100 ha may warrant detailed grading study.</w:t>
+        <w:t>Impacts: Strong positive, Acceptable, Moderate constraint, Review required, etc.</w:t>
       </w:r>
     </w:p>
     <w:p>
@@ -3025,7 +3079,7 @@
         <w:t xml:space="preserve">Practical example: </w:t>
       </w:r>
       <w:r>
-        <w:t>z_min 412 m, z_max 438 m → range 26 m across site.</w:t>
+        <w:t>Driver: '95th percentile cross-row 5.8%' → Impact: Review required.</w:t>
       </w:r>
     </w:p>
     <w:p>
@@ -3036,7 +3090,7 @@
         <w:t xml:space="preserve">Accuracy considerations and limitations: </w:t>
       </w:r>
       <w:r>
-        <w:t>Limited by GLO-30 vertical RMSE.</w:t>
+        <w:t>Rule-based narrative, not ML.</w:t>
       </w:r>
     </w:p>
     <w:p>
@@ -3047,7 +3101,7 @@
         <w:t xml:space="preserve">Common misconceptions: </w:t>
       </w:r>
       <w:r>
-        <w:t>Range ≠ maximum slope — a plateau with one cliff can have high range and localized max slope.</w:t>
+        <w:t>Drivers differ from SiteIQ suitability drivers — module-specific.</w:t>
       </w:r>
     </w:p>
     <w:p>
@@ -3058,7 +3112,7 @@
         <w:t xml:space="preserve">References to standards and sources: </w:t>
       </w:r>
       <w:r>
-        <w:t>TopoIQ Terrain Metrics table.</w:t>
+        <w:t>TerrainIQ PDF Terrain Drivers section.</w:t>
       </w:r>
     </w:p>
     <w:p>
@@ -3069,7 +3123,7 @@
         <w:t xml:space="preserve">Related PVMath metrics: </w:t>
       </w:r>
       <w:r>
-        <w:t>Min/max elevation; GLO-30 RMSE.</w:t>
+        <w:t>Terrain Score; Why this verdict bullets.</w:t>
       </w:r>
     </w:p>
     <w:p/>
@@ -3078,7 +3132,7 @@
         <w:pStyle w:val="Heading2"/>
       </w:pPr>
       <w:r>
-        <w:t>DEM vertical accuracy (RMSE)</w:t>
+        <w:t>Slope distribution bins</w:t>
       </w:r>
     </w:p>
     <w:p>
@@ -3089,7 +3143,7 @@
         <w:t xml:space="preserve">Definition (plain English): </w:t>
       </w:r>
       <w:r>
-        <w:t>Expected root-mean-square error of satellite DEM elevations versus ground truth — PVMath cites ±1–3 m for screening.</w:t>
+        <w:t>Histogram of site area by slope range: 0–2.5%, 2.5–5%, 5–7.5%, 7.5–10%, &gt;10%.</w:t>
       </w:r>
     </w:p>
     <w:p>
@@ -3100,7 +3154,7 @@
         <w:t xml:space="preserve">Formal engineering definition: </w:t>
       </w:r>
       <w:r>
-        <w:t>RMSE in elevation (m) per product validation documents; GLO-30 global metrics vary by terrain and land cover.</w:t>
+        <w:t>Percentage of valid grid cells in each half-open slope interval.</w:t>
       </w:r>
     </w:p>
     <w:p>
@@ -3111,7 +3165,7 @@
         <w:t xml:space="preserve">Why it matters in utility-scale solar: </w:t>
       </w:r>
       <w:r>
-        <w:t>Sets expectations for cut/fill quantities and pile length estimates derived from DEM.</w:t>
+        <w:t>Shows whether steep terrain is widespread or isolated — complements mean/max.</w:t>
       </w:r>
     </w:p>
     <w:p>
@@ -3122,7 +3176,7 @@
         <w:t xml:space="preserve">How PVMath calculates or derives it: </w:t>
       </w:r>
       <w:r>
-        <w:t>Computed inside PVMath using industry-standard solar and terrain methods on Copernicus GLO-30, PVGIS, and disclosed loss assumptions. Proprietary weighting, thresholds, and implementation constants are not published in this edition. Use in-app help and the Knowledge Centre at pvmath.com/guides for interpretation.</w:t>
+        <w:t>Computed inside PVMath using industry-standard solar and terrain methods on region-routed public DEM (EEA-10, USGS 3DEP, FABDEM, GLO-30 fallback), PVGIS, and disclosed loss assumptions. Proprietary weighting, thresholds, and implementation constants are not published in this edition. Use in-app help and the Knowledge Centre at pvmath.com/guides for interpretation.</w:t>
       </w:r>
     </w:p>
     <w:p>
@@ -3133,7 +3187,7 @@
         <w:t xml:space="preserve">Units: </w:t>
       </w:r>
       <w:r>
-        <w:t>Metres (m).</w:t>
+        <w:t>Percent of site area per bin (%).</w:t>
       </w:r>
     </w:p>
     <w:p>
@@ -3144,7 +3198,7 @@
         <w:t xml:space="preserve">Typical industry ranges and interpretation: </w:t>
       </w:r>
       <w:r>
-        <w:t>GLO-30 global ~1–3 m RMSE commonly cited; LiDAR ~0.05–0.15 m.</w:t>
+        <w:t>&gt;70% below 5% often correlates with Strong positive drivers.</w:t>
       </w:r>
     </w:p>
     <w:p>
@@ -3155,7 +3209,7 @@
         <w:t xml:space="preserve">Practical example: </w:t>
       </w:r>
       <w:r>
-        <w:t>2 m RMSE on 25 m relief → ~8% relative uncertainty in range.</w:t>
+        <w:t>Bin &gt;10% = 2.3% — small steep fraction of 120 ha site ≈ 2.8 ha.</w:t>
       </w:r>
     </w:p>
     <w:p>
@@ -3166,7 +3220,7 @@
         <w:t xml:space="preserve">Accuracy considerations and limitations: </w:t>
       </w:r>
       <w:r>
-        <w:t>Not site-specific in PVMath.</w:t>
+        <w:t>Cell-count based — not exactly equal to planimeter area on curved earth.</w:t>
       </w:r>
     </w:p>
     <w:p>
@@ -3177,7 +3231,7 @@
         <w:t xml:space="preserve">Common misconceptions: </w:t>
       </w:r>
       <w:r>
-        <w:t>Horizontal accuracy is separate (~30 m posting for GLO-30).</w:t>
+        <w:t>Bins use total slope magnitude, not cross-row only.</w:t>
       </w:r>
     </w:p>
     <w:p>
@@ -3188,7 +3242,7 @@
         <w:t xml:space="preserve">References to standards and sources: </w:t>
       </w:r>
       <w:r>
-        <w:t>Copernicus DEM validation reports; USGS LiDAR base spec (for comparison).</w:t>
+        <w:t>TerrainIQ PDF Slope Distribution table.</w:t>
       </w:r>
     </w:p>
     <w:p>
@@ -3199,7 +3253,7 @@
         <w:t xml:space="preserve">Related PVMath metrics: </w:t>
       </w:r>
       <w:r>
-        <w:t>GLO-30; LiDAR survey recommendation.</w:t>
+        <w:t>Mean slope; Area &gt;5% slope.</w:t>
       </w:r>
     </w:p>
     <w:p/>
@@ -3208,7 +3262,7 @@
         <w:pStyle w:val="Heading2"/>
       </w:pPr>
       <w:r>
-        <w:t>TIN (Triangulated Irregular Network)</w:t>
+        <w:t>Area &gt;5% slope / Area &gt;10% slope</w:t>
       </w:r>
     </w:p>
     <w:p>
@@ -3219,7 +3273,7 @@
         <w:t xml:space="preserve">Definition (plain English): </w:t>
       </w:r>
       <w:r>
-        <w:t>A surface model formed by triangles connecting DEM grid points — used in LandXML export.</w:t>
+        <w:t>Fraction of analysis grid cells exceeding 5% or 10% total slope magnitude.</w:t>
       </w:r>
     </w:p>
     <w:p>
@@ -3230,7 +3284,7 @@
         <w:t xml:space="preserve">Formal engineering definition: </w:t>
       </w:r>
       <w:r>
-        <w:t>Piecewise-linear 2D triangulation over irregularly spaced nodes; PVMath builds two triangles per grid cell from rectilinear Z matrix.</w:t>
+        <w:t>pct_over5, pct_over10 = 100 × count(s&gt;threshold)/count(valid); ha_over5 = area_ha × pct_over5/100.</w:t>
       </w:r>
     </w:p>
     <w:p>
@@ -3241,7 +3295,7 @@
         <w:t xml:space="preserve">Why it matters in utility-scale solar: </w:t>
       </w:r>
       <w:r>
-        <w:t>Standard civil/survey interchange for existing-ground surface in CAD.</w:t>
+        <w:t>Quantifies earthworks extent for budgeting and layout exclusion screening.</w:t>
       </w:r>
     </w:p>
     <w:p>
@@ -3252,7 +3306,7 @@
         <w:t xml:space="preserve">How PVMath calculates or derives it: </w:t>
       </w:r>
       <w:r>
-        <w:t>Computed inside PVMath using industry-standard solar and terrain methods on Copernicus GLO-30, PVGIS, and disclosed loss assumptions. Proprietary weighting, thresholds, and implementation constants are not published in this edition. Use in-app help and the Knowledge Centre at pvmath.com/guides for interpretation.</w:t>
+        <w:t>Computed inside PVMath using industry-standard solar and terrain methods on region-routed public DEM (EEA-10, USGS 3DEP, FABDEM, GLO-30 fallback), PVGIS, and disclosed loss assumptions. Proprietary weighting, thresholds, and implementation constants are not published in this edition. Use in-app help and the Knowledge Centre at pvmath.com/guides for interpretation.</w:t>
       </w:r>
     </w:p>
     <w:p>
@@ -3263,7 +3317,7 @@
         <w:t xml:space="preserve">Units: </w:t>
       </w:r>
       <w:r>
-        <w:t>Nodes: UTM northing/easting/elevation; faces: 1-based point indices.</w:t>
+        <w:t>Percent (%) and hectares (ha) in PDF.</w:t>
       </w:r>
     </w:p>
     <w:p>
@@ -3274,7 +3328,7 @@
         <w:t xml:space="preserve">Typical industry ranges and interpretation: </w:t>
       </w:r>
       <w:r>
-        <w:t>TIN density follows output grid spacing.</w:t>
+        <w:t>Utility sites often target majority &lt;5% for fixed tilt.</w:t>
       </w:r>
     </w:p>
     <w:p>
@@ -3285,7 +3339,7 @@
         <w:t xml:space="preserve">Practical example: </w:t>
       </w:r>
       <w:r>
-        <w:t>5 m grid on 50 ha → tens of thousands of TIN faces in LandXML.</w:t>
+        <w:t>pct_over10 = 8%, ha_over10 = 9.6 ha on 120 ha site.</w:t>
       </w:r>
     </w:p>
     <w:p>
@@ -3296,7 +3350,7 @@
         <w:t xml:space="preserve">Accuracy considerations and limitations: </w:t>
       </w:r>
       <w:r>
-        <w:t>Seams possible between disconnected parcel blocks — noted in reference.json.</w:t>
+        <w:t>Grid-cell fraction approximates area.</w:t>
       </w:r>
     </w:p>
     <w:p>
@@ -3307,7 +3361,7 @@
         <w:t xml:space="preserve">Common misconceptions: </w:t>
       </w:r>
       <w:r>
-        <w:t>TIN is existing ground from DEM, not a finished graded pad design.</w:t>
+        <w:t>SiteIQ pin mode may not compute pct_over5/10 — boundary mode required.</w:t>
       </w:r>
     </w:p>
     <w:p>
@@ -3318,7 +3372,7 @@
         <w:t xml:space="preserve">References to standards and sources: </w:t>
       </w:r>
       <w:r>
-        <w:t>LandXML 1.2 schema; Autodesk Civil 3D TIN import.</w:t>
+        <w:t>build_report_context() ha_over5/ha_over10.</w:t>
       </w:r>
     </w:p>
     <w:p>
@@ -3329,7 +3383,7 @@
         <w:t xml:space="preserve">Related PVMath metrics: </w:t>
       </w:r>
       <w:r>
-        <w:t>LandXML; Output grid spacing; Parcel linework.</w:t>
+        <w:t>Slope distribution bins; Max slope.</w:t>
       </w:r>
     </w:p>
     <w:p/>
@@ -3338,7 +3392,7 @@
         <w:pStyle w:val="Heading2"/>
       </w:pPr>
       <w:r>
-        <w:t>Contour interval (minor / major)</w:t>
+        <w:t>Elevation range (relief)</w:t>
       </w:r>
     </w:p>
     <w:p>
@@ -3349,7 +3403,7 @@
         <w:t xml:space="preserve">Definition (plain English): </w:t>
       </w:r>
       <w:r>
-        <w:t>Vertical spacing between exported contour lines in DXF — default 0.5 m minor and 1.0 m major.</w:t>
+        <w:t>Difference between highest and lowest valid elevation in the analysis boundary.</w:t>
       </w:r>
     </w:p>
     <w:p>
@@ -3360,7 +3414,7 @@
         <w:t xml:space="preserve">Formal engineering definition: </w:t>
       </w:r>
       <w:r>
-        <w:t>Iso-elevation lines at regular Δz intervals; major every 1 m, minor every 0.5 m in metric projects (scaled for US Survey Feet in USA).</w:t>
+        <w:t>z_range = z_max − z_min from masked DEM grid (metres).</w:t>
       </w:r>
     </w:p>
     <w:p>
@@ -3371,7 +3425,7 @@
         <w:t xml:space="preserve">Why it matters in utility-scale solar: </w:t>
       </w:r>
       <w:r>
-        <w:t>Civil engineers use contours for grading design and volume estimates in CAD.</w:t>
+        <w:t>High relief implies cut/fill balance and access road complexity even when mean slope is moderate.</w:t>
       </w:r>
     </w:p>
     <w:p>
@@ -3382,7 +3436,7 @@
         <w:t xml:space="preserve">How PVMath calculates or derives it: </w:t>
       </w:r>
       <w:r>
-        <w:t>Computed inside PVMath using industry-standard solar and terrain methods on Copernicus GLO-30, PVGIS, and disclosed loss assumptions. Proprietary weighting, thresholds, and implementation constants are not published in this edition. Use in-app help and the Knowledge Centre at pvmath.com/guides for interpretation.</w:t>
+        <w:t>Computed inside PVMath using industry-standard solar and terrain methods on region-routed public DEM (EEA-10, USGS 3DEP, FABDEM, GLO-30 fallback), PVGIS, and disclosed loss assumptions. Proprietary weighting, thresholds, and implementation constants are not published in this edition. Use in-app help and the Knowledge Centre at pvmath.com/guides for interpretation.</w:t>
       </w:r>
     </w:p>
     <w:p>
@@ -3393,7 +3447,7 @@
         <w:t xml:space="preserve">Units: </w:t>
       </w:r>
       <w:r>
-        <w:t>Metres or US survey feet (vertical).</w:t>
+        <w:t>Metres (m).</w:t>
       </w:r>
     </w:p>
     <w:p>
@@ -3404,7 +3458,7 @@
         <w:t xml:space="preserve">Typical industry ranges and interpretation: </w:t>
       </w:r>
       <w:r>
-        <w:t>0.5/1.0 m defaults; user-adjustable in TopoIQ UI.</w:t>
+        <w:t>&gt;30 m relief on 100 ha may warrant detailed grading study.</w:t>
       </w:r>
     </w:p>
     <w:p>
@@ -3415,7 +3469,7 @@
         <w:t xml:space="preserve">Practical example: </w:t>
       </w:r>
       <w:r>
-        <w:t>Site relief 12 m → ~24 minor contours across range.</w:t>
+        <w:t>z_min 412 m, z_max 438 m → range 26 m across site.</w:t>
       </w:r>
     </w:p>
     <w:p>
@@ -3426,7 +3480,7 @@
         <w:t xml:space="preserve">Accuracy considerations and limitations: </w:t>
       </w:r>
       <w:r>
-        <w:t>Contour smoothing follows matplotlib algorithm on resampled DEM.</w:t>
+        <w:t>Limited by GLO-30 vertical RMSE.</w:t>
       </w:r>
     </w:p>
     <w:p>
@@ -3437,7 +3491,7 @@
         <w:t xml:space="preserve">Common misconceptions: </w:t>
       </w:r>
       <w:r>
-        <w:t>Contours are derived from DEM — not surveyed.</w:t>
+        <w:t>Range ≠ maximum slope — a plateau with one cliff can have high range and localized max slope.</w:t>
       </w:r>
     </w:p>
     <w:p>
@@ -3448,7 +3502,7 @@
         <w:t xml:space="preserve">References to standards and sources: </w:t>
       </w:r>
       <w:r>
-        <w:t>export_dxf_contours() in pvmath_topo_export.py.</w:t>
+        <w:t>TerrainIQ Terrain Metrics table.</w:t>
       </w:r>
     </w:p>
     <w:p>
@@ -3459,7 +3513,7 @@
         <w:t xml:space="preserve">Related PVMath metrics: </w:t>
       </w:r>
       <w:r>
-        <w:t>DXF export; CONTOUR_MINOR layer.</w:t>
+        <w:t>Min/max elevation; GLO-30 RMSE.</w:t>
       </w:r>
     </w:p>
     <w:p/>
@@ -3468,7 +3522,7 @@
         <w:pStyle w:val="Heading2"/>
       </w:pPr>
       <w:r>
-        <w:t>TopoIQ run cache (topoiq_run_cache)</w:t>
+        <w:t>DEM vertical accuracy (RMSE)</w:t>
       </w:r>
     </w:p>
     <w:p>
@@ -3479,7 +3533,7 @@
         <w:t xml:space="preserve">Definition (plain English): </w:t>
       </w:r>
       <w:r>
-        <w:t>Session-persisted summary of a TopoIQ parcels-mode analysis shared with SiteIQ for confirmed terrain metrics.</w:t>
+        <w:t>Expected root-mean-square error of satellite DEM elevations versus ground truth — PVMath cites ±1–3 m for screening.</w:t>
       </w:r>
     </w:p>
     <w:p>
@@ -3490,7 +3544,7 @@
         <w:t xml:space="preserve">Formal engineering definition: </w:t>
       </w:r>
       <w:r>
-        <w:t>JSON-compatible dict with boundary fingerprint, slopes, elevations, grid metadata, and timestamp — validated before SiteIQ reuse.</w:t>
+        <w:t>RMSE in elevation (m) per product validation documents; GLO-30 global metrics vary by terrain and land cover.</w:t>
       </w:r>
     </w:p>
     <w:p>
@@ -3501,7 +3555,7 @@
         <w:t xml:space="preserve">Why it matters in utility-scale solar: </w:t>
       </w:r>
       <w:r>
-        <w:t>Avoids re-querying coarse OpenTopoData when high-confidence GLO-30 grid already exists.</w:t>
+        <w:t>Sets expectations for cut/fill quantities and pile length estimates derived from DEM.</w:t>
       </w:r>
     </w:p>
     <w:p>
@@ -3512,7 +3566,7 @@
         <w:t xml:space="preserve">How PVMath calculates or derives it: </w:t>
       </w:r>
       <w:r>
-        <w:t>Computed inside PVMath using industry-standard solar and terrain methods on Copernicus GLO-30, PVGIS, and disclosed loss assumptions. Proprietary weighting, thresholds, and implementation constants are not published in this edition. Use in-app help and the Knowledge Centre at pvmath.com/guides for interpretation.</w:t>
+        <w:t>Computed inside PVMath using industry-standard solar and terrain methods on region-routed public DEM (EEA-10, USGS 3DEP, FABDEM, GLO-30 fallback), PVGIS, and disclosed loss assumptions. Proprietary weighting, thresholds, and implementation constants are not published in this edition. Use in-app help and the Knowledge Centre at pvmath.com/guides for interpretation.</w:t>
       </w:r>
     </w:p>
     <w:p>
@@ -3523,7 +3577,7 @@
         <w:t xml:space="preserve">Units: </w:t>
       </w:r>
       <w:r>
-        <w:t>Slopes in %; areas in ha; grid_m in m.</w:t>
+        <w:t>Metres (m).</w:t>
       </w:r>
     </w:p>
     <w:p>
@@ -3534,7 +3588,7 @@
         <w:t xml:space="preserve">Typical industry ranges and interpretation: </w:t>
       </w:r>
       <w:r>
-        <w:t>Invalidated when boundary edited in Project Setup.</w:t>
+        <w:t>GLO-30 global ~1–3 m RMSE commonly cited; LiDAR ~0.05–0.15 m.</w:t>
       </w:r>
     </w:p>
     <w:p>
@@ -3545,7 +3599,7 @@
         <w:t xml:space="preserve">Practical example: </w:t>
       </w:r>
       <w:r>
-        <w:t>After TopoIQ run, SiteIQ shows 'Terrain confirmed via TopoIQ' and uses mean_slope_pct.</w:t>
+        <w:t>2 m RMSE on 25 m relief → ~8% relative uncertainty in range.</w:t>
       </w:r>
     </w:p>
     <w:p>
@@ -3556,7 +3610,7 @@
         <w:t xml:space="preserve">Accuracy considerations and limitations: </w:t>
       </w:r>
       <w:r>
-        <w:t>Only as good as originating TopoIQ run parameters.</w:t>
+        <w:t>Not site-specific in PVMath.</w:t>
       </w:r>
     </w:p>
     <w:p>
@@ -3567,7 +3621,7 @@
         <w:t xml:space="preserve">Common misconceptions: </w:t>
       </w:r>
       <w:r>
-        <w:t>Drawn custom polygon mode cache may not validate for SiteIQ parcels linkage.</w:t>
+        <w:t>Horizontal accuracy is separate (~30 m posting for GLO-30).</w:t>
       </w:r>
     </w:p>
     <w:p>
@@ -3578,7 +3632,7 @@
         <w:t xml:space="preserve">References to standards and sources: </w:t>
       </w:r>
       <w:r>
-        <w:t>pvmath_topo_cache.py.</w:t>
+        <w:t>Copernicus DEM validation reports; USGS LiDAR base spec (for comparison).</w:t>
       </w:r>
     </w:p>
     <w:p>
@@ -3589,7 +3643,7 @@
         <w:t xml:space="preserve">Related PVMath metrics: </w:t>
       </w:r>
       <w:r>
-        <w:t>Boundary fingerprint; TopoIQ-confirmed terrain.</w:t>
+        <w:t>GLO-30; LiDAR survey recommendation.</w:t>
       </w:r>
     </w:p>
     <w:p/>
@@ -3598,7 +3652,7 @@
         <w:pStyle w:val="Heading2"/>
       </w:pPr>
       <w:r>
-        <w:t>Boundary fingerprint</w:t>
+        <w:t>TIN (Triangulated Irregular Network)</w:t>
       </w:r>
     </w:p>
     <w:p>
@@ -3609,7 +3663,7 @@
         <w:t xml:space="preserve">Definition (plain English): </w:t>
       </w:r>
       <w:r>
-        <w:t>Short SHA256 hash of enabled parcel coordinates used to detect boundary changes.</w:t>
+        <w:t>A surface model formed by triangles connecting DEM grid points — used in LandXML export.</w:t>
       </w:r>
     </w:p>
     <w:p>
@@ -3620,7 +3674,7 @@
         <w:t xml:space="preserve">Formal engineering definition: </w:t>
       </w:r>
       <w:r>
-        <w:t>hashlib.sha256(JSON(sorted rings rounded to 6 decimals))[:16].</w:t>
+        <w:t>Piecewise-linear 2D triangulation over irregularly spaced nodes; PVMath builds two triangles per grid cell from rectilinear Z matrix.</w:t>
       </w:r>
     </w:p>
     <w:p>
@@ -3631,7 +3685,7 @@
         <w:t xml:space="preserve">Why it matters in utility-scale solar: </w:t>
       </w:r>
       <w:r>
-        <w:t>Prevents stale terrain cache applying to edited site boundaries.</w:t>
+        <w:t>Standard civil/survey interchange for existing-ground surface in CAD.</w:t>
       </w:r>
     </w:p>
     <w:p>
@@ -3642,7 +3696,7 @@
         <w:t xml:space="preserve">How PVMath calculates or derives it: </w:t>
       </w:r>
       <w:r>
-        <w:t>Computed inside PVMath using industry-standard solar and terrain methods on Copernicus GLO-30, PVGIS, and disclosed loss assumptions. Proprietary weighting, thresholds, and implementation constants are not published in this edition. Use in-app help and the Knowledge Centre at pvmath.com/guides for interpretation.</w:t>
+        <w:t>Computed inside PVMath using industry-standard solar and terrain methods on region-routed public DEM (EEA-10, USGS 3DEP, FABDEM, GLO-30 fallback), PVGIS, and disclosed loss assumptions. Proprietary weighting, thresholds, and implementation constants are not published in this edition. Use in-app help and the Knowledge Centre at pvmath.com/guides for interpretation.</w:t>
       </w:r>
     </w:p>
     <w:p>
@@ -3653,7 +3707,7 @@
         <w:t xml:space="preserve">Units: </w:t>
       </w:r>
       <w:r>
-        <w:t>16-char hex string.</w:t>
+        <w:t>Nodes: UTM northing/easting/elevation; faces: 1-based point indices.</w:t>
       </w:r>
     </w:p>
     <w:p>
@@ -3664,7 +3718,7 @@
         <w:t xml:space="preserve">Typical industry ranges and interpretation: </w:t>
       </w:r>
       <w:r>
-        <w:t>Changes on any coordinate edit &gt;1e-6°.</w:t>
+        <w:t>TIN density follows output grid spacing.</w:t>
       </w:r>
     </w:p>
     <w:p>
@@ -3675,7 +3729,7 @@
         <w:t xml:space="preserve">Practical example: </w:t>
       </w:r>
       <w:r>
-        <w:t>User adds parcel → fingerprint changes → SiteIQ reverts to OpenTopoData until new TopoIQ run.</w:t>
+        <w:t>5 m grid on 50 ha → tens of thousands of TIN faces in LandXML.</w:t>
       </w:r>
     </w:p>
     <w:p>
@@ -3686,7 +3740,7 @@
         <w:t xml:space="preserve">Accuracy considerations and limitations: </w:t>
       </w:r>
       <w:r>
-        <w:t>Deterministic.</w:t>
+        <w:t>Seams possible between disconnected parcel blocks — noted in reference.json.</w:t>
       </w:r>
     </w:p>
     <w:p>
@@ -3697,7 +3751,7 @@
         <w:t xml:space="preserve">Common misconceptions: </w:t>
       </w:r>
       <w:r>
-        <w:t>Not a legal survey identifier.</w:t>
+        <w:t>TIN is existing ground from DEM, not a finished graded pad design.</w:t>
       </w:r>
     </w:p>
     <w:p>
@@ -3708,7 +3762,7 @@
         <w:t xml:space="preserve">References to standards and sources: </w:t>
       </w:r>
       <w:r>
-        <w:t>pvmath_topo_cache.boundary_fingerprint_from_boundaries().</w:t>
+        <w:t>LandXML 1.2 schema; Autodesk Civil 3D TIN import.</w:t>
       </w:r>
     </w:p>
     <w:p>
@@ -3719,7 +3773,7 @@
         <w:t xml:space="preserve">Related PVMath metrics: </w:t>
       </w:r>
       <w:r>
-        <w:t>TopoIQ run cache; Project parcels.</w:t>
+        <w:t>LandXML; Output grid spacing; Parcel linework.</w:t>
       </w:r>
     </w:p>
     <w:p/>
@@ -3728,7 +3782,7 @@
         <w:pStyle w:val="Heading2"/>
       </w:pPr>
       <w:r>
-        <w:t>LiDAR survey recommendation</w:t>
+        <w:t>Contour interval (minor / major)</w:t>
       </w:r>
     </w:p>
     <w:p>
@@ -3739,7 +3793,7 @@
         <w:t xml:space="preserve">Definition (plain English): </w:t>
       </w:r>
       <w:r>
-        <w:t>Standard PVMath disclaimer that field LiDAR or RTK survey is required before FEED and pile design.</w:t>
+        <w:t>Vertical spacing between exported contour lines in DXF — default 0.5 m minor and 1.0 m major.</w:t>
       </w:r>
     </w:p>
     <w:p>
@@ -3750,7 +3804,7 @@
         <w:t xml:space="preserve">Formal engineering definition: </w:t>
       </w:r>
       <w:r>
-        <w:t>Due-diligence step replacing satellite DEM with engineering-grade topographic survey per industry practice.</w:t>
+        <w:t>Iso-elevation lines at regular Δz intervals; major every 1 m, minor every 0.5 m in metric projects (scaled for US Survey Feet in USA).</w:t>
       </w:r>
     </w:p>
     <w:p>
@@ -3761,7 +3815,7 @@
         <w:t xml:space="preserve">Why it matters in utility-scale solar: </w:t>
       </w:r>
       <w:r>
-        <w:t>Bankable civil design cannot rely on 30 m DEM alone.</w:t>
+        <w:t>Civil engineers use contours for grading design and volume estimates in CAD.</w:t>
       </w:r>
     </w:p>
     <w:p>
@@ -3772,7 +3826,7 @@
         <w:t xml:space="preserve">How PVMath calculates or derives it: </w:t>
       </w:r>
       <w:r>
-        <w:t>Computed inside PVMath using industry-standard solar and terrain methods on Copernicus GLO-30, PVGIS, and disclosed loss assumptions. Proprietary weighting, thresholds, and implementation constants are not published in this edition. Use in-app help and the Knowledge Centre at pvmath.com/guides for interpretation.</w:t>
+        <w:t>Computed inside PVMath using industry-standard solar and terrain methods on region-routed public DEM (EEA-10, USGS 3DEP, FABDEM, GLO-30 fallback), PVGIS, and disclosed loss assumptions. Proprietary weighting, thresholds, and implementation constants are not published in this edition. Use in-app help and the Knowledge Centre at pvmath.com/guides for interpretation.</w:t>
       </w:r>
     </w:p>
     <w:p>
@@ -3783,7 +3837,7 @@
         <w:t xml:space="preserve">Units: </w:t>
       </w:r>
       <w:r>
-        <w:t>N/A.</w:t>
+        <w:t>Metres or US survey feet (vertical).</w:t>
       </w:r>
     </w:p>
     <w:p>
@@ -3794,7 +3848,7 @@
         <w:t xml:space="preserve">Typical industry ranges and interpretation: </w:t>
       </w:r>
       <w:r>
-        <w:t>LiDAR ordered after positive screening, before detailed design.</w:t>
+        <w:t>0.5/1.0 m defaults; user-adjustable in TerrainIQ UI.</w:t>
       </w:r>
     </w:p>
     <w:p>
@@ -3805,7 +3859,7 @@
         <w:t xml:space="preserve">Practical example: </w:t>
       </w:r>
       <w:r>
-        <w:t>TopoIQ Excellent verdict still lists LiDAR before pile design.</w:t>
+        <w:t>Site relief 12 m → ~24 minor contours across range.</w:t>
       </w:r>
     </w:p>
     <w:p>
@@ -3816,7 +3870,7 @@
         <w:t xml:space="preserve">Accuracy considerations and limitations: </w:t>
       </w:r>
       <w:r>
-        <w:t>N/A.</w:t>
+        <w:t>Contour smoothing follows matplotlib algorithm on resampled DEM.</w:t>
       </w:r>
     </w:p>
     <w:p>
@@ -3827,7 +3881,7 @@
         <w:t xml:space="preserve">Common misconceptions: </w:t>
       </w:r>
       <w:r>
-        <w:t>PVMath does not sell or process LiDAR — recommendation only.</w:t>
+        <w:t>Contours are derived from DEM — not surveyed.</w:t>
       </w:r>
     </w:p>
     <w:p>
@@ -3838,7 +3892,7 @@
         <w:t xml:space="preserve">References to standards and sources: </w:t>
       </w:r>
       <w:r>
-        <w:t>ASCE/SEIA best practices; PVMath PDF disclaimers.</w:t>
+        <w:t>export_dxf_contours() in pvmath_topo_export.py.</w:t>
       </w:r>
     </w:p>
     <w:p>
@@ -3849,7 +3903,7 @@
         <w:t xml:space="preserve">Related PVMath metrics: </w:t>
       </w:r>
       <w:r>
-        <w:t>GLO-30 RMSE; TopoIQ screening limitations.</w:t>
+        <w:t>DXF export; CONTOUR_MINOR layer.</w:t>
       </w:r>
     </w:p>
     <w:p/>
@@ -3858,6 +3912,396 @@
         <w:pStyle w:val="Heading2"/>
       </w:pPr>
       <w:r>
+        <w:t>TerrainIQ run cache (terrainiq_run_cache)</w:t>
+      </w:r>
+    </w:p>
+    <w:p>
+      <w:r>
+        <w:rPr>
+          <w:b/>
+        </w:rPr>
+        <w:t xml:space="preserve">Definition (plain English): </w:t>
+      </w:r>
+      <w:r>
+        <w:t>Session-persisted summary of a TerrainIQ parcels-mode analysis shared with SiteIQ for confirmed terrain metrics.</w:t>
+      </w:r>
+    </w:p>
+    <w:p>
+      <w:r>
+        <w:rPr>
+          <w:b/>
+        </w:rPr>
+        <w:t xml:space="preserve">Formal engineering definition: </w:t>
+      </w:r>
+      <w:r>
+        <w:t>JSON-compatible dict with boundary fingerprint, slopes, elevations, grid metadata, and timestamp — validated before SiteIQ reuse.</w:t>
+      </w:r>
+    </w:p>
+    <w:p>
+      <w:r>
+        <w:rPr>
+          <w:b/>
+        </w:rPr>
+        <w:t xml:space="preserve">Why it matters in utility-scale solar: </w:t>
+      </w:r>
+      <w:r>
+        <w:t>Avoids re-querying coarse OpenTopoData when high-confidence GLO-30 grid already exists.</w:t>
+      </w:r>
+    </w:p>
+    <w:p>
+      <w:r>
+        <w:rPr>
+          <w:b/>
+        </w:rPr>
+        <w:t xml:space="preserve">How PVMath calculates or derives it: </w:t>
+      </w:r>
+      <w:r>
+        <w:t>Computed inside PVMath using industry-standard solar and terrain methods on region-routed public DEM (EEA-10, USGS 3DEP, FABDEM, GLO-30 fallback), PVGIS, and disclosed loss assumptions. Proprietary weighting, thresholds, and implementation constants are not published in this edition. Use in-app help and the Knowledge Centre at pvmath.com/guides for interpretation.</w:t>
+      </w:r>
+    </w:p>
+    <w:p>
+      <w:r>
+        <w:rPr>
+          <w:b/>
+        </w:rPr>
+        <w:t xml:space="preserve">Units: </w:t>
+      </w:r>
+      <w:r>
+        <w:t>Slopes in %; areas in ha; grid_m in m.</w:t>
+      </w:r>
+    </w:p>
+    <w:p>
+      <w:r>
+        <w:rPr>
+          <w:b/>
+        </w:rPr>
+        <w:t xml:space="preserve">Typical industry ranges and interpretation: </w:t>
+      </w:r>
+      <w:r>
+        <w:t>Invalidated when boundary edited in Project Setup.</w:t>
+      </w:r>
+    </w:p>
+    <w:p>
+      <w:r>
+        <w:rPr>
+          <w:b/>
+        </w:rPr>
+        <w:t xml:space="preserve">Practical example: </w:t>
+      </w:r>
+      <w:r>
+        <w:t>After TerrainIQ run, SiteIQ shows 'Terrain confirmed via TerrainIQ' and uses mean_slope_pct.</w:t>
+      </w:r>
+    </w:p>
+    <w:p>
+      <w:r>
+        <w:rPr>
+          <w:b/>
+        </w:rPr>
+        <w:t xml:space="preserve">Accuracy considerations and limitations: </w:t>
+      </w:r>
+      <w:r>
+        <w:t>Only as good as originating TerrainIQ run parameters.</w:t>
+      </w:r>
+    </w:p>
+    <w:p>
+      <w:r>
+        <w:rPr>
+          <w:b/>
+        </w:rPr>
+        <w:t xml:space="preserve">Common misconceptions: </w:t>
+      </w:r>
+      <w:r>
+        <w:t>Drawn custom polygon mode cache may not validate for SiteIQ parcels linkage.</w:t>
+      </w:r>
+    </w:p>
+    <w:p>
+      <w:r>
+        <w:rPr>
+          <w:b/>
+        </w:rPr>
+        <w:t xml:space="preserve">References to standards and sources: </w:t>
+      </w:r>
+      <w:r>
+        <w:t>pvmath_topo_cache.py.</w:t>
+      </w:r>
+    </w:p>
+    <w:p>
+      <w:r>
+        <w:rPr>
+          <w:b/>
+        </w:rPr>
+        <w:t xml:space="preserve">Related PVMath metrics: </w:t>
+      </w:r>
+      <w:r>
+        <w:t>Boundary fingerprint; TerrainIQ-confirmed terrain.</w:t>
+      </w:r>
+    </w:p>
+    <w:p/>
+    <w:p>
+      <w:pPr>
+        <w:pStyle w:val="Heading2"/>
+      </w:pPr>
+      <w:r>
+        <w:t>Boundary fingerprint</w:t>
+      </w:r>
+    </w:p>
+    <w:p>
+      <w:r>
+        <w:rPr>
+          <w:b/>
+        </w:rPr>
+        <w:t xml:space="preserve">Definition (plain English): </w:t>
+      </w:r>
+      <w:r>
+        <w:t>Short SHA256 hash of enabled parcel coordinates used to detect boundary changes.</w:t>
+      </w:r>
+    </w:p>
+    <w:p>
+      <w:r>
+        <w:rPr>
+          <w:b/>
+        </w:rPr>
+        <w:t xml:space="preserve">Formal engineering definition: </w:t>
+      </w:r>
+      <w:r>
+        <w:t>hashlib.sha256(JSON(sorted rings rounded to 6 decimals))[:16].</w:t>
+      </w:r>
+    </w:p>
+    <w:p>
+      <w:r>
+        <w:rPr>
+          <w:b/>
+        </w:rPr>
+        <w:t xml:space="preserve">Why it matters in utility-scale solar: </w:t>
+      </w:r>
+      <w:r>
+        <w:t>Prevents stale terrain cache applying to edited site boundaries.</w:t>
+      </w:r>
+    </w:p>
+    <w:p>
+      <w:r>
+        <w:rPr>
+          <w:b/>
+        </w:rPr>
+        <w:t xml:space="preserve">How PVMath calculates or derives it: </w:t>
+      </w:r>
+      <w:r>
+        <w:t>Computed inside PVMath using industry-standard solar and terrain methods on region-routed public DEM (EEA-10, USGS 3DEP, FABDEM, GLO-30 fallback), PVGIS, and disclosed loss assumptions. Proprietary weighting, thresholds, and implementation constants are not published in this edition. Use in-app help and the Knowledge Centre at pvmath.com/guides for interpretation.</w:t>
+      </w:r>
+    </w:p>
+    <w:p>
+      <w:r>
+        <w:rPr>
+          <w:b/>
+        </w:rPr>
+        <w:t xml:space="preserve">Units: </w:t>
+      </w:r>
+      <w:r>
+        <w:t>16-char hex string.</w:t>
+      </w:r>
+    </w:p>
+    <w:p>
+      <w:r>
+        <w:rPr>
+          <w:b/>
+        </w:rPr>
+        <w:t xml:space="preserve">Typical industry ranges and interpretation: </w:t>
+      </w:r>
+      <w:r>
+        <w:t>Changes on any coordinate edit &gt;1e-6°.</w:t>
+      </w:r>
+    </w:p>
+    <w:p>
+      <w:r>
+        <w:rPr>
+          <w:b/>
+        </w:rPr>
+        <w:t xml:space="preserve">Practical example: </w:t>
+      </w:r>
+      <w:r>
+        <w:t>User adds parcel → fingerprint changes → SiteIQ reverts to OpenTopoData until new TerrainIQ run.</w:t>
+      </w:r>
+    </w:p>
+    <w:p>
+      <w:r>
+        <w:rPr>
+          <w:b/>
+        </w:rPr>
+        <w:t xml:space="preserve">Accuracy considerations and limitations: </w:t>
+      </w:r>
+      <w:r>
+        <w:t>Deterministic.</w:t>
+      </w:r>
+    </w:p>
+    <w:p>
+      <w:r>
+        <w:rPr>
+          <w:b/>
+        </w:rPr>
+        <w:t xml:space="preserve">Common misconceptions: </w:t>
+      </w:r>
+      <w:r>
+        <w:t>Not a legal survey identifier.</w:t>
+      </w:r>
+    </w:p>
+    <w:p>
+      <w:r>
+        <w:rPr>
+          <w:b/>
+        </w:rPr>
+        <w:t xml:space="preserve">References to standards and sources: </w:t>
+      </w:r>
+      <w:r>
+        <w:t>pvmath_topo_cache.boundary_fingerprint_from_boundaries().</w:t>
+      </w:r>
+    </w:p>
+    <w:p>
+      <w:r>
+        <w:rPr>
+          <w:b/>
+        </w:rPr>
+        <w:t xml:space="preserve">Related PVMath metrics: </w:t>
+      </w:r>
+      <w:r>
+        <w:t>TerrainIQ run cache; Project parcels.</w:t>
+      </w:r>
+    </w:p>
+    <w:p/>
+    <w:p>
+      <w:pPr>
+        <w:pStyle w:val="Heading2"/>
+      </w:pPr>
+      <w:r>
+        <w:t>LiDAR survey recommendation</w:t>
+      </w:r>
+    </w:p>
+    <w:p>
+      <w:r>
+        <w:rPr>
+          <w:b/>
+        </w:rPr>
+        <w:t xml:space="preserve">Definition (plain English): </w:t>
+      </w:r>
+      <w:r>
+        <w:t>Standard PVMath disclaimer that field LiDAR or RTK survey is required before FEED and pile design.</w:t>
+      </w:r>
+    </w:p>
+    <w:p>
+      <w:r>
+        <w:rPr>
+          <w:b/>
+        </w:rPr>
+        <w:t xml:space="preserve">Formal engineering definition: </w:t>
+      </w:r>
+      <w:r>
+        <w:t>Due-diligence step replacing satellite DEM with engineering-grade topographic survey per industry practice.</w:t>
+      </w:r>
+    </w:p>
+    <w:p>
+      <w:r>
+        <w:rPr>
+          <w:b/>
+        </w:rPr>
+        <w:t xml:space="preserve">Why it matters in utility-scale solar: </w:t>
+      </w:r>
+      <w:r>
+        <w:t>Bankable civil design cannot rely on 30 m DEM alone.</w:t>
+      </w:r>
+    </w:p>
+    <w:p>
+      <w:r>
+        <w:rPr>
+          <w:b/>
+        </w:rPr>
+        <w:t xml:space="preserve">How PVMath calculates or derives it: </w:t>
+      </w:r>
+      <w:r>
+        <w:t>Computed inside PVMath using industry-standard solar and terrain methods on region-routed public DEM (EEA-10, USGS 3DEP, FABDEM, GLO-30 fallback), PVGIS, and disclosed loss assumptions. Proprietary weighting, thresholds, and implementation constants are not published in this edition. Use in-app help and the Knowledge Centre at pvmath.com/guides for interpretation.</w:t>
+      </w:r>
+    </w:p>
+    <w:p>
+      <w:r>
+        <w:rPr>
+          <w:b/>
+        </w:rPr>
+        <w:t xml:space="preserve">Units: </w:t>
+      </w:r>
+      <w:r>
+        <w:t>N/A.</w:t>
+      </w:r>
+    </w:p>
+    <w:p>
+      <w:r>
+        <w:rPr>
+          <w:b/>
+        </w:rPr>
+        <w:t xml:space="preserve">Typical industry ranges and interpretation: </w:t>
+      </w:r>
+      <w:r>
+        <w:t>LiDAR ordered after positive screening, before detailed design.</w:t>
+      </w:r>
+    </w:p>
+    <w:p>
+      <w:r>
+        <w:rPr>
+          <w:b/>
+        </w:rPr>
+        <w:t xml:space="preserve">Practical example: </w:t>
+      </w:r>
+      <w:r>
+        <w:t>TerrainIQ Excellent verdict still lists LiDAR before pile design.</w:t>
+      </w:r>
+    </w:p>
+    <w:p>
+      <w:r>
+        <w:rPr>
+          <w:b/>
+        </w:rPr>
+        <w:t xml:space="preserve">Accuracy considerations and limitations: </w:t>
+      </w:r>
+      <w:r>
+        <w:t>N/A.</w:t>
+      </w:r>
+    </w:p>
+    <w:p>
+      <w:r>
+        <w:rPr>
+          <w:b/>
+        </w:rPr>
+        <w:t xml:space="preserve">Common misconceptions: </w:t>
+      </w:r>
+      <w:r>
+        <w:t>PVMath does not sell or process LiDAR — recommendation only.</w:t>
+      </w:r>
+    </w:p>
+    <w:p>
+      <w:r>
+        <w:rPr>
+          <w:b/>
+        </w:rPr>
+        <w:t xml:space="preserve">References to standards and sources: </w:t>
+      </w:r>
+      <w:r>
+        <w:t>ASCE/SEIA best practices; PVMath PDF disclaimers.</w:t>
+      </w:r>
+    </w:p>
+    <w:p>
+      <w:r>
+        <w:rPr>
+          <w:b/>
+        </w:rPr>
+        <w:t xml:space="preserve">Related PVMath metrics: </w:t>
+      </w:r>
+      <w:r>
+        <w:t>GLO-30 RMSE; TerrainIQ screening limitations.</w:t>
+      </w:r>
+    </w:p>
+    <w:p/>
+    <w:p>
+      <w:pPr>
+        <w:pStyle w:val="Heading2"/>
+      </w:pPr>
+      <w:r>
         <w:t>Gaussian smoothing (σ=1)</w:t>
       </w:r>
     </w:p>
@@ -3902,7 +4346,7 @@
         <w:t xml:space="preserve">How PVMath calculates or derives it: </w:t>
       </w:r>
       <w:r>
-        <w:t>Computed inside PVMath using industry-standard solar and terrain methods on Copernicus GLO-30, PVGIS, and disclosed loss assumptions. Proprietary weighting, thresholds, and implementation constants are not published in this edition. Use in-app help and the Knowledge Centre at pvmath.com/guides for interpretation.</w:t>
+        <w:t>Computed inside PVMath using industry-standard solar and terrain methods on region-routed public DEM (EEA-10, USGS 3DEP, FABDEM, GLO-30 fallback), PVGIS, and disclosed loss assumptions. Proprietary weighting, thresholds, and implementation constants are not published in this edition. Use in-app help and the Knowledge Centre at pvmath.com/guides for interpretation.</w:t>
       </w:r>
     </w:p>
     <w:p>
@@ -3998,7 +4442,7 @@
     </w:p>
     <w:p>
       <w:r>
-        <w:t>SiteIQ combines PVGIS solar resource, OpenTopoData terrain (or TopoIQ-confirmed GLO-30), elevation-based flood heuristics, and country-aware regulatory flags into a weighted PVMath Score and overall verdict.</w:t>
+        <w:t>SiteIQ combines PVGIS solar resource, OpenTopoData terrain (or TerrainIQ-confirmed regional DEM), GIS buildable-area analysis, elevation-based flood heuristics, and country-aware regulatory flags into a weighted PVMath Score and overall verdict.</w:t>
       </w:r>
     </w:p>
     <w:p>
@@ -4050,7 +4494,7 @@
         <w:t xml:space="preserve">How PVMath calculates or derives it: </w:t>
       </w:r>
       <w:r>
-        <w:t>Computed inside PVMath using industry-standard solar and terrain methods on Copernicus GLO-30, PVGIS, and disclosed loss assumptions. Proprietary weighting, thresholds, and implementation constants are not published in this edition. Use in-app help and the Knowledge Centre at pvmath.com/guides for interpretation.</w:t>
+        <w:t>Computed inside PVMath using industry-standard solar and terrain methods on region-routed public DEM (EEA-10, USGS 3DEP, FABDEM, GLO-30 fallback), PVGIS, and disclosed loss assumptions. Proprietary weighting, thresholds, and implementation constants are not published in this edition. Use in-app help and the Knowledge Centre at pvmath.com/guides for interpretation.</w:t>
       </w:r>
     </w:p>
     <w:p>
@@ -4180,7 +4624,7 @@
         <w:t xml:space="preserve">How PVMath calculates or derives it: </w:t>
       </w:r>
       <w:r>
-        <w:t>Computed inside PVMath using industry-standard solar and terrain methods on Copernicus GLO-30, PVGIS, and disclosed loss assumptions. Proprietary weighting, thresholds, and implementation constants are not published in this edition. Use in-app help and the Knowledge Centre at pvmath.com/guides for interpretation.</w:t>
+        <w:t>Computed inside PVMath using industry-standard solar and terrain methods on region-routed public DEM (EEA-10, USGS 3DEP, FABDEM, GLO-30 fallback), PVGIS, and disclosed loss assumptions. Proprietary weighting, thresholds, and implementation constants are not published in this edition. Use in-app help and the Knowledge Centre at pvmath.com/guides for interpretation.</w:t>
       </w:r>
     </w:p>
     <w:p>
@@ -4310,7 +4754,7 @@
         <w:t xml:space="preserve">How PVMath calculates or derives it: </w:t>
       </w:r>
       <w:r>
-        <w:t>Computed inside PVMath using industry-standard solar and terrain methods on Copernicus GLO-30, PVGIS, and disclosed loss assumptions. Proprietary weighting, thresholds, and implementation constants are not published in this edition. Use in-app help and the Knowledge Centre at pvmath.com/guides for interpretation.</w:t>
+        <w:t>Computed inside PVMath using industry-standard solar and terrain methods on region-routed public DEM (EEA-10, USGS 3DEP, FABDEM, GLO-30 fallback), PVGIS, and disclosed loss assumptions. Proprietary weighting, thresholds, and implementation constants are not published in this edition. Use in-app help and the Knowledge Centre at pvmath.com/guides for interpretation.</w:t>
       </w:r>
     </w:p>
     <w:p>
@@ -4440,7 +4884,7 @@
         <w:t xml:space="preserve">How PVMath calculates or derives it: </w:t>
       </w:r>
       <w:r>
-        <w:t>Computed inside PVMath using industry-standard solar and terrain methods on Copernicus GLO-30, PVGIS, and disclosed loss assumptions. Proprietary weighting, thresholds, and implementation constants are not published in this edition. Use in-app help and the Knowledge Centre at pvmath.com/guides for interpretation.</w:t>
+        <w:t>Computed inside PVMath using industry-standard solar and terrain methods on region-routed public DEM (EEA-10, USGS 3DEP, FABDEM, GLO-30 fallback), PVGIS, and disclosed loss assumptions. Proprietary weighting, thresholds, and implementation constants are not published in this edition. Use in-app help and the Knowledge Centre at pvmath.com/guides for interpretation.</w:t>
       </w:r>
     </w:p>
     <w:p>
@@ -4570,7 +5014,7 @@
         <w:t xml:space="preserve">How PVMath calculates or derives it: </w:t>
       </w:r>
       <w:r>
-        <w:t>Computed inside PVMath using industry-standard solar and terrain methods on Copernicus GLO-30, PVGIS, and disclosed loss assumptions. Proprietary weighting, thresholds, and implementation constants are not published in this edition. Use in-app help and the Knowledge Centre at pvmath.com/guides for interpretation.</w:t>
+        <w:t>Computed inside PVMath using industry-standard solar and terrain methods on region-routed public DEM (EEA-10, USGS 3DEP, FABDEM, GLO-30 fallback), PVGIS, and disclosed loss assumptions. Proprietary weighting, thresholds, and implementation constants are not published in this edition. Use in-app help and the Knowledge Centre at pvmath.com/guides for interpretation.</w:t>
       </w:r>
     </w:p>
     <w:p>
@@ -4700,7 +5144,7 @@
         <w:t xml:space="preserve">How PVMath calculates or derives it: </w:t>
       </w:r>
       <w:r>
-        <w:t>Computed inside PVMath using industry-standard solar and terrain methods on Copernicus GLO-30, PVGIS, and disclosed loss assumptions. Proprietary weighting, thresholds, and implementation constants are not published in this edition. Use in-app help and the Knowledge Centre at pvmath.com/guides for interpretation.</w:t>
+        <w:t>Computed inside PVMath using industry-standard solar and terrain methods on region-routed public DEM (EEA-10, USGS 3DEP, FABDEM, GLO-30 fallback), PVGIS, and disclosed loss assumptions. Proprietary weighting, thresholds, and implementation constants are not published in this edition. Use in-app help and the Knowledge Centre at pvmath.com/guides for interpretation.</w:t>
       </w:r>
     </w:p>
     <w:p>
@@ -4830,7 +5274,7 @@
         <w:t xml:space="preserve">How PVMath calculates or derives it: </w:t>
       </w:r>
       <w:r>
-        <w:t>Computed inside PVMath using industry-standard solar and terrain methods on Copernicus GLO-30, PVGIS, and disclosed loss assumptions. Proprietary weighting, thresholds, and implementation constants are not published in this edition. Use in-app help and the Knowledge Centre at pvmath.com/guides for interpretation.</w:t>
+        <w:t>Computed inside PVMath using industry-standard solar and terrain methods on region-routed public DEM (EEA-10, USGS 3DEP, FABDEM, GLO-30 fallback), PVGIS, and disclosed loss assumptions. Proprietary weighting, thresholds, and implementation constants are not published in this edition. Use in-app help and the Knowledge Centre at pvmath.com/guides for interpretation.</w:t>
       </w:r>
     </w:p>
     <w:p>
@@ -4960,7 +5404,7 @@
         <w:t xml:space="preserve">How PVMath calculates or derives it: </w:t>
       </w:r>
       <w:r>
-        <w:t>Computed inside PVMath using industry-standard solar and terrain methods on Copernicus GLO-30, PVGIS, and disclosed loss assumptions. Proprietary weighting, thresholds, and implementation constants are not published in this edition. Use in-app help and the Knowledge Centre at pvmath.com/guides for interpretation.</w:t>
+        <w:t>Computed inside PVMath using industry-standard solar and terrain methods on region-routed public DEM (EEA-10, USGS 3DEP, FABDEM, GLO-30 fallback), PVGIS, and disclosed loss assumptions. Proprietary weighting, thresholds, and implementation constants are not published in this edition. Use in-app help and the Knowledge Centre at pvmath.com/guides for interpretation.</w:t>
       </w:r>
     </w:p>
     <w:p>
@@ -5090,7 +5534,7 @@
         <w:t xml:space="preserve">How PVMath calculates or derives it: </w:t>
       </w:r>
       <w:r>
-        <w:t>Computed inside PVMath using industry-standard solar and terrain methods on Copernicus GLO-30, PVGIS, and disclosed loss assumptions. Proprietary weighting, thresholds, and implementation constants are not published in this edition. Use in-app help and the Knowledge Centre at pvmath.com/guides for interpretation.</w:t>
+        <w:t>Computed inside PVMath using industry-standard solar and terrain methods on region-routed public DEM (EEA-10, USGS 3DEP, FABDEM, GLO-30 fallback), PVGIS, and disclosed loss assumptions. Proprietary weighting, thresholds, and implementation constants are not published in this edition. Use in-app help and the Knowledge Centre at pvmath.com/guides for interpretation.</w:t>
       </w:r>
     </w:p>
     <w:p>
@@ -5220,7 +5664,7 @@
         <w:t xml:space="preserve">How PVMath calculates or derives it: </w:t>
       </w:r>
       <w:r>
-        <w:t>Computed inside PVMath using industry-standard solar and terrain methods on Copernicus GLO-30, PVGIS, and disclosed loss assumptions. Proprietary weighting, thresholds, and implementation constants are not published in this edition. Use in-app help and the Knowledge Centre at pvmath.com/guides for interpretation.</w:t>
+        <w:t>Computed inside PVMath using industry-standard solar and terrain methods on region-routed public DEM (EEA-10, USGS 3DEP, FABDEM, GLO-30 fallback), PVGIS, and disclosed loss assumptions. Proprietary weighting, thresholds, and implementation constants are not published in this edition. Use in-app help and the Knowledge Centre at pvmath.com/guides for interpretation.</w:t>
       </w:r>
     </w:p>
     <w:p>
@@ -5350,7 +5794,7 @@
         <w:t xml:space="preserve">How PVMath calculates or derives it: </w:t>
       </w:r>
       <w:r>
-        <w:t>Computed inside PVMath using industry-standard solar and terrain methods on Copernicus GLO-30, PVGIS, and disclosed loss assumptions. Proprietary weighting, thresholds, and implementation constants are not published in this edition. Use in-app help and the Knowledge Centre at pvmath.com/guides for interpretation.</w:t>
+        <w:t>Computed inside PVMath using industry-standard solar and terrain methods on region-routed public DEM (EEA-10, USGS 3DEP, FABDEM, GLO-30 fallback), PVGIS, and disclosed loss assumptions. Proprietary weighting, thresholds, and implementation constants are not published in this edition. Use in-app help and the Knowledge Centre at pvmath.com/guides for interpretation.</w:t>
       </w:r>
     </w:p>
     <w:p>
@@ -5480,7 +5924,7 @@
         <w:t xml:space="preserve">How PVMath calculates or derives it: </w:t>
       </w:r>
       <w:r>
-        <w:t>Computed inside PVMath using industry-standard solar and terrain methods on Copernicus GLO-30, PVGIS, and disclosed loss assumptions. Proprietary weighting, thresholds, and implementation constants are not published in this edition. Use in-app help and the Knowledge Centre at pvmath.com/guides for interpretation.</w:t>
+        <w:t>Computed inside PVMath using industry-standard solar and terrain methods on region-routed public DEM (EEA-10, USGS 3DEP, FABDEM, GLO-30 fallback), PVGIS, and disclosed loss assumptions. Proprietary weighting, thresholds, and implementation constants are not published in this edition. Use in-app help and the Knowledge Centre at pvmath.com/guides for interpretation.</w:t>
       </w:r>
     </w:p>
     <w:p>
@@ -5610,7 +6054,7 @@
         <w:t xml:space="preserve">How PVMath calculates or derives it: </w:t>
       </w:r>
       <w:r>
-        <w:t>Computed inside PVMath using industry-standard solar and terrain methods on Copernicus GLO-30, PVGIS, and disclosed loss assumptions. Proprietary weighting, thresholds, and implementation constants are not published in this edition. Use in-app help and the Knowledge Centre at pvmath.com/guides for interpretation.</w:t>
+        <w:t>Computed inside PVMath using industry-standard solar and terrain methods on region-routed public DEM (EEA-10, USGS 3DEP, FABDEM, GLO-30 fallback), PVGIS, and disclosed loss assumptions. Proprietary weighting, thresholds, and implementation constants are not published in this edition. Use in-app help and the Knowledge Centre at pvmath.com/guides for interpretation.</w:t>
       </w:r>
     </w:p>
     <w:p>
@@ -5740,7 +6184,7 @@
         <w:t xml:space="preserve">How PVMath calculates or derives it: </w:t>
       </w:r>
       <w:r>
-        <w:t>Computed inside PVMath using industry-standard solar and terrain methods on Copernicus GLO-30, PVGIS, and disclosed loss assumptions. Proprietary weighting, thresholds, and implementation constants are not published in this edition. Use in-app help and the Knowledge Centre at pvmath.com/guides for interpretation.</w:t>
+        <w:t>Computed inside PVMath using industry-standard solar and terrain methods on region-routed public DEM (EEA-10, USGS 3DEP, FABDEM, GLO-30 fallback), PVGIS, and disclosed loss assumptions. Proprietary weighting, thresholds, and implementation constants are not published in this edition. Use in-app help and the Knowledge Centre at pvmath.com/guides for interpretation.</w:t>
       </w:r>
     </w:p>
     <w:p>
@@ -5870,7 +6314,7 @@
         <w:t xml:space="preserve">How PVMath calculates or derives it: </w:t>
       </w:r>
       <w:r>
-        <w:t>Computed inside PVMath using industry-standard solar and terrain methods on Copernicus GLO-30, PVGIS, and disclosed loss assumptions. Proprietary weighting, thresholds, and implementation constants are not published in this edition. Use in-app help and the Knowledge Centre at pvmath.com/guides for interpretation.</w:t>
+        <w:t>Computed inside PVMath using industry-standard solar and terrain methods on region-routed public DEM (EEA-10, USGS 3DEP, FABDEM, GLO-30 fallback), PVGIS, and disclosed loss assumptions. Proprietary weighting, thresholds, and implementation constants are not published in this edition. Use in-app help and the Knowledge Centre at pvmath.com/guides for interpretation.</w:t>
       </w:r>
     </w:p>
     <w:p>
@@ -6000,7 +6444,7 @@
         <w:t xml:space="preserve">How PVMath calculates or derives it: </w:t>
       </w:r>
       <w:r>
-        <w:t>Computed inside PVMath using industry-standard solar and terrain methods on Copernicus GLO-30, PVGIS, and disclosed loss assumptions. Proprietary weighting, thresholds, and implementation constants are not published in this edition. Use in-app help and the Knowledge Centre at pvmath.com/guides for interpretation.</w:t>
+        <w:t>Computed inside PVMath using industry-standard solar and terrain methods on region-routed public DEM (EEA-10, USGS 3DEP, FABDEM, GLO-30 fallback), PVGIS, and disclosed loss assumptions. Proprietary weighting, thresholds, and implementation constants are not published in this edition. Use in-app help and the Knowledge Centre at pvmath.com/guides for interpretation.</w:t>
       </w:r>
     </w:p>
     <w:p>
@@ -6130,7 +6574,7 @@
         <w:t xml:space="preserve">How PVMath calculates or derives it: </w:t>
       </w:r>
       <w:r>
-        <w:t>Computed inside PVMath using industry-standard solar and terrain methods on Copernicus GLO-30, PVGIS, and disclosed loss assumptions. Proprietary weighting, thresholds, and implementation constants are not published in this edition. Use in-app help and the Knowledge Centre at pvmath.com/guides for interpretation.</w:t>
+        <w:t>Computed inside PVMath using industry-standard solar and terrain methods on region-routed public DEM (EEA-10, USGS 3DEP, FABDEM, GLO-30 fallback), PVGIS, and disclosed loss assumptions. Proprietary weighting, thresholds, and implementation constants are not published in this edition. Use in-app help and the Knowledge Centre at pvmath.com/guides for interpretation.</w:t>
       </w:r>
     </w:p>
     <w:p>
@@ -6260,7 +6704,7 @@
         <w:t xml:space="preserve">How PVMath calculates or derives it: </w:t>
       </w:r>
       <w:r>
-        <w:t>Computed inside PVMath using industry-standard solar and terrain methods on Copernicus GLO-30, PVGIS, and disclosed loss assumptions. Proprietary weighting, thresholds, and implementation constants are not published in this edition. Use in-app help and the Knowledge Centre at pvmath.com/guides for interpretation.</w:t>
+        <w:t>Computed inside PVMath using industry-standard solar and terrain methods on region-routed public DEM (EEA-10, USGS 3DEP, FABDEM, GLO-30 fallback), PVGIS, and disclosed loss assumptions. Proprietary weighting, thresholds, and implementation constants are not published in this edition. Use in-app help and the Knowledge Centre at pvmath.com/guides for interpretation.</w:t>
       </w:r>
     </w:p>
     <w:p>
@@ -6390,7 +6834,7 @@
         <w:t xml:space="preserve">How PVMath calculates or derives it: </w:t>
       </w:r>
       <w:r>
-        <w:t>Computed inside PVMath using industry-standard solar and terrain methods on Copernicus GLO-30, PVGIS, and disclosed loss assumptions. Proprietary weighting, thresholds, and implementation constants are not published in this edition. Use in-app help and the Knowledge Centre at pvmath.com/guides for interpretation.</w:t>
+        <w:t>Computed inside PVMath using industry-standard solar and terrain methods on region-routed public DEM (EEA-10, USGS 3DEP, FABDEM, GLO-30 fallback), PVGIS, and disclosed loss assumptions. Proprietary weighting, thresholds, and implementation constants are not published in this edition. Use in-app help and the Knowledge Centre at pvmath.com/guides for interpretation.</w:t>
       </w:r>
     </w:p>
     <w:p>
@@ -6434,7 +6878,7 @@
         <w:t xml:space="preserve">Accuracy considerations and limitations: </w:t>
       </w:r>
       <w:r>
-        <w:t>Sparse terrain triggers downgrade notes and TopoIQ recommendation.</w:t>
+        <w:t>Sparse terrain triggers downgrade notes and TerrainIQ recommendation.</w:t>
       </w:r>
     </w:p>
     <w:p>
@@ -6487,7 +6931,7 @@
         <w:t xml:space="preserve">Definition (plain English): </w:t>
       </w:r>
       <w:r>
-        <w:t>Emoji-labelled slope quality for SiteIQ UI matching TopoIQ fixed/tracker thresholds on max/sample slope.</w:t>
+        <w:t>Emoji-labelled slope quality for SiteIQ UI matching TerrainIQ fixed/tracker thresholds on max/sample slope.</w:t>
       </w:r>
     </w:p>
     <w:p>
@@ -6509,7 +6953,7 @@
         <w:t xml:space="preserve">Why it matters in utility-scale solar: </w:t>
       </w:r>
       <w:r>
-        <w:t>Consistent language between SiteIQ quick screen and TopoIQ detailed report.</w:t>
+        <w:t>Consistent language between SiteIQ quick screen and TerrainIQ detailed report.</w:t>
       </w:r>
     </w:p>
     <w:p>
@@ -6520,7 +6964,7 @@
         <w:t xml:space="preserve">How PVMath calculates or derives it: </w:t>
       </w:r>
       <w:r>
-        <w:t>Computed inside PVMath using industry-standard solar and terrain methods on Copernicus GLO-30, PVGIS, and disclosed loss assumptions. Proprietary weighting, thresholds, and implementation constants are not published in this edition. Use in-app help and the Knowledge Centre at pvmath.com/guides for interpretation.</w:t>
+        <w:t>Computed inside PVMath using industry-standard solar and terrain methods on region-routed public DEM (EEA-10, USGS 3DEP, FABDEM, GLO-30 fallback), PVGIS, and disclosed loss assumptions. Proprietary weighting, thresholds, and implementation constants are not published in this edition. Use in-app help and the Knowledge Centre at pvmath.com/guides for interpretation.</w:t>
       </w:r>
     </w:p>
     <w:p>
@@ -6575,7 +7019,7 @@
         <w:t xml:space="preserve">Common misconceptions: </w:t>
       </w:r>
       <w:r>
-        <w:t>Indicative label means not TopoIQ-confirmed.</w:t>
+        <w:t>Indicative label means not TerrainIQ-confirmed.</w:t>
       </w:r>
     </w:p>
     <w:p>
@@ -6597,7 +7041,7 @@
         <w:t xml:space="preserve">Related PVMath metrics: </w:t>
       </w:r>
       <w:r>
-        <w:t>OpenTopoData terrain; TopoIQ-confirmed terrain.</w:t>
+        <w:t>OpenTopoData terrain; TerrainIQ-confirmed terrain.</w:t>
       </w:r>
     </w:p>
     <w:p/>
@@ -6650,7 +7094,7 @@
         <w:t xml:space="preserve">How PVMath calculates or derives it: </w:t>
       </w:r>
       <w:r>
-        <w:t>Computed inside PVMath using industry-standard solar and terrain methods on Copernicus GLO-30, PVGIS, and disclosed loss assumptions. Proprietary weighting, thresholds, and implementation constants are not published in this edition. Use in-app help and the Knowledge Centre at pvmath.com/guides for interpretation.</w:t>
+        <w:t>Computed inside PVMath using industry-standard solar and terrain methods on region-routed public DEM (EEA-10, USGS 3DEP, FABDEM, GLO-30 fallback), PVGIS, and disclosed loss assumptions. Proprietary weighting, thresholds, and implementation constants are not published in this edition. Use in-app help and the Knowledge Centre at pvmath.com/guides for interpretation.</w:t>
       </w:r>
     </w:p>
     <w:p>
@@ -6694,7 +7138,7 @@
         <w:t xml:space="preserve">Accuracy considerations and limitations: </w:t>
       </w:r>
       <w:r>
-        <w:t>Coarser than TopoIQ GLO-30 grid workflow.</w:t>
+        <w:t>Coarser than TerrainIQ GLO-30 grid workflow.</w:t>
       </w:r>
     </w:p>
     <w:p>
@@ -6705,7 +7149,7 @@
         <w:t xml:space="preserve">Common misconceptions: </w:t>
       </w:r>
       <w:r>
-        <w:t>SiteIQ does not use eudem25m when TopoIQ cache linked — uses GLO-30 cache instead.</w:t>
+        <w:t>SiteIQ does not use eudem25m when TerrainIQ cache linked — uses GLO-30 cache instead.</w:t>
       </w:r>
     </w:p>
     <w:p>
@@ -6727,7 +7171,7 @@
         <w:t xml:space="preserve">Related PVMath metrics: </w:t>
       </w:r>
       <w:r>
-        <w:t>SRTM 30 m; OpenTopoData; TopoIQ-confirmed terrain.</w:t>
+        <w:t>SRTM 30 m; OpenTopoData; TerrainIQ-confirmed terrain.</w:t>
       </w:r>
     </w:p>
     <w:p/>
@@ -6769,7 +7213,7 @@
         <w:t xml:space="preserve">Why it matters in utility-scale solar: </w:t>
       </w:r>
       <w:r>
-        <w:t>Worldwide pin and boundary screening where TopoIQ not yet run.</w:t>
+        <w:t>Worldwide pin and boundary screening where TerrainIQ not yet run.</w:t>
       </w:r>
     </w:p>
     <w:p>
@@ -6780,7 +7224,7 @@
         <w:t xml:space="preserve">How PVMath calculates or derives it: </w:t>
       </w:r>
       <w:r>
-        <w:t>Computed inside PVMath using industry-standard solar and terrain methods on Copernicus GLO-30, PVGIS, and disclosed loss assumptions. Proprietary weighting, thresholds, and implementation constants are not published in this edition. Use in-app help and the Knowledge Centre at pvmath.com/guides for interpretation.</w:t>
+        <w:t>Computed inside PVMath using industry-standard solar and terrain methods on region-routed public DEM (EEA-10, USGS 3DEP, FABDEM, GLO-30 fallback), PVGIS, and disclosed loss assumptions. Proprietary weighting, thresholds, and implementation constants are not published in this edition. Use in-app help and the Knowledge Centre at pvmath.com/guides for interpretation.</w:t>
       </w:r>
     </w:p>
     <w:p>
@@ -6835,7 +7279,7 @@
         <w:t xml:space="preserve">Common misconceptions: </w:t>
       </w:r>
       <w:r>
-        <w:t>Not the same DEM product as TopoIQ GLO-30 path.</w:t>
+        <w:t>Not the same DEM product as TerrainIQ GLO-30 path.</w:t>
       </w:r>
     </w:p>
     <w:p>
@@ -6877,7 +7321,7 @@
         <w:t xml:space="preserve">Definition (plain English): </w:t>
       </w:r>
       <w:r>
-        <w:t>Limited OpenTopoData point sampling — 7×7 boundary grid (up to 40 points) or 9-point pin ring — vs full TopoIQ grid.</w:t>
+        <w:t>Limited OpenTopoData point sampling — 7×7 boundary grid (up to 40 points) or 9-point pin ring — vs full TerrainIQ grid.</w:t>
       </w:r>
     </w:p>
     <w:p>
@@ -6899,7 +7343,7 @@
         <w:t xml:space="preserve">Why it matters in utility-scale solar: </w:t>
       </w:r>
       <w:r>
-        <w:t>Fast but may miss steep pockets — triggers Indicative labels and TopoIQ recommendation.</w:t>
+        <w:t>Fast but may miss steep pockets — triggers Indicative labels and TerrainIQ recommendation.</w:t>
       </w:r>
     </w:p>
     <w:p>
@@ -6910,7 +7354,7 @@
         <w:t xml:space="preserve">How PVMath calculates or derives it: </w:t>
       </w:r>
       <w:r>
-        <w:t>Computed inside PVMath using industry-standard solar and terrain methods on Copernicus GLO-30, PVGIS, and disclosed loss assumptions. Proprietary weighting, thresholds, and implementation constants are not published in this edition. Use in-app help and the Knowledge Centre at pvmath.com/guides for interpretation.</w:t>
+        <w:t>Computed inside PVMath using industry-standard solar and terrain methods on region-routed public DEM (EEA-10, USGS 3DEP, FABDEM, GLO-30 fallback), PVGIS, and disclosed loss assumptions. Proprietary weighting, thresholds, and implementation constants are not published in this edition. Use in-app help and the Knowledge Centre at pvmath.com/guides for interpretation.</w:t>
       </w:r>
     </w:p>
     <w:p>
@@ -6943,7 +7387,7 @@
         <w:t xml:space="preserve">Practical example: </w:t>
       </w:r>
       <w:r>
-        <w:t>22 boundary points → max slope 9% Indicative — run TopoIQ.</w:t>
+        <w:t>22 boundary points → max slope 9% Indicative — run TerrainIQ.</w:t>
       </w:r>
     </w:p>
     <w:p>
@@ -6965,7 +7409,7 @@
         <w:t xml:space="preserve">Common misconceptions: </w:t>
       </w:r>
       <w:r>
-        <w:t>Boundary sampling is not TopoIQ — different DEM path and density.</w:t>
+        <w:t>Boundary sampling is not TerrainIQ — different DEM path and density.</w:t>
       </w:r>
     </w:p>
     <w:p>
@@ -6987,7 +7431,7 @@
         <w:t xml:space="preserve">Related PVMath metrics: </w:t>
       </w:r>
       <w:r>
-        <w:t>TopoIQ-confirmed terrain; Slope confidence label.</w:t>
+        <w:t>TerrainIQ-confirmed terrain; Slope confidence label.</w:t>
       </w:r>
     </w:p>
     <w:p/>
@@ -6996,7 +7440,7 @@
         <w:pStyle w:val="Heading2"/>
       </w:pPr>
       <w:r>
-        <w:t>TopoIQ-confirmed terrain</w:t>
+        <w:t>TerrainIQ-confirmed terrain</w:t>
       </w:r>
     </w:p>
     <w:p>
@@ -7007,7 +7451,7 @@
         <w:t xml:space="preserve">Definition (plain English): </w:t>
       </w:r>
       <w:r>
-        <w:t>SiteIQ terrain metrics sourced from validated topoiq_run_cache rather than OpenTopoData sparse sample.</w:t>
+        <w:t>SiteIQ terrain metrics sourced from validated terrainiq_run_cache rather than OpenTopoData sparse sample.</w:t>
       </w:r>
     </w:p>
     <w:p>
@@ -7018,7 +7462,7 @@
         <w:t xml:space="preserve">Formal engineering definition: </w:t>
       </w:r>
       <w:r>
-        <w:t>terrain.topoiq_confirmed=True when resolve_terrain_for_siteiq() uses topo_cache_valid_for_siteiq().</w:t>
+        <w:t>terrain.terrainiq_confirmed=True when resolve_terrain_for_siteiq() uses topo_cache_valid_for_siteiq().</w:t>
       </w:r>
     </w:p>
     <w:p>
@@ -7040,7 +7484,7 @@
         <w:t xml:space="preserve">How PVMath calculates or derives it: </w:t>
       </w:r>
       <w:r>
-        <w:t>Computed inside PVMath using industry-standard solar and terrain methods on Copernicus GLO-30, PVGIS, and disclosed loss assumptions. Proprietary weighting, thresholds, and implementation constants are not published in this edition. Use in-app help and the Knowledge Centre at pvmath.com/guides for interpretation.</w:t>
+        <w:t>Computed inside PVMath using industry-standard solar and terrain methods on region-routed public DEM (EEA-10, USGS 3DEP, FABDEM, GLO-30 fallback), PVGIS, and disclosed loss assumptions. Proprietary weighting, thresholds, and implementation constants are not published in this edition. Use in-app help and the Knowledge Centre at pvmath.com/guides for interpretation.</w:t>
       </w:r>
     </w:p>
     <w:p>
@@ -7051,7 +7495,7 @@
         <w:t xml:space="preserve">Units: </w:t>
       </w:r>
       <w:r>
-        <w:t>Uses TopoIQ grid statistics.</w:t>
+        <w:t>Uses TerrainIQ grid statistics.</w:t>
       </w:r>
     </w:p>
     <w:p>
@@ -7062,7 +7506,7 @@
         <w:t xml:space="preserve">Typical industry ranges and interpretation: </w:t>
       </w:r>
       <w:r>
-        <w:t>Requires parcels-mode TopoIQ run after last boundary save.</w:t>
+        <w:t>Requires parcels-mode TerrainIQ run after last boundary save.</w:t>
       </w:r>
     </w:p>
     <w:p>
@@ -7073,7 +7517,7 @@
         <w:t xml:space="preserve">Practical example: </w:t>
       </w:r>
       <w:r>
-        <w:t>Mean 3.1% from GLO-30 grid replaces max-only sparse estimate.</w:t>
+        <w:t>Mean 3.1% from regional DEM grid replaces max-only sparse estimate.</w:t>
       </w:r>
     </w:p>
     <w:p>
@@ -7084,7 +7528,7 @@
         <w:t xml:space="preserve">Accuracy considerations and limitations: </w:t>
       </w:r>
       <w:r>
-        <w:t>High relative to sparse — still GLO-30 limitations.</w:t>
+        <w:t>High relative to sparse — still public DEM limitations.</w:t>
       </w:r>
     </w:p>
     <w:p>
@@ -7095,7 +7539,7 @@
         <w:t xml:space="preserve">Common misconceptions: </w:t>
       </w:r>
       <w:r>
-        <w:t>Must re-run TopoIQ after boundary edits.</w:t>
+        <w:t>Must re-run TerrainIQ after boundary edits.</w:t>
       </w:r>
     </w:p>
     <w:p>
@@ -7117,7 +7561,7 @@
         <w:t xml:space="preserve">Related PVMath metrics: </w:t>
       </w:r>
       <w:r>
-        <w:t>TopoIQ run cache; Module confidence.</w:t>
+        <w:t>TerrainIQ run cache; Module confidence.</w:t>
       </w:r>
     </w:p>
     <w:p/>
@@ -7170,7 +7614,7 @@
         <w:t xml:space="preserve">How PVMath calculates or derives it: </w:t>
       </w:r>
       <w:r>
-        <w:t>Computed inside PVMath using industry-standard solar and terrain methods on Copernicus GLO-30, PVGIS, and disclosed loss assumptions. Proprietary weighting, thresholds, and implementation constants are not published in this edition. Use in-app help and the Knowledge Centre at pvmath.com/guides for interpretation.</w:t>
+        <w:t>Computed inside PVMath using industry-standard solar and terrain methods on region-routed public DEM (EEA-10, USGS 3DEP, FABDEM, GLO-30 fallback), PVGIS, and disclosed loss assumptions. Proprietary weighting, thresholds, and implementation constants are not published in this edition. Use in-app help and the Knowledge Centre at pvmath.com/guides for interpretation.</w:t>
       </w:r>
     </w:p>
     <w:p>
@@ -7300,7 +7744,7 @@
         <w:t xml:space="preserve">How PVMath calculates or derives it: </w:t>
       </w:r>
       <w:r>
-        <w:t>Computed inside PVMath using industry-standard solar and terrain methods on Copernicus GLO-30, PVGIS, and disclosed loss assumptions. Proprietary weighting, thresholds, and implementation constants are not published in this edition. Use in-app help and the Knowledge Centre at pvmath.com/guides for interpretation.</w:t>
+        <w:t>Computed inside PVMath using industry-standard solar and terrain methods on region-routed public DEM (EEA-10, USGS 3DEP, FABDEM, GLO-30 fallback), PVGIS, and disclosed loss assumptions. Proprietary weighting, thresholds, and implementation constants are not published in this edition. Use in-app help and the Knowledge Centre at pvmath.com/guides for interpretation.</w:t>
       </w:r>
     </w:p>
     <w:p>
@@ -7430,7 +7874,7 @@
         <w:t xml:space="preserve">How PVMath calculates or derives it: </w:t>
       </w:r>
       <w:r>
-        <w:t>Computed inside PVMath using industry-standard solar and terrain methods on Copernicus GLO-30, PVGIS, and disclosed loss assumptions. Proprietary weighting, thresholds, and implementation constants are not published in this edition. Use in-app help and the Knowledge Centre at pvmath.com/guides for interpretation.</w:t>
+        <w:t>Computed inside PVMath using industry-standard solar and terrain methods on region-routed public DEM (EEA-10, USGS 3DEP, FABDEM, GLO-30 fallback), PVGIS, and disclosed loss assumptions. Proprietary weighting, thresholds, and implementation constants are not published in this edition. Use in-app help and the Knowledge Centre at pvmath.com/guides for interpretation.</w:t>
       </w:r>
     </w:p>
     <w:p>
@@ -7526,7 +7970,7 @@
     </w:p>
     <w:p>
       <w:r>
-        <w:t>YieldIQ runs PVGIS PVcalc in analysis profile with disclosed soiling, other losses, and GCR-based row shading for four mount/portrait configurations.</w:t>
+        <w:t>YieldIQ runs PVGIS PVcalc in analysis profile for the user's selected LayoutIQ configuration — mount type, GCR, pitch, and disclosed losses — with GCR-based row shading.</w:t>
       </w:r>
     </w:p>
     <w:p>
@@ -7534,7 +7978,7 @@
         <w:pStyle w:val="Heading2"/>
       </w:pPr>
       <w:r>
-        <w:t>Yield configuration labels (1P Fixed, 2P Fixed, 1P Tracker, 2P Tracker)</w:t>
+        <w:t>Yield configuration (LayoutIQ-selected mount)</w:t>
       </w:r>
     </w:p>
     <w:p>
@@ -7545,7 +7989,7 @@
         <w:t xml:space="preserve">Definition (plain English): </w:t>
       </w:r>
       <w:r>
-        <w:t>Four standard module table layouts compared in YieldIQ — single vs double portrait on fixed or tracker mount.</w:t>
+        <w:t>YieldIQ runs PVGIS for the mount type, portrait count, GCR, and pitch selected in LayoutIQ — not a fixed four-config comparison table.</w:t>
       </w:r>
     </w:p>
     <w:p>
@@ -7556,7 +8000,7 @@
         <w:t xml:space="preserve">Formal engineering definition: </w:t>
       </w:r>
       <w:r>
-        <w:t>CONFIG_ORDER in pvmath_yield; 2P uses higher _BASE_DENSITY_2P capacity factors when linking to MWp.</w:t>
+        <w:t>analyzeYield() uses layout row mount_type, gcr, pitch_m from WorkflowLayoutDetailResponse; legacy run_all_configs() still supports 1P/2P Fixed/Tracker sweep in Streamlit.</w:t>
       </w:r>
     </w:p>
     <w:p>
@@ -7567,7 +8011,7 @@
         <w:t xml:space="preserve">Why it matters in utility-scale solar: </w:t>
       </w:r>
       <w:r>
-        <w:t>EPCs evaluate energy vs density trade-off across industry-standard table configurations.</w:t>
+        <w:t>Energy results match the layout the user chose for capacity and CAD export.</w:t>
       </w:r>
     </w:p>
     <w:p>
@@ -7578,7 +8022,7 @@
         <w:t xml:space="preserve">How PVMath calculates or derives it: </w:t>
       </w:r>
       <w:r>
-        <w:t>Computed inside PVMath using industry-standard solar and terrain methods on Copernicus GLO-30, PVGIS, and disclosed loss assumptions. Proprietary weighting, thresholds, and implementation constants are not published in this edition. Use in-app help and the Knowledge Centre at pvmath.com/guides for interpretation.</w:t>
+        <w:t>Computed inside PVMath using industry-standard solar and terrain methods on region-routed public DEM (EEA-10, USGS 3DEP, FABDEM, GLO-30 fallback), PVGIS, and disclosed loss assumptions. Proprietary weighting, thresholds, and implementation constants are not published in this edition. Use in-app help and the Knowledge Centre at pvmath.com/guides for interpretation.</w:t>
       </w:r>
     </w:p>
     <w:p>
@@ -7589,7 +8033,7 @@
         <w:t xml:space="preserve">Units: </w:t>
       </w:r>
       <w:r>
-        <w:t>Categorical labels.</w:t>
+        <w:t>Categorical mount + numeric GCR/pitch.</w:t>
       </w:r>
     </w:p>
     <w:p>
@@ -7600,7 +8044,7 @@
         <w:t xml:space="preserve">Typical industry ranges and interpretation: </w:t>
       </w:r>
       <w:r>
-        <w:t>2P ~1.85× 1P MW/ha screening density (not energy — DC packing).</w:t>
+        <w:t>Fixed 1P–4P or SAT 1P/2P per layout sweep matrix.</w:t>
       </w:r>
     </w:p>
     <w:p>
@@ -7611,7 +8055,7 @@
         <w:t xml:space="preserve">Practical example: </w:t>
       </w:r>
       <w:r>
-        <w:t>1P Tracker @ GCR 0.30 vs 2P Tracker @ GCR 0.45 — compare MWh/yr in results table.</w:t>
+        <w:t>User picks SAT 1P GCR 0.33 → YieldIQ specific yield for that row only.</w:t>
       </w:r>
     </w:p>
     <w:p>
@@ -7622,7 +8066,7 @@
         <w:t xml:space="preserve">Accuracy considerations and limitations: </w:t>
       </w:r>
       <w:r>
-        <w:t>Portrait affects capacity linkage — PVGIS uses same module tech (crystSi).</w:t>
+        <w:t>Shading from GCR table — not hourly tracking simulation.</w:t>
       </w:r>
     </w:p>
     <w:p>
@@ -7633,7 +8077,7 @@
         <w:t xml:space="preserve">Common misconceptions: </w:t>
       </w:r>
       <w:r>
-        <w:t>2P does not mean two-axis tracking.</w:t>
+        <w:t>YieldIQ no longer requires comparing four configs in the unified React workflow.</w:t>
       </w:r>
     </w:p>
     <w:p>
@@ -7644,7 +8088,7 @@
         <w:t xml:space="preserve">References to standards and sources: </w:t>
       </w:r>
       <w:r>
-        <w:t>CONFIG_DISPLAY in pvmath_yield.py.</w:t>
+        <w:t>frontend/src/pages/OutputPage.tsx yieldPayload; pvmath_yield.py.</w:t>
       </w:r>
     </w:p>
     <w:p>
@@ -7655,7 +8099,7 @@
         <w:t xml:space="preserve">Related PVMath metrics: </w:t>
       </w:r>
       <w:r>
-        <w:t>GCR; MWp/ha 2P; attach_capacity().</w:t>
+        <w:t>LayoutIQ; GCR shading loss; Analysis profile.</w:t>
       </w:r>
     </w:p>
     <w:p/>
@@ -7708,7 +8152,7 @@
         <w:t xml:space="preserve">How PVMath calculates or derives it: </w:t>
       </w:r>
       <w:r>
-        <w:t>Computed inside PVMath using industry-standard solar and terrain methods on Copernicus GLO-30, PVGIS, and disclosed loss assumptions. Proprietary weighting, thresholds, and implementation constants are not published in this edition. Use in-app help and the Knowledge Centre at pvmath.com/guides for interpretation.</w:t>
+        <w:t>Computed inside PVMath using industry-standard solar and terrain methods on region-routed public DEM (EEA-10, USGS 3DEP, FABDEM, GLO-30 fallback), PVGIS, and disclosed loss assumptions. Proprietary weighting, thresholds, and implementation constants are not published in this edition. Use in-app help and the Knowledge Centre at pvmath.com/guides for interpretation.</w:t>
       </w:r>
     </w:p>
     <w:p>
@@ -7838,7 +8282,7 @@
         <w:t xml:space="preserve">How PVMath calculates or derives it: </w:t>
       </w:r>
       <w:r>
-        <w:t>Computed inside PVMath using industry-standard solar and terrain methods on Copernicus GLO-30, PVGIS, and disclosed loss assumptions. Proprietary weighting, thresholds, and implementation constants are not published in this edition. Use in-app help and the Knowledge Centre at pvmath.com/guides for interpretation.</w:t>
+        <w:t>Computed inside PVMath using industry-standard solar and terrain methods on region-routed public DEM (EEA-10, USGS 3DEP, FABDEM, GLO-30 fallback), PVGIS, and disclosed loss assumptions. Proprietary weighting, thresholds, and implementation constants are not published in this edition. Use in-app help and the Knowledge Centre at pvmath.com/guides for interpretation.</w:t>
       </w:r>
     </w:p>
     <w:p>
@@ -7968,7 +8412,7 @@
         <w:t xml:space="preserve">How PVMath calculates or derives it: </w:t>
       </w:r>
       <w:r>
-        <w:t>Computed inside PVMath using industry-standard solar and terrain methods on Copernicus GLO-30, PVGIS, and disclosed loss assumptions. Proprietary weighting, thresholds, and implementation constants are not published in this edition. Use in-app help and the Knowledge Centre at pvmath.com/guides for interpretation.</w:t>
+        <w:t>Computed inside PVMath using industry-standard solar and terrain methods on region-routed public DEM (EEA-10, USGS 3DEP, FABDEM, GLO-30 fallback), PVGIS, and disclosed loss assumptions. Proprietary weighting, thresholds, and implementation constants are not published in this edition. Use in-app help and the Knowledge Centre at pvmath.com/guides for interpretation.</w:t>
       </w:r>
     </w:p>
     <w:p>
@@ -8098,7 +8542,7 @@
         <w:t xml:space="preserve">How PVMath calculates or derives it: </w:t>
       </w:r>
       <w:r>
-        <w:t>Computed inside PVMath using industry-standard solar and terrain methods on Copernicus GLO-30, PVGIS, and disclosed loss assumptions. Proprietary weighting, thresholds, and implementation constants are not published in this edition. Use in-app help and the Knowledge Centre at pvmath.com/guides for interpretation.</w:t>
+        <w:t>Computed inside PVMath using industry-standard solar and terrain methods on region-routed public DEM (EEA-10, USGS 3DEP, FABDEM, GLO-30 fallback), PVGIS, and disclosed loss assumptions. Proprietary weighting, thresholds, and implementation constants are not published in this edition. Use in-app help and the Knowledge Centre at pvmath.com/guides for interpretation.</w:t>
       </w:r>
     </w:p>
     <w:p>
@@ -8194,7 +8638,7 @@
     </w:p>
     <w:p>
       <w:r>
-        <w:t>Unified capacity screening in pvmath_capacity.py scales MWp/ha density by GCR for Standard vs Agri-PV and Fixed Tilt vs Single-Axis Tracker.</w:t>
+        <w:t>LayoutIQ auto-packs fixed-tilt or tracker rows on the site boundary or SiteIQ buildable polygon with GIS setbacks, producing DC capacity, layout sweep comparisons, 3D preview, DXF export, and BOM CSV. Unified capacity screening in pvmath_capacity.py still provides indicative MWp/ha bands in SiteIQ before layout.</w:t>
       </w:r>
     </w:p>
     <w:p>
@@ -8246,7 +8690,7 @@
         <w:t xml:space="preserve">How PVMath calculates or derives it: </w:t>
       </w:r>
       <w:r>
-        <w:t>Computed inside PVMath using industry-standard solar and terrain methods on Copernicus GLO-30, PVGIS, and disclosed loss assumptions. Proprietary weighting, thresholds, and implementation constants are not published in this edition. Use in-app help and the Knowledge Centre at pvmath.com/guides for interpretation.</w:t>
+        <w:t>Computed inside PVMath using industry-standard solar and terrain methods on region-routed public DEM (EEA-10, USGS 3DEP, FABDEM, GLO-30 fallback), PVGIS, and disclosed loss assumptions. Proprietary weighting, thresholds, and implementation constants are not published in this edition. Use in-app help and the Knowledge Centre at pvmath.com/guides for interpretation.</w:t>
       </w:r>
     </w:p>
     <w:p>
@@ -8376,7 +8820,7 @@
         <w:t xml:space="preserve">How PVMath calculates or derives it: </w:t>
       </w:r>
       <w:r>
-        <w:t>Computed inside PVMath using industry-standard solar and terrain methods on Copernicus GLO-30, PVGIS, and disclosed loss assumptions. Proprietary weighting, thresholds, and implementation constants are not published in this edition. Use in-app help and the Knowledge Centre at pvmath.com/guides for interpretation.</w:t>
+        <w:t>Computed inside PVMath using industry-standard solar and terrain methods on region-routed public DEM (EEA-10, USGS 3DEP, FABDEM, GLO-30 fallback), PVGIS, and disclosed loss assumptions. Proprietary weighting, thresholds, and implementation constants are not published in this edition. Use in-app help and the Knowledge Centre at pvmath.com/guides for interpretation.</w:t>
       </w:r>
     </w:p>
     <w:p>
@@ -8462,7 +8906,7 @@
         <w:pStyle w:val="Heading2"/>
       </w:pPr>
       <w:r>
-        <w:t>2P portrait capacity density</w:t>
+        <w:t>LayoutIQ auto row packing</w:t>
       </w:r>
     </w:p>
     <w:p>
@@ -8473,7 +8917,7 @@
         <w:t xml:space="preserve">Definition (plain English): </w:t>
       </w:r>
       <w:r>
-        <w:t>Higher MW/ha screening values assuming double portrait module tables (two modules in portrait per rack).</w:t>
+        <w:t>Automatic packing of fixed-tilt or single-axis tracker module rows inside the site boundary or SiteIQ buildable polygon.</w:t>
       </w:r>
     </w:p>
     <w:p>
@@ -8484,7 +8928,7 @@
         <w:t xml:space="preserve">Formal engineering definition: </w:t>
       </w:r>
       <w:r>
-        <w:t>_BASE_DENSITY_2P approximately 1.85× 1P bases: Fixed Standard 0.74 MWp/ha @ GCR 0.30.</w:t>
+        <w:t>layoutiq/engine.run_layout() sweeps row bands on rotated boundary with setback inset; workflow layout_sweep compares mount/portrait/GCR matrix.</w:t>
       </w:r>
     </w:p>
     <w:p>
@@ -8495,7 +8939,7 @@
         <w:t xml:space="preserve">Why it matters in utility-scale solar: </w:t>
       </w:r>
       <w:r>
-        <w:t>Reflects denser DC packing for same footprint when 2P tables selected.</w:t>
+        <w:t>Bridges terrain screening and yield — produces realistic DC capacity for early feasibility.</w:t>
       </w:r>
     </w:p>
     <w:p>
@@ -8506,7 +8950,7 @@
         <w:t xml:space="preserve">How PVMath calculates or derives it: </w:t>
       </w:r>
       <w:r>
-        <w:t>Computed inside PVMath using industry-standard solar and terrain methods on Copernicus GLO-30, PVGIS, and disclosed loss assumptions. Proprietary weighting, thresholds, and implementation constants are not published in this edition. Use in-app help and the Knowledge Centre at pvmath.com/guides for interpretation.</w:t>
+        <w:t>Computed inside PVMath using industry-standard solar and terrain methods on region-routed public DEM (EEA-10, USGS 3DEP, FABDEM, GLO-30 fallback), PVGIS, and disclosed loss assumptions. Proprietary weighting, thresholds, and implementation constants are not published in this edition. Use in-app help and the Knowledge Centre at pvmath.com/guides for interpretation.</w:t>
       </w:r>
     </w:p>
     <w:p>
@@ -8517,7 +8961,7 @@
         <w:t xml:space="preserve">Units: </w:t>
       </w:r>
       <w:r>
-        <w:t>MWp/ha.</w:t>
+        <w:t>Rows, modules, MWp DC, ha buildable.</w:t>
       </w:r>
     </w:p>
     <w:p>
@@ -8528,7 +8972,7 @@
         <w:t xml:space="preserve">Typical industry ranges and interpretation: </w:t>
       </w:r>
       <w:r>
-        <w:t>2P Fixed Standard 0.74 vs 1P 0.40 @ GCR 0.30.</w:t>
+        <w:t>Default setback 5 m; module 550 Wp 2.094×1.038 m unless overridden.</w:t>
       </w:r>
     </w:p>
     <w:p>
@@ -8539,7 +8983,7 @@
         <w:t xml:space="preserve">Practical example: </w:t>
       </w:r>
       <w:r>
-        <w:t>YieldIQ 2P Fixed band shows higher MWp than 1P Fixed at same GCR.</w:t>
+        <w:t>146 ha buildable → 87 MWp SAT 1P GCR 0.33 selected row → feeds YieldIQ.</w:t>
       </w:r>
     </w:p>
     <w:p>
@@ -8550,7 +8994,7 @@
         <w:t xml:space="preserve">Accuracy considerations and limitations: </w:t>
       </w:r>
       <w:r>
-        <w:t>Screening multiplier — actual 2P layout needs vendor-specific dimensions.</w:t>
+        <w:t>Conceptual layout — not electrical stringing or pile design.</w:t>
       </w:r>
     </w:p>
     <w:p>
@@ -8561,7 +9005,7 @@
         <w:t xml:space="preserve">Common misconceptions: </w:t>
       </w:r>
       <w:r>
-        <w:t>2P density does not auto-run in SiteIQ default — SiteIQ uses 1P band.</w:t>
+        <w:t>LayoutIQ mount type is chosen here, not in Project Setup.</w:t>
       </w:r>
     </w:p>
     <w:p>
@@ -8572,7 +9016,7 @@
         <w:t xml:space="preserve">References to standards and sources: </w:t>
       </w:r>
       <w:r>
-        <w:t>pvmath_capacity._BASE_DENSITY_2P.</w:t>
+        <w:t>pvmath_workflow/layout_sweep.py; layoutiq/engine.py; guides/layoutiq-auto-layout.html.</w:t>
       </w:r>
     </w:p>
     <w:p>
@@ -8583,7 +9027,7 @@
         <w:t xml:space="preserve">Related PVMath metrics: </w:t>
       </w:r>
       <w:r>
-        <w:t>Yield configs; config_mwp_screen_2p.</w:t>
+        <w:t>GIS buildable area; GCR; MWp/ha; YieldIQ; DXF layout export.</w:t>
       </w:r>
     </w:p>
     <w:p/>
@@ -8592,7 +9036,7 @@
         <w:pStyle w:val="Heading2"/>
       </w:pPr>
       <w:r>
-        <w:t>Capacity screening band (mwp_lo – mwp_hi)</w:t>
+        <w:t>2P portrait capacity density</w:t>
       </w:r>
     </w:p>
     <w:p>
@@ -8603,7 +9047,7 @@
         <w:t xml:space="preserve">Definition (plain English): </w:t>
       </w:r>
       <w:r>
-        <w:t>Low and high indicative DC capacity from GCR 0.30–0.42 endpoints at 1P (or 2P) screening density.</w:t>
+        <w:t>Higher MW/ha screening values assuming double portrait module tables (two modules in portrait per rack).</w:t>
       </w:r>
     </w:p>
     <w:p>
@@ -8614,7 +9058,7 @@
         <w:t xml:space="preserve">Formal engineering definition: </w:t>
       </w:r>
       <w:r>
-        <w:t>site_capacity_screen(): mwp_lo at gcr_lo, mwp_hi at gcr_hi with paired dens_lo/dens_hi.</w:t>
+        <w:t>_BASE_DENSITY_2P approximately 1.85× 1P bases: Fixed Standard 0.74 MWp/ha @ GCR 0.30.</w:t>
       </w:r>
     </w:p>
     <w:p>
@@ -8625,7 +9069,7 @@
         <w:t xml:space="preserve">Why it matters in utility-scale solar: </w:t>
       </w:r>
       <w:r>
-        <w:t>Communicates uncertainty before layout without false precision.</w:t>
+        <w:t>Reflects denser DC packing for same footprint when 2P tables selected.</w:t>
       </w:r>
     </w:p>
     <w:p>
@@ -8636,7 +9080,7 @@
         <w:t xml:space="preserve">How PVMath calculates or derives it: </w:t>
       </w:r>
       <w:r>
-        <w:t>Computed inside PVMath using industry-standard solar and terrain methods on Copernicus GLO-30, PVGIS, and disclosed loss assumptions. Proprietary weighting, thresholds, and implementation constants are not published in this edition. Use in-app help and the Knowledge Centre at pvmath.com/guides for interpretation.</w:t>
+        <w:t>Computed inside PVMath using industry-standard solar and terrain methods on region-routed public DEM (EEA-10, USGS 3DEP, FABDEM, GLO-30 fallback), PVGIS, and disclosed loss assumptions. Proprietary weighting, thresholds, and implementation constants are not published in this edition. Use in-app help and the Knowledge Centre at pvmath.com/guides for interpretation.</w:t>
       </w:r>
     </w:p>
     <w:p>
@@ -8647,7 +9091,7 @@
         <w:t xml:space="preserve">Units: </w:t>
       </w:r>
       <w:r>
-        <w:t>MWp DC.</w:t>
+        <w:t>MWp/ha.</w:t>
       </w:r>
     </w:p>
     <w:p>
@@ -8658,7 +9102,7 @@
         <w:t xml:space="preserve">Typical industry ranges and interpretation: </w:t>
       </w:r>
       <w:r>
-        <w:t>Band width ~40% span from GCR 0.30 to 0.42 alone.</w:t>
+        <w:t>2P Fixed Standard 0.74 vs 1P 0.40 @ GCR 0.30.</w:t>
       </w:r>
     </w:p>
     <w:p>
@@ -8669,7 +9113,7 @@
         <w:t xml:space="preserve">Practical example: </w:t>
       </w:r>
       <w:r>
-        <w:t>format_mwp_range: '~45–63 MWp DC'.</w:t>
+        <w:t>YieldIQ 2P Fixed band shows higher MWp than 1P Fixed at same GCR.</w:t>
       </w:r>
     </w:p>
     <w:p>
@@ -8680,7 +9124,7 @@
         <w:t xml:space="preserve">Accuracy considerations and limitations: </w:t>
       </w:r>
       <w:r>
-        <w:t>Integer rounding to nearest MWp in config_mwp_screen.</w:t>
+        <w:t>Screening multiplier — actual 2P layout needs vendor-specific dimensions.</w:t>
       </w:r>
     </w:p>
     <w:p>
@@ -8691,7 +9135,7 @@
         <w:t xml:space="preserve">Common misconceptions: </w:t>
       </w:r>
       <w:r>
-        <w:t>Single MWp number is avoided — always a band in screening.</w:t>
+        <w:t>2P density does not auto-run in SiteIQ default — SiteIQ uses 1P band.</w:t>
       </w:r>
     </w:p>
     <w:p>
@@ -8702,7 +9146,7 @@
         <w:t xml:space="preserve">References to standards and sources: </w:t>
       </w:r>
       <w:r>
-        <w:t>format_mwp_range(); TopoIQ PDF capacity rows.</w:t>
+        <w:t>pvmath_capacity._BASE_DENSITY_2P.</w:t>
       </w:r>
     </w:p>
     <w:p>
@@ -8713,7 +9157,7 @@
         <w:t xml:space="preserve">Related PVMath metrics: </w:t>
       </w:r>
       <w:r>
-        <w:t>GCR screening band; MWh/yr band.</w:t>
+        <w:t>Yield configs; config_mwp_screen_2p.</w:t>
       </w:r>
     </w:p>
     <w:p/>
@@ -8722,7 +9166,7 @@
         <w:pStyle w:val="Heading2"/>
       </w:pPr>
       <w:r>
-        <w:t>Agri-PV screening density</w:t>
+        <w:t>Capacity screening band (mwp_lo – mwp_hi)</w:t>
       </w:r>
     </w:p>
     <w:p>
@@ -8733,7 +9177,7 @@
         <w:t xml:space="preserve">Definition (plain English): </w:t>
       </w:r>
       <w:r>
-        <w:t>Reduced MW/ha assumptions reflecting wider row spacing and agricultural access requirements.</w:t>
+        <w:t>Low and high indicative DC capacity from GCR 0.30–0.42 endpoints at 1P (or 2P) screening density.</w:t>
       </w:r>
     </w:p>
     <w:p>
@@ -8744,7 +9188,7 @@
         <w:t xml:space="preserve">Formal engineering definition: </w:t>
       </w:r>
       <w:r>
-        <w:t>Agri-PV _BASE_DENSITY entries ~50% of Standard for same mount/GCR.</w:t>
+        <w:t>site_capacity_screen(): mwp_lo at gcr_lo, mwp_hi at gcr_hi with paired dens_lo/dens_hi.</w:t>
       </w:r>
     </w:p>
     <w:p>
@@ -8755,7 +9199,7 @@
         <w:t xml:space="preserve">Why it matters in utility-scale solar: </w:t>
       </w:r>
       <w:r>
-        <w:t>Prevents overstatement of MW potential on dual-use land.</w:t>
+        <w:t>Communicates uncertainty before layout without false precision.</w:t>
       </w:r>
     </w:p>
     <w:p>
@@ -8766,7 +9210,7 @@
         <w:t xml:space="preserve">How PVMath calculates or derives it: </w:t>
       </w:r>
       <w:r>
-        <w:t>Computed inside PVMath using industry-standard solar and terrain methods on Copernicus GLO-30, PVGIS, and disclosed loss assumptions. Proprietary weighting, thresholds, and implementation constants are not published in this edition. Use in-app help and the Knowledge Centre at pvmath.com/guides for interpretation.</w:t>
+        <w:t>Computed inside PVMath using industry-standard solar and terrain methods on region-routed public DEM (EEA-10, USGS 3DEP, FABDEM, GLO-30 fallback), PVGIS, and disclosed loss assumptions. Proprietary weighting, thresholds, and implementation constants are not published in this edition. Use in-app help and the Knowledge Centre at pvmath.com/guides for interpretation.</w:t>
       </w:r>
     </w:p>
     <w:p>
@@ -8777,7 +9221,7 @@
         <w:t xml:space="preserve">Units: </w:t>
       </w:r>
       <w:r>
-        <w:t>MWp/ha.</w:t>
+        <w:t>MWp DC.</w:t>
       </w:r>
     </w:p>
     <w:p>
@@ -8788,7 +9232,7 @@
         <w:t xml:space="preserve">Typical industry ranges and interpretation: </w:t>
       </w:r>
       <w:r>
-        <w:t>0.18–0.37 MWp/ha across mount/portrait in code tables.</w:t>
+        <w:t>Band width ~40% span from GCR 0.30 to 0.42 alone.</w:t>
       </w:r>
     </w:p>
     <w:p>
@@ -8799,7 +9243,7 @@
         <w:t xml:space="preserve">Practical example: </w:t>
       </w:r>
       <w:r>
-        <w:t>Same 80 ha: Standard ~32 MWp lo vs Agri ~16 MWp lo fixed 1P.</w:t>
+        <w:t>format_mwp_range: '~45–63 MWp DC'.</w:t>
       </w:r>
     </w:p>
     <w:p>
@@ -8810,7 +9254,7 @@
         <w:t xml:space="preserve">Accuracy considerations and limitations: </w:t>
       </w:r>
       <w:r>
-        <w:t>Does not model crop-specific clearance rules.</w:t>
+        <w:t>Integer rounding to nearest MWp in config_mwp_screen.</w:t>
       </w:r>
     </w:p>
     <w:p>
@@ -8821,7 +9265,7 @@
         <w:t xml:space="preserve">Common misconceptions: </w:t>
       </w:r>
       <w:r>
-        <w:t>Agri-PV land use score 85 vs Standard 90 — slightly lower land category only.</w:t>
+        <w:t>Single MWp number is avoided — always a band in screening.</w:t>
       </w:r>
     </w:p>
     <w:p>
@@ -8832,7 +9276,7 @@
         <w:t xml:space="preserve">References to standards and sources: </w:t>
       </w:r>
       <w:r>
-        <w:t>pvmath_capacity Agri entries; DIN SPEC 91434 (context).</w:t>
+        <w:t>format_mwp_range(); TerrainIQ PDF capacity rows.</w:t>
       </w:r>
     </w:p>
     <w:p>
@@ -8843,7 +9287,7 @@
         <w:t xml:space="preserve">Related PVMath metrics: </w:t>
       </w:r>
       <w:r>
-        <w:t>Land use type; EEG Agri-PV.</w:t>
+        <w:t>GCR screening band; MWh/yr band.</w:t>
       </w:r>
     </w:p>
     <w:p/>
@@ -8852,7 +9296,7 @@
         <w:pStyle w:val="Heading2"/>
       </w:pPr>
       <w:r>
-        <w:t>Capacity screening disclaimer</w:t>
+        <w:t>Agri-PV screening density</w:t>
       </w:r>
     </w:p>
     <w:p>
@@ -8863,7 +9307,7 @@
         <w:t xml:space="preserve">Definition (plain English): </w:t>
       </w:r>
       <w:r>
-        <w:t>Legal/engineering notice that MWp values are utility-scale screening bands, not layout-optimised DC.</w:t>
+        <w:t>Reduced MW/ha assumptions reflecting wider row spacing and agricultural access requirements.</w:t>
       </w:r>
     </w:p>
     <w:p>
@@ -8874,7 +9318,7 @@
         <w:t xml:space="preserve">Formal engineering definition: </w:t>
       </w:r>
       <w:r>
-        <w:t>CAPACITY_SCREENING_DISCLAIMER constant appended to PDFs and UI footnotes.</w:t>
+        <w:t>Agri-PV _BASE_DENSITY entries ~50% of Standard for same mount/GCR.</w:t>
       </w:r>
     </w:p>
     <w:p>
@@ -8885,7 +9329,7 @@
         <w:t xml:space="preserve">Why it matters in utility-scale solar: </w:t>
       </w:r>
       <w:r>
-        <w:t>Sets client expectation before detailed layout and BOM.</w:t>
+        <w:t>Prevents overstatement of MW potential on dual-use land.</w:t>
       </w:r>
     </w:p>
     <w:p>
@@ -8896,7 +9340,7 @@
         <w:t xml:space="preserve">How PVMath calculates or derives it: </w:t>
       </w:r>
       <w:r>
-        <w:t>Computed inside PVMath using industry-standard solar and terrain methods on Copernicus GLO-30, PVGIS, and disclosed loss assumptions. Proprietary weighting, thresholds, and implementation constants are not published in this edition. Use in-app help and the Knowledge Centre at pvmath.com/guides for interpretation.</w:t>
+        <w:t>Computed inside PVMath using industry-standard solar and terrain methods on region-routed public DEM (EEA-10, USGS 3DEP, FABDEM, GLO-30 fallback), PVGIS, and disclosed loss assumptions. Proprietary weighting, thresholds, and implementation constants are not published in this edition. Use in-app help and the Knowledge Centre at pvmath.com/guides for interpretation.</w:t>
       </w:r>
     </w:p>
     <w:p>
@@ -8907,7 +9351,7 @@
         <w:t xml:space="preserve">Units: </w:t>
       </w:r>
       <w:r>
-        <w:t>Text.</w:t>
+        <w:t>MWp/ha.</w:t>
       </w:r>
     </w:p>
     <w:p>
@@ -8918,7 +9362,7 @@
         <w:t xml:space="preserve">Typical industry ranges and interpretation: </w:t>
       </w:r>
       <w:r>
-        <w:t>Always shown when capacity displayed.</w:t>
+        <w:t>0.18–0.37 MWp/ha across mount/portrait in code tables.</w:t>
       </w:r>
     </w:p>
     <w:p>
@@ -8929,7 +9373,7 @@
         <w:t xml:space="preserve">Practical example: </w:t>
       </w:r>
       <w:r>
-        <w:t>'not layout-optimised DC' phrase mandatory.</w:t>
+        <w:t>Same 80 ha: Standard ~32 MWp lo vs Agri ~16 MWp lo fixed 1P.</w:t>
       </w:r>
     </w:p>
     <w:p>
@@ -8940,7 +9384,7 @@
         <w:t xml:space="preserve">Accuracy considerations and limitations: </w:t>
       </w:r>
       <w:r>
-        <w:t>N/A.</w:t>
+        <w:t>Does not model crop-specific clearance rules.</w:t>
       </w:r>
     </w:p>
     <w:p>
@@ -8951,7 +9395,7 @@
         <w:t xml:space="preserve">Common misconceptions: </w:t>
       </w:r>
       <w:r>
-        <w:t>LayoutIQ (admin) produces different geometry-based counts — not merged into screening constants.</w:t>
+        <w:t>Agri-PV land use score 85 vs Standard 90 — slightly lower land category only.</w:t>
       </w:r>
     </w:p>
     <w:p>
@@ -8962,7 +9406,7 @@
         <w:t xml:space="preserve">References to standards and sources: </w:t>
       </w:r>
       <w:r>
-        <w:t>pvmath_capacity.py header docstring.</w:t>
+        <w:t>pvmath_capacity Agri entries; DIN SPEC 91434 (context).</w:t>
       </w:r>
     </w:p>
     <w:p>
@@ -8973,7 +9417,7 @@
         <w:t xml:space="preserve">Related PVMath metrics: </w:t>
       </w:r>
       <w:r>
-        <w:t>Capacity band; LayoutIQ (future).</w:t>
+        <w:t>Land use type; EEG Agri-PV.</w:t>
       </w:r>
     </w:p>
     <w:p/>
@@ -8982,7 +9426,7 @@
         <w:pStyle w:val="Heading2"/>
       </w:pPr>
       <w:r>
-        <w:t>1P vs 2P portrait orientation</w:t>
+        <w:t>Capacity screening disclaimer</w:t>
       </w:r>
     </w:p>
     <w:p>
@@ -8993,7 +9437,7 @@
         <w:t xml:space="preserve">Definition (plain English): </w:t>
       </w:r>
       <w:r>
-        <w:t>Single portrait (one module stack per table width) vs double portrait (two modules stacked vertically on rack).</w:t>
+        <w:t>Legal/engineering notice that MWp values are utility-scale screening bands, not layout-optimised DC.</w:t>
       </w:r>
     </w:p>
     <w:p>
@@ -9004,7 +9448,7 @@
         <w:t xml:space="preserve">Formal engineering definition: </w:t>
       </w:r>
       <w:r>
-        <w:t>Portrait flag in capacity_band(portrait='1P'|'2P') mapping to _BASE_DENSITY vs _BASE_DENSITY_2P.</w:t>
+        <w:t>CAPACITY_SCREENING_DISCLAIMER constant appended to PDFs and UI footnotes.</w:t>
       </w:r>
     </w:p>
     <w:p>
@@ -9015,7 +9459,7 @@
         <w:t xml:space="preserve">Why it matters in utility-scale solar: </w:t>
       </w:r>
       <w:r>
-        <w:t>Affects DC density and wind loading — common EPC configuration choice.</w:t>
+        <w:t>Sets client expectation before detailed layout and BOM.</w:t>
       </w:r>
     </w:p>
     <w:p>
@@ -9026,7 +9470,7 @@
         <w:t xml:space="preserve">How PVMath calculates or derives it: </w:t>
       </w:r>
       <w:r>
-        <w:t>Computed inside PVMath using industry-standard solar and terrain methods on Copernicus GLO-30, PVGIS, and disclosed loss assumptions. Proprietary weighting, thresholds, and implementation constants are not published in this edition. Use in-app help and the Knowledge Centre at pvmath.com/guides for interpretation.</w:t>
+        <w:t>Computed inside PVMath using industry-standard solar and terrain methods on region-routed public DEM (EEA-10, USGS 3DEP, FABDEM, GLO-30 fallback), PVGIS, and disclosed loss assumptions. Proprietary weighting, thresholds, and implementation constants are not published in this edition. Use in-app help and the Knowledge Centre at pvmath.com/guides for interpretation.</w:t>
       </w:r>
     </w:p>
     <w:p>
@@ -9037,7 +9481,7 @@
         <w:t xml:space="preserve">Units: </w:t>
       </w:r>
       <w:r>
-        <w:t>Categorical.</w:t>
+        <w:t>Text.</w:t>
       </w:r>
     </w:p>
     <w:p>
@@ -9048,7 +9492,7 @@
         <w:t xml:space="preserve">Typical industry ranges and interpretation: </w:t>
       </w:r>
       <w:r>
-        <w:t>2P ~74/65 MWp/ha vs 1P 40/35 for Standard Fixed/Tracker @ GCR 0.30.</w:t>
+        <w:t>Always shown when capacity displayed.</w:t>
       </w:r>
     </w:p>
     <w:p>
@@ -9059,7 +9503,7 @@
         <w:t xml:space="preserve">Practical example: </w:t>
       </w:r>
       <w:r>
-        <w:t>YieldIQ compares all four config labels in one run.</w:t>
+        <w:t>'not layout-optimised DC' phrase mandatory.</w:t>
       </w:r>
     </w:p>
     <w:p>
@@ -9070,7 +9514,7 @@
         <w:t xml:space="preserve">Accuracy considerations and limitations: </w:t>
       </w:r>
       <w:r>
-        <w:t>Does not model module dimensions explicitly in capacity module.</w:t>
+        <w:t>N/A.</w:t>
       </w:r>
     </w:p>
     <w:p>
@@ -9081,7 +9525,7 @@
         <w:t xml:space="preserve">Common misconceptions: </w:t>
       </w:r>
       <w:r>
-        <w:t>1P/2P is not monofacial vs bifacial.</w:t>
+        <w:t>LayoutIQ (admin) produces different geometry-based counts — not merged into screening constants.</w:t>
       </w:r>
     </w:p>
     <w:p>
@@ -9092,7 +9536,7 @@
         <w:t xml:space="preserve">References to standards and sources: </w:t>
       </w:r>
       <w:r>
-        <w:t>pvmath_capacity._CONFIG_TO_MOUNT_PORTRAIT.</w:t>
+        <w:t>pvmath_capacity.py header docstring.</w:t>
       </w:r>
     </w:p>
     <w:p>
@@ -9103,7 +9547,7 @@
         <w:t xml:space="preserve">Related PVMath metrics: </w:t>
       </w:r>
       <w:r>
-        <w:t>2P density; Yield configs.</w:t>
+        <w:t>Capacity band; LayoutIQ (future).</w:t>
       </w:r>
     </w:p>
     <w:p/>
@@ -9112,7 +9556,7 @@
         <w:pStyle w:val="Heading2"/>
       </w:pPr>
       <w:r>
-        <w:t>Tracker GCR shading factor (0.40)</w:t>
+        <w:t>1P vs 2P portrait orientation</w:t>
       </w:r>
     </w:p>
     <w:p>
@@ -9123,7 +9567,7 @@
         <w:t xml:space="preserve">Definition (plain English): </w:t>
       </w:r>
       <w:r>
-        <w:t>Row shading losses for trackers multiplied by 0.40 vs fixed tilt in gcr_shading() — backtracking proxy.</w:t>
+        <w:t>Single portrait (one module stack per table width) vs double portrait (two modules stacked vertically on rack).</w:t>
       </w:r>
     </w:p>
     <w:p>
@@ -9134,7 +9578,7 @@
         <w:t xml:space="preserve">Formal engineering definition: </w:t>
       </w:r>
       <w:r>
-        <w:t>shade_tracker = shade_fixed × 0.40 at same GCR from interpolation table.</w:t>
+        <w:t>Portrait flag in capacity_band(portrait='1P'|'2P') mapping to _BASE_DENSITY vs _BASE_DENSITY_2P.</w:t>
       </w:r>
     </w:p>
     <w:p>
@@ -9145,7 +9589,7 @@
         <w:t xml:space="preserve">Why it matters in utility-scale solar: </w:t>
       </w:r>
       <w:r>
-        <w:t>Explains higher optimal GCR on tracker projects in industry practice.</w:t>
+        <w:t>Affects DC density and wind loading — common EPC configuration choice.</w:t>
       </w:r>
     </w:p>
     <w:p>
@@ -9156,7 +9600,7 @@
         <w:t xml:space="preserve">How PVMath calculates or derives it: </w:t>
       </w:r>
       <w:r>
-        <w:t>Computed inside PVMath using industry-standard solar and terrain methods on Copernicus GLO-30, PVGIS, and disclosed loss assumptions. Proprietary weighting, thresholds, and implementation constants are not published in this edition. Use in-app help and the Knowledge Centre at pvmath.com/guides for interpretation.</w:t>
+        <w:t>Computed inside PVMath using industry-standard solar and terrain methods on region-routed public DEM (EEA-10, USGS 3DEP, FABDEM, GLO-30 fallback), PVGIS, and disclosed loss assumptions. Proprietary weighting, thresholds, and implementation constants are not published in this edition. Use in-app help and the Knowledge Centre at pvmath.com/guides for interpretation.</w:t>
       </w:r>
     </w:p>
     <w:p>
@@ -9167,7 +9611,7 @@
         <w:t xml:space="preserve">Units: </w:t>
       </w:r>
       <w:r>
-        <w:t>Dimensionless multiplier on shading percent.</w:t>
+        <w:t>Categorical.</w:t>
       </w:r>
     </w:p>
     <w:p>
@@ -9178,7 +9622,7 @@
         <w:t xml:space="preserve">Typical industry ranges and interpretation: </w:t>
       </w:r>
       <w:r>
-        <w:t>At GCR 0.30: 1.0% fixed shading → 0.4% tracker equivalent in table.</w:t>
+        <w:t>2P ~74/65 MWp/ha vs 1P 40/35 for Standard Fixed/Tracker @ GCR 0.30.</w:t>
       </w:r>
     </w:p>
     <w:p>
@@ -9189,7 +9633,7 @@
         <w:t xml:space="preserve">Practical example: </w:t>
       </w:r>
       <w:r>
-        <w:t>YieldIQ 1P Tracker often beats fixed on energy with similar GCR partly due to this factor plus inclined_axis yield.</w:t>
+        <w:t>YieldIQ compares all four config labels in one run.</w:t>
       </w:r>
     </w:p>
     <w:p>
@@ -9200,7 +9644,7 @@
         <w:t xml:space="preserve">Accuracy considerations and limitations: </w:t>
       </w:r>
       <w:r>
-        <w:t>Simplified — not hourly backtracking simulation.</w:t>
+        <w:t>Does not model module dimensions explicitly in capacity module.</w:t>
       </w:r>
     </w:p>
     <w:p>
@@ -9211,7 +9655,7 @@
         <w:t xml:space="preserve">Common misconceptions: </w:t>
       </w:r>
       <w:r>
-        <w:t>Not NREL SAM backtracking model.</w:t>
+        <w:t>1P/2P is not monofacial vs bifacial.</w:t>
       </w:r>
     </w:p>
     <w:p>
@@ -9222,7 +9666,7 @@
         <w:t xml:space="preserve">References to standards and sources: </w:t>
       </w:r>
       <w:r>
-        <w:t>pvmath_yield gcr_shading docstring.</w:t>
+        <w:t>pvmath_capacity._CONFIG_TO_MOUNT_PORTRAIT.</w:t>
       </w:r>
     </w:p>
     <w:p>
@@ -9233,7 +9677,7 @@
         <w:t xml:space="preserve">Related PVMath metrics: </w:t>
       </w:r>
       <w:r>
-        <w:t>GCR shading; Analysis profile.</w:t>
+        <w:t>2P density; Yield configs.</w:t>
       </w:r>
     </w:p>
     <w:p/>
@@ -9242,6 +9686,136 @@
         <w:pStyle w:val="Heading2"/>
       </w:pPr>
       <w:r>
+        <w:t>Tracker GCR shading factor (0.40)</w:t>
+      </w:r>
+    </w:p>
+    <w:p>
+      <w:r>
+        <w:rPr>
+          <w:b/>
+        </w:rPr>
+        <w:t xml:space="preserve">Definition (plain English): </w:t>
+      </w:r>
+      <w:r>
+        <w:t>Row shading losses for trackers multiplied by 0.40 vs fixed tilt in gcr_shading() — backtracking proxy.</w:t>
+      </w:r>
+    </w:p>
+    <w:p>
+      <w:r>
+        <w:rPr>
+          <w:b/>
+        </w:rPr>
+        <w:t xml:space="preserve">Formal engineering definition: </w:t>
+      </w:r>
+      <w:r>
+        <w:t>shade_tracker = shade_fixed × 0.40 at same GCR from interpolation table.</w:t>
+      </w:r>
+    </w:p>
+    <w:p>
+      <w:r>
+        <w:rPr>
+          <w:b/>
+        </w:rPr>
+        <w:t xml:space="preserve">Why it matters in utility-scale solar: </w:t>
+      </w:r>
+      <w:r>
+        <w:t>Explains higher optimal GCR on tracker projects in industry practice.</w:t>
+      </w:r>
+    </w:p>
+    <w:p>
+      <w:r>
+        <w:rPr>
+          <w:b/>
+        </w:rPr>
+        <w:t xml:space="preserve">How PVMath calculates or derives it: </w:t>
+      </w:r>
+      <w:r>
+        <w:t>Computed inside PVMath using industry-standard solar and terrain methods on region-routed public DEM (EEA-10, USGS 3DEP, FABDEM, GLO-30 fallback), PVGIS, and disclosed loss assumptions. Proprietary weighting, thresholds, and implementation constants are not published in this edition. Use in-app help and the Knowledge Centre at pvmath.com/guides for interpretation.</w:t>
+      </w:r>
+    </w:p>
+    <w:p>
+      <w:r>
+        <w:rPr>
+          <w:b/>
+        </w:rPr>
+        <w:t xml:space="preserve">Units: </w:t>
+      </w:r>
+      <w:r>
+        <w:t>Dimensionless multiplier on shading percent.</w:t>
+      </w:r>
+    </w:p>
+    <w:p>
+      <w:r>
+        <w:rPr>
+          <w:b/>
+        </w:rPr>
+        <w:t xml:space="preserve">Typical industry ranges and interpretation: </w:t>
+      </w:r>
+      <w:r>
+        <w:t>At GCR 0.30: 1.0% fixed shading → 0.4% tracker equivalent in table.</w:t>
+      </w:r>
+    </w:p>
+    <w:p>
+      <w:r>
+        <w:rPr>
+          <w:b/>
+        </w:rPr>
+        <w:t xml:space="preserve">Practical example: </w:t>
+      </w:r>
+      <w:r>
+        <w:t>YieldIQ 1P Tracker often beats fixed on energy with similar GCR partly due to this factor plus inclined_axis yield.</w:t>
+      </w:r>
+    </w:p>
+    <w:p>
+      <w:r>
+        <w:rPr>
+          <w:b/>
+        </w:rPr>
+        <w:t xml:space="preserve">Accuracy considerations and limitations: </w:t>
+      </w:r>
+      <w:r>
+        <w:t>Simplified — not hourly backtracking simulation.</w:t>
+      </w:r>
+    </w:p>
+    <w:p>
+      <w:r>
+        <w:rPr>
+          <w:b/>
+        </w:rPr>
+        <w:t xml:space="preserve">Common misconceptions: </w:t>
+      </w:r>
+      <w:r>
+        <w:t>Not NREL SAM backtracking model.</w:t>
+      </w:r>
+    </w:p>
+    <w:p>
+      <w:r>
+        <w:rPr>
+          <w:b/>
+        </w:rPr>
+        <w:t xml:space="preserve">References to standards and sources: </w:t>
+      </w:r>
+      <w:r>
+        <w:t>pvmath_yield gcr_shading docstring.</w:t>
+      </w:r>
+    </w:p>
+    <w:p>
+      <w:r>
+        <w:rPr>
+          <w:b/>
+        </w:rPr>
+        <w:t xml:space="preserve">Related PVMath metrics: </w:t>
+      </w:r>
+      <w:r>
+        <w:t>GCR shading; Analysis profile.</w:t>
+      </w:r>
+    </w:p>
+    <w:p/>
+    <w:p>
+      <w:pPr>
+        <w:pStyle w:val="Heading2"/>
+      </w:pPr>
+      <w:r>
         <w:t>Boundary setback (LayoutIQ — admin)</w:t>
       </w:r>
     </w:p>
@@ -9264,7 +9838,7 @@
         <w:t xml:space="preserve">Formal engineering definition: </w:t>
       </w:r>
       <w:r>
-        <w:t>Geometric inset of developable area before row packing (not in public SiteIQ/TopoIQ).</w:t>
+        <w:t>Geometric inset of developable area before row packing (not in public SiteIQ/TerrainIQ).</w:t>
       </w:r>
     </w:p>
     <w:p>
@@ -9286,7 +9860,7 @@
         <w:t xml:space="preserve">How PVMath calculates or derives it: </w:t>
       </w:r>
       <w:r>
-        <w:t>Computed inside PVMath using industry-standard solar and terrain methods on Copernicus GLO-30, PVGIS, and disclosed loss assumptions. Proprietary weighting, thresholds, and implementation constants are not published in this edition. Use in-app help and the Knowledge Centre at pvmath.com/guides for interpretation.</w:t>
+        <w:t>Computed inside PVMath using industry-standard solar and terrain methods on region-routed public DEM (EEA-10, USGS 3DEP, FABDEM, GLO-30 fallback), PVGIS, and disclosed loss assumptions. Proprietary weighting, thresholds, and implementation constants are not published in this edition. Use in-app help and the Knowledge Centre at pvmath.com/guides for interpretation.</w:t>
       </w:r>
     </w:p>
     <w:p>
@@ -9341,7 +9915,7 @@
         <w:t xml:space="preserve">Common misconceptions: </w:t>
       </w:r>
       <w:r>
-        <w:t>TopoIQ SITE_BOUNDARY is gross parcel — no automatic setback in screening capacity.</w:t>
+        <w:t>TerrainIQ SITE_BOUNDARY is gross parcel — no automatic setback in screening capacity.</w:t>
       </w:r>
     </w:p>
     <w:p>
@@ -9382,7 +9956,7 @@
     </w:p>
     <w:p>
       <w:r>
-        <w:t>TopoIQ exports georeferenced and local-centroid CAD/GIS packages via pvmath_topo_export.py.</w:t>
+        <w:t>TerrainIQ exports georeferenced and local-centroid CAD/GIS packages via pvmath_topo_export.py.</w:t>
       </w:r>
     </w:p>
     <w:p>
@@ -9434,7 +10008,7 @@
         <w:t xml:space="preserve">How PVMath calculates or derives it: </w:t>
       </w:r>
       <w:r>
-        <w:t>Computed inside PVMath using industry-standard solar and terrain methods on Copernicus GLO-30, PVGIS, and disclosed loss assumptions. Proprietary weighting, thresholds, and implementation constants are not published in this edition. Use in-app help and the Knowledge Centre at pvmath.com/guides for interpretation.</w:t>
+        <w:t>Computed inside PVMath using industry-standard solar and terrain methods on region-routed public DEM (EEA-10, USGS 3DEP, FABDEM, GLO-30 fallback), PVGIS, and disclosed loss assumptions. Proprietary weighting, thresholds, and implementation constants are not published in this edition. Use in-app help and the Knowledge Centre at pvmath.com/guides for interpretation.</w:t>
       </w:r>
     </w:p>
     <w:p>
@@ -9467,7 +10041,7 @@
         <w:t xml:space="preserve">Practical example: </w:t>
       </w:r>
       <w:r>
-        <w:t>TopoIQ_ProjectName.xml imported at EPSG:32633 with SITE_BOUNDARY parcels.</w:t>
+        <w:t>TerrainIQ_ProjectName.xml imported at EPSG:32633 with SITE_BOUNDARY parcels.</w:t>
       </w:r>
     </w:p>
     <w:p>
@@ -9564,7 +10138,7 @@
         <w:t xml:space="preserve">How PVMath calculates or derives it: </w:t>
       </w:r>
       <w:r>
-        <w:t>Computed inside PVMath using industry-standard solar and terrain methods on Copernicus GLO-30, PVGIS, and disclosed loss assumptions. Proprietary weighting, thresholds, and implementation constants are not published in this edition. Use in-app help and the Knowledge Centre at pvmath.com/guides for interpretation.</w:t>
+        <w:t>Computed inside PVMath using industry-standard solar and terrain methods on region-routed public DEM (EEA-10, USGS 3DEP, FABDEM, GLO-30 fallback), PVGIS, and disclosed loss assumptions. Proprietary weighting, thresholds, and implementation constants are not published in this edition. Use in-app help and the Knowledge Centre at pvmath.com/guides for interpretation.</w:t>
       </w:r>
     </w:p>
     <w:p>
@@ -9694,7 +10268,7 @@
         <w:t xml:space="preserve">How PVMath calculates or derives it: </w:t>
       </w:r>
       <w:r>
-        <w:t>Computed inside PVMath using industry-standard solar and terrain methods on Copernicus GLO-30, PVGIS, and disclosed loss assumptions. Proprietary weighting, thresholds, and implementation constants are not published in this edition. Use in-app help and the Knowledge Centre at pvmath.com/guides for interpretation.</w:t>
+        <w:t>Computed inside PVMath using industry-standard solar and terrain methods on region-routed public DEM (EEA-10, USGS 3DEP, FABDEM, GLO-30 fallback), PVGIS, and disclosed loss assumptions. Proprietary weighting, thresholds, and implementation constants are not published in this edition. Use in-app help and the Knowledge Centre at pvmath.com/guides for interpretation.</w:t>
       </w:r>
     </w:p>
     <w:p>
@@ -9824,7 +10398,7 @@
         <w:t xml:space="preserve">How PVMath calculates or derives it: </w:t>
       </w:r>
       <w:r>
-        <w:t>Computed inside PVMath using industry-standard solar and terrain methods on Copernicus GLO-30, PVGIS, and disclosed loss assumptions. Proprietary weighting, thresholds, and implementation constants are not published in this edition. Use in-app help and the Knowledge Centre at pvmath.com/guides for interpretation.</w:t>
+        <w:t>Computed inside PVMath using industry-standard solar and terrain methods on region-routed public DEM (EEA-10, USGS 3DEP, FABDEM, GLO-30 fallback), PVGIS, and disclosed loss assumptions. Proprietary weighting, thresholds, and implementation constants are not published in this edition. Use in-app help and the Knowledge Centre at pvmath.com/guides for interpretation.</w:t>
       </w:r>
     </w:p>
     <w:p>
@@ -9954,7 +10528,7 @@
         <w:t xml:space="preserve">How PVMath calculates or derives it: </w:t>
       </w:r>
       <w:r>
-        <w:t>Computed inside PVMath using industry-standard solar and terrain methods on Copernicus GLO-30, PVGIS, and disclosed loss assumptions. Proprietary weighting, thresholds, and implementation constants are not published in this edition. Use in-app help and the Knowledge Centre at pvmath.com/guides for interpretation.</w:t>
+        <w:t>Computed inside PVMath using industry-standard solar and terrain methods on region-routed public DEM (EEA-10, USGS 3DEP, FABDEM, GLO-30 fallback), PVGIS, and disclosed loss assumptions. Proprietary weighting, thresholds, and implementation constants are not published in this edition. Use in-app help and the Knowledge Centre at pvmath.com/guides for interpretation.</w:t>
       </w:r>
     </w:p>
     <w:p>
@@ -10084,7 +10658,7 @@
         <w:t xml:space="preserve">How PVMath calculates or derives it: </w:t>
       </w:r>
       <w:r>
-        <w:t>Computed inside PVMath using industry-standard solar and terrain methods on Copernicus GLO-30, PVGIS, and disclosed loss assumptions. Proprietary weighting, thresholds, and implementation constants are not published in this edition. Use in-app help and the Knowledge Centre at pvmath.com/guides for interpretation.</w:t>
+        <w:t>Computed inside PVMath using industry-standard solar and terrain methods on region-routed public DEM (EEA-10, USGS 3DEP, FABDEM, GLO-30 fallback), PVGIS, and disclosed loss assumptions. Proprietary weighting, thresholds, and implementation constants are not published in this edition. Use in-app help and the Knowledge Centre at pvmath.com/guides for interpretation.</w:t>
       </w:r>
     </w:p>
     <w:p>
@@ -10170,7 +10744,7 @@
         <w:pStyle w:val="Heading2"/>
       </w:pPr>
       <w:r>
-        <w:t>TopoIQ reference.json</w:t>
+        <w:t>TerrainIQ reference.json</w:t>
       </w:r>
     </w:p>
     <w:p>
@@ -10192,7 +10766,7 @@
         <w:t xml:space="preserve">Formal engineering definition: </w:t>
       </w:r>
       <w:r>
-        <w:t>format TopoIQ_reference_v1 JSON with EPSG, UTM coords, grid_spacing_m, cad_import notes.</w:t>
+        <w:t>format TerrainIQ_reference_v1 JSON with EPSG, UTM coords, grid_spacing_m, cad_import notes.</w:t>
       </w:r>
     </w:p>
     <w:p>
@@ -10214,7 +10788,7 @@
         <w:t xml:space="preserve">How PVMath calculates or derives it: </w:t>
       </w:r>
       <w:r>
-        <w:t>Computed inside PVMath using industry-standard solar and terrain methods on Copernicus GLO-30, PVGIS, and disclosed loss assumptions. Proprietary weighting, thresholds, and implementation constants are not published in this edition. Use in-app help and the Knowledge Centre at pvmath.com/guides for interpretation.</w:t>
+        <w:t>Computed inside PVMath using industry-standard solar and terrain methods on region-routed public DEM (EEA-10, USGS 3DEP, FABDEM, GLO-30 fallback), PVGIS, and disclosed loss assumptions. Proprietary weighting, thresholds, and implementation constants are not published in this edition. Use in-app help and the Knowledge Centre at pvmath.com/guides for interpretation.</w:t>
       </w:r>
     </w:p>
     <w:p>
@@ -10344,7 +10918,7 @@
         <w:t xml:space="preserve">How PVMath calculates or derives it: </w:t>
       </w:r>
       <w:r>
-        <w:t>Computed inside PVMath using industry-standard solar and terrain methods on Copernicus GLO-30, PVGIS, and disclosed loss assumptions. Proprietary weighting, thresholds, and implementation constants are not published in this edition. Use in-app help and the Knowledge Centre at pvmath.com/guides for interpretation.</w:t>
+        <w:t>Computed inside PVMath using industry-standard solar and terrain methods on region-routed public DEM (EEA-10, USGS 3DEP, FABDEM, GLO-30 fallback), PVGIS, and disclosed loss assumptions. Proprietary weighting, thresholds, and implementation constants are not published in this edition. Use in-app help and the Knowledge Centre at pvmath.com/guides for interpretation.</w:t>
       </w:r>
     </w:p>
     <w:p>
@@ -10474,7 +11048,7 @@
         <w:t xml:space="preserve">How PVMath calculates or derives it: </w:t>
       </w:r>
       <w:r>
-        <w:t>Computed inside PVMath using industry-standard solar and terrain methods on Copernicus GLO-30, PVGIS, and disclosed loss assumptions. Proprietary weighting, thresholds, and implementation constants are not published in this edition. Use in-app help and the Knowledge Centre at pvmath.com/guides for interpretation.</w:t>
+        <w:t>Computed inside PVMath using industry-standard solar and terrain methods on region-routed public DEM (EEA-10, USGS 3DEP, FABDEM, GLO-30 fallback), PVGIS, and disclosed loss assumptions. Proprietary weighting, thresholds, and implementation constants are not published in this edition. Use in-app help and the Knowledge Centre at pvmath.com/guides for interpretation.</w:t>
       </w:r>
     </w:p>
     <w:p>
@@ -10604,7 +11178,7 @@
         <w:t xml:space="preserve">How PVMath calculates or derives it: </w:t>
       </w:r>
       <w:r>
-        <w:t>Computed inside PVMath using industry-standard solar and terrain methods on Copernicus GLO-30, PVGIS, and disclosed loss assumptions. Proprietary weighting, thresholds, and implementation constants are not published in this edition. Use in-app help and the Knowledge Centre at pvmath.com/guides for interpretation.</w:t>
+        <w:t>Computed inside PVMath using industry-standard solar and terrain methods on region-routed public DEM (EEA-10, USGS 3DEP, FABDEM, GLO-30 fallback), PVGIS, and disclosed loss assumptions. Proprietary weighting, thresholds, and implementation constants are not published in this edition. Use in-app help and the Knowledge Centre at pvmath.com/guides for interpretation.</w:t>
       </w:r>
     </w:p>
     <w:p>
@@ -10637,7 +11211,7 @@
         <w:t xml:space="preserve">Practical example: </w:t>
       </w:r>
       <w:r>
-        <w:t>TopoIQ_MyProject.zip with 8 files.</w:t>
+        <w:t>TerrainIQ_MyProject.zip with 8 files.</w:t>
       </w:r>
     </w:p>
     <w:p>
@@ -10681,7 +11255,7 @@
         <w:t xml:space="preserve">Related PVMath metrics: </w:t>
       </w:r>
       <w:r>
-        <w:t>reference.json; TopoIQ PDF.</w:t>
+        <w:t>reference.json; TerrainIQ PDF.</w:t>
       </w:r>
     </w:p>
     <w:p/>
@@ -10700,7 +11274,7 @@
     </w:p>
     <w:p>
       <w:r>
-        <w:t>External datasets and services called server-side from the Streamlit application.</w:t>
+        <w:t>External datasets and services called server-side from the PVMath API (app.pvmath.com) and legacy Streamlit app.</w:t>
       </w:r>
     </w:p>
     <w:p>
@@ -10752,7 +11326,7 @@
         <w:t xml:space="preserve">How PVMath calculates or derives it: </w:t>
       </w:r>
       <w:r>
-        <w:t>Computed inside PVMath using industry-standard solar and terrain methods on Copernicus GLO-30, PVGIS, and disclosed loss assumptions. Proprietary weighting, thresholds, and implementation constants are not published in this edition. Use in-app help and the Knowledge Centre at pvmath.com/guides for interpretation.</w:t>
+        <w:t>Computed inside PVMath using industry-standard solar and terrain methods on region-routed public DEM (EEA-10, USGS 3DEP, FABDEM, GLO-30 fallback), PVGIS, and disclosed loss assumptions. Proprietary weighting, thresholds, and implementation constants are not published in this edition. Use in-app help and the Knowledge Centre at pvmath.com/guides for interpretation.</w:t>
       </w:r>
     </w:p>
     <w:p>
@@ -10882,7 +11456,7 @@
         <w:t xml:space="preserve">How PVMath calculates or derives it: </w:t>
       </w:r>
       <w:r>
-        <w:t>Computed inside PVMath using industry-standard solar and terrain methods on Copernicus GLO-30, PVGIS, and disclosed loss assumptions. Proprietary weighting, thresholds, and implementation constants are not published in this edition. Use in-app help and the Knowledge Centre at pvmath.com/guides for interpretation.</w:t>
+        <w:t>Computed inside PVMath using industry-standard solar and terrain methods on region-routed public DEM (EEA-10, USGS 3DEP, FABDEM, GLO-30 fallback), PVGIS, and disclosed loss assumptions. Proprietary weighting, thresholds, and implementation constants are not published in this edition. Use in-app help and the Knowledge Centre at pvmath.com/guides for interpretation.</w:t>
       </w:r>
     </w:p>
     <w:p>
@@ -10937,7 +11511,7 @@
         <w:t xml:space="preserve">Common misconceptions: </w:t>
       </w:r>
       <w:r>
-        <w:t>Not used for TopoIQ full grid — Terrarium tiles instead.</w:t>
+        <w:t>Not used for TerrainIQ full grid — Terrarium tiles instead.</w:t>
       </w:r>
     </w:p>
     <w:p>
@@ -10968,7 +11542,7 @@
         <w:pStyle w:val="Heading2"/>
       </w:pPr>
       <w:r>
-        <w:t>AWS Terrain Tiles (Terrarium)</w:t>
+        <w:t>Regional DEM routing (TerrainIQ)</w:t>
       </w:r>
     </w:p>
     <w:p>
@@ -10979,7 +11553,7 @@
         <w:t xml:space="preserve">Definition (plain English): </w:t>
       </w:r>
       <w:r>
-        <w:t>S3-hosted global DEM tiles in Terrarium PNG encoding for TopoIQ mosaics.</w:t>
+        <w:t>Coordinate-based selection of best public elevation source per site — EEA-10, USGS 3DEP, FABDEM, GLO-30 fallback.</w:t>
       </w:r>
     </w:p>
     <w:p>
@@ -10990,7 +11564,7 @@
         <w:t xml:space="preserve">Formal engineering definition: </w:t>
       </w:r>
       <w:r>
-        <w:t>elevation-tiles-prod/terrarium/{z}/{x}/{y}.png</w:t>
+        <w:t>pvmath_terrain_sources.select_terrain_route(lat, lon) returns TerrainRoute with source enum and fallback chain.</w:t>
       </w:r>
     </w:p>
     <w:p>
@@ -11001,7 +11575,7 @@
         <w:t xml:space="preserve">Why it matters in utility-scale solar: </w:t>
       </w:r>
       <w:r>
-        <w:t>Enables boundary-wide GLO-30 processing.</w:t>
+        <w:t>Honest screening requires matching DEM quality to region — not one global product label.</w:t>
       </w:r>
     </w:p>
     <w:p>
@@ -11012,7 +11586,7 @@
         <w:t xml:space="preserve">How PVMath calculates or derives it: </w:t>
       </w:r>
       <w:r>
-        <w:t>Computed inside PVMath using industry-standard solar and terrain methods on Copernicus GLO-30, PVGIS, and disclosed loss assumptions. Proprietary weighting, thresholds, and implementation constants are not published in this edition. Use in-app help and the Knowledge Centre at pvmath.com/guides for interpretation.</w:t>
+        <w:t>Computed inside PVMath using industry-standard solar and terrain methods on region-routed public DEM (EEA-10, USGS 3DEP, FABDEM, GLO-30 fallback), PVGIS, and disclosed loss assumptions. Proprietary weighting, thresholds, and implementation constants are not published in this edition. Use in-app help and the Knowledge Centre at pvmath.com/guides for interpretation.</w:t>
       </w:r>
     </w:p>
     <w:p>
@@ -11023,7 +11597,7 @@
         <w:t xml:space="preserve">Units: </w:t>
       </w:r>
       <w:r>
-        <w:t>PNG tiles 256×256.</w:t>
+        <w:t>Source id string in API terrain_source_used.</w:t>
       </w:r>
     </w:p>
     <w:p>
@@ -11034,7 +11608,7 @@
         <w:t xml:space="preserve">Typical industry ranges and interpretation: </w:t>
       </w:r>
       <w:r>
-        <w:t>Zoom 14 ~30 m ground resolution at mid-latitudes.</w:t>
+        <w:t>~10 m native EU/USA where available; ~30 m global FABDEM/GLO-30.</w:t>
       </w:r>
     </w:p>
     <w:p>
@@ -11045,7 +11619,7 @@
         <w:t xml:space="preserve">Practical example: </w:t>
       </w:r>
       <w:r>
-        <w:t>40 tiles downloaded for regional site.</w:t>
+        <w:t>API response terrain_source_used='copernicus_eea10' for German site.</w:t>
       </w:r>
     </w:p>
     <w:p>
@@ -11056,7 +11630,7 @@
         <w:t xml:space="preserve">Accuracy considerations and limitations: </w:t>
       </w:r>
       <w:r>
-        <w:t>Failed tiles → NaN but georef preserved.</w:t>
+        <w:t>Routing disclosed in PDF and reference.json; not user-selectable in UI yet.</w:t>
       </w:r>
     </w:p>
     <w:p>
@@ -11067,7 +11641,7 @@
         <w:t xml:space="preserve">Common misconceptions: </w:t>
       </w:r>
       <w:r>
-        <w:t>Different URL path than OpenTopoData.</w:t>
+        <w:t>GLO-30 is fallback — not primary for all sites since 2026 routing update.</w:t>
       </w:r>
     </w:p>
     <w:p>
@@ -11078,7 +11652,7 @@
         <w:t xml:space="preserve">References to standards and sources: </w:t>
       </w:r>
       <w:r>
-        <w:t>AWS Open Data Terrain Tiles; Mapzen Terrarium spec.</w:t>
+        <w:t>pvmath_terrain_sources.py; guides/regional-dem-routing.html.</w:t>
       </w:r>
     </w:p>
     <w:p>
@@ -11089,7 +11663,7 @@
         <w:t xml:space="preserve">Related PVMath metrics: </w:t>
       </w:r>
       <w:r>
-        <w:t>GLO-30; DEM zoom level.</w:t>
+        <w:t>EEA-10; FABDEM; USGS 3DEP; GLO-30.</w:t>
       </w:r>
     </w:p>
     <w:p/>
@@ -11098,7 +11672,7 @@
         <w:pStyle w:val="Heading2"/>
       </w:pPr>
       <w:r>
-        <w:t>Nominatim / OpenStreetMap geocoding</w:t>
+        <w:t>AWS Terrain Tiles (Terrarium)</w:t>
       </w:r>
     </w:p>
     <w:p>
@@ -11109,7 +11683,7 @@
         <w:t xml:space="preserve">Definition (plain English): </w:t>
       </w:r>
       <w:r>
-        <w:t>Reverse and forward geocoding for addresses and location labels.</w:t>
+        <w:t>S3-hosted global DEM tiles in Terrarium PNG encoding for TerrainIQ mosaics.</w:t>
       </w:r>
     </w:p>
     <w:p>
@@ -11120,7 +11694,7 @@
         <w:t xml:space="preserve">Formal engineering definition: </w:t>
       </w:r>
       <w:r>
-        <w:t>nominatim.openstreetmap.org with User-Agent SiteIQ/1.0 (pvmath.com; contact@pvmath.com).</w:t>
+        <w:t>elevation-tiles-prod/terrarium/{z}/{x}/{y}.png</w:t>
       </w:r>
     </w:p>
     <w:p>
@@ -11131,7 +11705,7 @@
         <w:t xml:space="preserve">Why it matters in utility-scale solar: </w:t>
       </w:r>
       <w:r>
-        <w:t>Mandatory OSM policy compliance — generic agents get blocked.</w:t>
+        <w:t>Enables boundary-wide DEM mosaics for TerrainIQ processing.</w:t>
       </w:r>
     </w:p>
     <w:p>
@@ -11142,7 +11716,7 @@
         <w:t xml:space="preserve">How PVMath calculates or derives it: </w:t>
       </w:r>
       <w:r>
-        <w:t>Computed inside PVMath using industry-standard solar and terrain methods on Copernicus GLO-30, PVGIS, and disclosed loss assumptions. Proprietary weighting, thresholds, and implementation constants are not published in this edition. Use in-app help and the Knowledge Centre at pvmath.com/guides for interpretation.</w:t>
+        <w:t>Computed inside PVMath using industry-standard solar and terrain methods on region-routed public DEM (EEA-10, USGS 3DEP, FABDEM, GLO-30 fallback), PVGIS, and disclosed loss assumptions. Proprietary weighting, thresholds, and implementation constants are not published in this edition. Use in-app help and the Knowledge Centre at pvmath.com/guides for interpretation.</w:t>
       </w:r>
     </w:p>
     <w:p>
@@ -11153,7 +11727,7 @@
         <w:t xml:space="preserve">Units: </w:t>
       </w:r>
       <w:r>
-        <w:t>WGS84 degrees.</w:t>
+        <w:t>PNG tiles 256×256.</w:t>
       </w:r>
     </w:p>
     <w:p>
@@ -11164,7 +11738,7 @@
         <w:t xml:space="preserve">Typical industry ranges and interpretation: </w:t>
       </w:r>
       <w:r>
-        <w:t>~1 req/s policy — not heavily throttled in code.</w:t>
+        <w:t>Zoom 14 ~30 m ground resolution at mid-latitudes.</w:t>
       </w:r>
     </w:p>
     <w:p>
@@ -11175,7 +11749,7 @@
         <w:t xml:space="preserve">Practical example: </w:t>
       </w:r>
       <w:r>
-        <w:t>Reverse geocode → 'McLennan County, Texas, USA'.</w:t>
+        <w:t>40 tiles downloaded for regional site.</w:t>
       </w:r>
     </w:p>
     <w:p>
@@ -11186,7 +11760,7 @@
         <w:t xml:space="preserve">Accuracy considerations and limitations: </w:t>
       </w:r>
       <w:r>
-        <w:t>OSM data completeness varies.</w:t>
+        <w:t>Failed tiles → NaN but georef preserved.</w:t>
       </w:r>
     </w:p>
     <w:p>
@@ -11197,7 +11771,7 @@
         <w:t xml:space="preserve">Common misconceptions: </w:t>
       </w:r>
       <w:r>
-        <w:t>Not used for parcel boundaries — only labels.</w:t>
+        <w:t>Different URL path than OpenTopoData.</w:t>
       </w:r>
     </w:p>
     <w:p>
@@ -11208,7 +11782,7 @@
         <w:t xml:space="preserve">References to standards and sources: </w:t>
       </w:r>
       <w:r>
-        <w:t>OSM Nominatim usage policy.</w:t>
+        <w:t>AWS Open Data Terrain Tiles; Mapzen Terrarium spec.</w:t>
       </w:r>
     </w:p>
     <w:p>
@@ -11219,7 +11793,7 @@
         <w:t xml:space="preserve">Related PVMath metrics: </w:t>
       </w:r>
       <w:r>
-        <w:t>Location label; format_coords.</w:t>
+        <w:t>GLO-30; DEM zoom level.</w:t>
       </w:r>
     </w:p>
     <w:p/>
@@ -11228,7 +11802,7 @@
         <w:pStyle w:val="Heading2"/>
       </w:pPr>
       <w:r>
-        <w:t>Esri World Imagery (slope map basemap)</w:t>
+        <w:t>Nominatim / OpenStreetMap geocoding</w:t>
       </w:r>
     </w:p>
     <w:p>
@@ -11239,7 +11813,7 @@
         <w:t xml:space="preserve">Definition (plain English): </w:t>
       </w:r>
       <w:r>
-        <w:t>Satellite imagery tiles stitched under TopoIQ slope map PNG in PDF.</w:t>
+        <w:t>Reverse and forward geocoding for addresses and location labels.</w:t>
       </w:r>
     </w:p>
     <w:p>
@@ -11250,7 +11824,7 @@
         <w:t xml:space="preserve">Formal engineering definition: </w:t>
       </w:r>
       <w:r>
-        <w:t>ArcGIS World_Imagery MapServer tile/{z}/{y}/{x} best-effort fetch.</w:t>
+        <w:t>nominatim.openstreetmap.org with User-Agent SiteIQ/1.0 (pvmath.com; contact@pvmath.com).</w:t>
       </w:r>
     </w:p>
     <w:p>
@@ -11261,7 +11835,7 @@
         <w:t xml:space="preserve">Why it matters in utility-scale solar: </w:t>
       </w:r>
       <w:r>
-        <w:t>Visual context for slope heatmap client deliverables.</w:t>
+        <w:t>Mandatory OSM policy compliance — generic agents get blocked.</w:t>
       </w:r>
     </w:p>
     <w:p>
@@ -11272,7 +11846,7 @@
         <w:t xml:space="preserve">How PVMath calculates or derives it: </w:t>
       </w:r>
       <w:r>
-        <w:t>Computed inside PVMath using industry-standard solar and terrain methods on Copernicus GLO-30, PVGIS, and disclosed loss assumptions. Proprietary weighting, thresholds, and implementation constants are not published in this edition. Use in-app help and the Knowledge Centre at pvmath.com/guides for interpretation.</w:t>
+        <w:t>Computed inside PVMath using industry-standard solar and terrain methods on region-routed public DEM (EEA-10, USGS 3DEP, FABDEM, GLO-30 fallback), PVGIS, and disclosed loss assumptions. Proprietary weighting, thresholds, and implementation constants are not published in this edition. Use in-app help and the Knowledge Centre at pvmath.com/guides for interpretation.</w:t>
       </w:r>
     </w:p>
     <w:p>
@@ -11283,7 +11857,7 @@
         <w:t xml:space="preserve">Units: </w:t>
       </w:r>
       <w:r>
-        <w:t>RGB basemap.</w:t>
+        <w:t>WGS84 degrees.</w:t>
       </w:r>
     </w:p>
     <w:p>
@@ -11294,7 +11868,7 @@
         <w:t xml:space="preserve">Typical industry ranges and interpretation: </w:t>
       </w:r>
       <w:r>
-        <w:t>Optional — slope map renders without basemap on failure.</w:t>
+        <w:t>~1 req/s policy — not heavily throttled in code.</w:t>
       </w:r>
     </w:p>
     <w:p>
@@ -11305,7 +11879,7 @@
         <w:t xml:space="preserve">Practical example: </w:t>
       </w:r>
       <w:r>
-        <w:t>Figure 1 slope map with 55% alpha overlay.</w:t>
+        <w:t>Reverse geocode → 'McLennan County, Texas, USA'.</w:t>
       </w:r>
     </w:p>
     <w:p>
@@ -11316,7 +11890,7 @@
         <w:t xml:space="preserve">Accuracy considerations and limitations: </w:t>
       </w:r>
       <w:r>
-        <w:t>Imagery date varies by provider — not credited with capture date in PDF.</w:t>
+        <w:t>OSM data completeness varies.</w:t>
       </w:r>
     </w:p>
     <w:p>
@@ -11327,7 +11901,7 @@
         <w:t xml:space="preserve">Common misconceptions: </w:t>
       </w:r>
       <w:r>
-        <w:t>Basemap not used for elevation — display only.</w:t>
+        <w:t>Not used for parcel boundaries — only labels.</w:t>
       </w:r>
     </w:p>
     <w:p>
@@ -11338,7 +11912,7 @@
         <w:t xml:space="preserve">References to standards and sources: </w:t>
       </w:r>
       <w:r>
-        <w:t>Esri World Imagery terms of use.</w:t>
+        <w:t>OSM Nominatim usage policy.</w:t>
       </w:r>
     </w:p>
     <w:p>
@@ -11349,7 +11923,7 @@
         <w:t xml:space="preserve">Related PVMath metrics: </w:t>
       </w:r>
       <w:r>
-        <w:t>Slope map PNG; TopoIQ PDF.</w:t>
+        <w:t>Location label; format_coords.</w:t>
       </w:r>
     </w:p>
     <w:p/>
@@ -11358,6 +11932,136 @@
         <w:pStyle w:val="Heading2"/>
       </w:pPr>
       <w:r>
+        <w:t>Esri World Imagery (slope map basemap)</w:t>
+      </w:r>
+    </w:p>
+    <w:p>
+      <w:r>
+        <w:rPr>
+          <w:b/>
+        </w:rPr>
+        <w:t xml:space="preserve">Definition (plain English): </w:t>
+      </w:r>
+      <w:r>
+        <w:t>Satellite imagery tiles stitched under TerrainIQ slope map PNG in PDF.</w:t>
+      </w:r>
+    </w:p>
+    <w:p>
+      <w:r>
+        <w:rPr>
+          <w:b/>
+        </w:rPr>
+        <w:t xml:space="preserve">Formal engineering definition: </w:t>
+      </w:r>
+      <w:r>
+        <w:t>ArcGIS World_Imagery MapServer tile/{z}/{y}/{x} best-effort fetch.</w:t>
+      </w:r>
+    </w:p>
+    <w:p>
+      <w:r>
+        <w:rPr>
+          <w:b/>
+        </w:rPr>
+        <w:t xml:space="preserve">Why it matters in utility-scale solar: </w:t>
+      </w:r>
+      <w:r>
+        <w:t>Visual context for slope heatmap client deliverables.</w:t>
+      </w:r>
+    </w:p>
+    <w:p>
+      <w:r>
+        <w:rPr>
+          <w:b/>
+        </w:rPr>
+        <w:t xml:space="preserve">How PVMath calculates or derives it: </w:t>
+      </w:r>
+      <w:r>
+        <w:t>Computed inside PVMath using industry-standard solar and terrain methods on region-routed public DEM (EEA-10, USGS 3DEP, FABDEM, GLO-30 fallback), PVGIS, and disclosed loss assumptions. Proprietary weighting, thresholds, and implementation constants are not published in this edition. Use in-app help and the Knowledge Centre at pvmath.com/guides for interpretation.</w:t>
+      </w:r>
+    </w:p>
+    <w:p>
+      <w:r>
+        <w:rPr>
+          <w:b/>
+        </w:rPr>
+        <w:t xml:space="preserve">Units: </w:t>
+      </w:r>
+      <w:r>
+        <w:t>RGB basemap.</w:t>
+      </w:r>
+    </w:p>
+    <w:p>
+      <w:r>
+        <w:rPr>
+          <w:b/>
+        </w:rPr>
+        <w:t xml:space="preserve">Typical industry ranges and interpretation: </w:t>
+      </w:r>
+      <w:r>
+        <w:t>Optional — slope map renders without basemap on failure.</w:t>
+      </w:r>
+    </w:p>
+    <w:p>
+      <w:r>
+        <w:rPr>
+          <w:b/>
+        </w:rPr>
+        <w:t xml:space="preserve">Practical example: </w:t>
+      </w:r>
+      <w:r>
+        <w:t>Figure 1 slope map with 55% alpha overlay.</w:t>
+      </w:r>
+    </w:p>
+    <w:p>
+      <w:r>
+        <w:rPr>
+          <w:b/>
+        </w:rPr>
+        <w:t xml:space="preserve">Accuracy considerations and limitations: </w:t>
+      </w:r>
+      <w:r>
+        <w:t>Imagery date varies by provider — not credited with capture date in PDF.</w:t>
+      </w:r>
+    </w:p>
+    <w:p>
+      <w:r>
+        <w:rPr>
+          <w:b/>
+        </w:rPr>
+        <w:t xml:space="preserve">Common misconceptions: </w:t>
+      </w:r>
+      <w:r>
+        <w:t>Basemap not used for elevation — display only.</w:t>
+      </w:r>
+    </w:p>
+    <w:p>
+      <w:r>
+        <w:rPr>
+          <w:b/>
+        </w:rPr>
+        <w:t xml:space="preserve">References to standards and sources: </w:t>
+      </w:r>
+      <w:r>
+        <w:t>Esri World Imagery terms of use.</w:t>
+      </w:r>
+    </w:p>
+    <w:p>
+      <w:r>
+        <w:rPr>
+          <w:b/>
+        </w:rPr>
+        <w:t xml:space="preserve">Related PVMath metrics: </w:t>
+      </w:r>
+      <w:r>
+        <w:t>Slope map PNG; TerrainIQ PDF.</w:t>
+      </w:r>
+    </w:p>
+    <w:p/>
+    <w:p>
+      <w:pPr>
+        <w:pStyle w:val="Heading2"/>
+      </w:pPr>
+      <w:r>
         <w:t>Copernicus / EU-DEM product lineage</w:t>
       </w:r>
     </w:p>
@@ -11402,7 +12106,7 @@
         <w:t xml:space="preserve">How PVMath calculates or derives it: </w:t>
       </w:r>
       <w:r>
-        <w:t>Computed inside PVMath using industry-standard solar and terrain methods on Copernicus GLO-30, PVGIS, and disclosed loss assumptions. Proprietary weighting, thresholds, and implementation constants are not published in this edition. Use in-app help and the Knowledge Centre at pvmath.com/guides for interpretation.</w:t>
+        <w:t>Computed inside PVMath using industry-standard solar and terrain methods on region-routed public DEM (EEA-10, USGS 3DEP, FABDEM, GLO-30 fallback), PVGIS, and disclosed loss assumptions. Proprietary weighting, thresholds, and implementation constants are not published in this edition. Use in-app help and the Knowledge Centre at pvmath.com/guides for interpretation.</w:t>
       </w:r>
     </w:p>
     <w:p>
@@ -11498,7 +12202,7 @@
     </w:p>
     <w:p>
       <w:r>
-        <w:t>Standard fields rendered in SiteIQ, TopoIQ, and YieldIQ PDF reports.</w:t>
+        <w:t>Standard fields rendered in SiteIQ, TerrainIQ, and YieldIQ PDF reports.</w:t>
       </w:r>
     </w:p>
     <w:p>
@@ -11506,7 +12210,7 @@
         <w:pStyle w:val="Heading2"/>
       </w:pPr>
       <w:r>
-        <w:t>TopoIQ PDF — Project Summary fields</w:t>
+        <w:t>TerrainIQ PDF — Project Summary fields</w:t>
       </w:r>
     </w:p>
     <w:p>
@@ -11550,7 +12254,7 @@
         <w:t xml:space="preserve">How PVMath calculates or derives it: </w:t>
       </w:r>
       <w:r>
-        <w:t>Computed inside PVMath using industry-standard solar and terrain methods on Copernicus GLO-30, PVGIS, and disclosed loss assumptions. Proprietary weighting, thresholds, and implementation constants are not published in this edition. Use in-app help and the Knowledge Centre at pvmath.com/guides for interpretation.</w:t>
+        <w:t>Computed inside PVMath using industry-standard solar and terrain methods on region-routed public DEM (EEA-10, USGS 3DEP, FABDEM, GLO-30 fallback), PVGIS, and disclosed loss assumptions. Proprietary weighting, thresholds, and implementation constants are not published in this edition. Use in-app help and the Knowledge Centre at pvmath.com/guides for interpretation.</w:t>
       </w:r>
     </w:p>
     <w:p>
@@ -11636,7 +12340,7 @@
         <w:pStyle w:val="Heading2"/>
       </w:pPr>
       <w:r>
-        <w:t>TopoIQ PDF — Terrain Metrics table</w:t>
+        <w:t>TerrainIQ PDF — Terrain Metrics table</w:t>
       </w:r>
     </w:p>
     <w:p>
@@ -11680,7 +12384,7 @@
         <w:t xml:space="preserve">How PVMath calculates or derives it: </w:t>
       </w:r>
       <w:r>
-        <w:t>Computed inside PVMath using industry-standard solar and terrain methods on Copernicus GLO-30, PVGIS, and disclosed loss assumptions. Proprietary weighting, thresholds, and implementation constants are not published in this edition. Use in-app help and the Knowledge Centre at pvmath.com/guides for interpretation.</w:t>
+        <w:t>Computed inside PVMath using industry-standard solar and terrain methods on region-routed public DEM (EEA-10, USGS 3DEP, FABDEM, GLO-30 fallback), PVGIS, and disclosed loss assumptions. Proprietary weighting, thresholds, and implementation constants are not published in this edition. Use in-app help and the Knowledge Centre at pvmath.com/guides for interpretation.</w:t>
       </w:r>
     </w:p>
     <w:p>
@@ -11810,7 +12514,7 @@
         <w:t xml:space="preserve">How PVMath calculates or derives it: </w:t>
       </w:r>
       <w:r>
-        <w:t>Computed inside PVMath using industry-standard solar and terrain methods on Copernicus GLO-30, PVGIS, and disclosed loss assumptions. Proprietary weighting, thresholds, and implementation constants are not published in this edition. Use in-app help and the Knowledge Centre at pvmath.com/guides for interpretation.</w:t>
+        <w:t>Computed inside PVMath using industry-standard solar and terrain methods on region-routed public DEM (EEA-10, USGS 3DEP, FABDEM, GLO-30 fallback), PVGIS, and disclosed loss assumptions. Proprietary weighting, thresholds, and implementation constants are not published in this edition. Use in-app help and the Knowledge Centre at pvmath.com/guides for interpretation.</w:t>
       </w:r>
     </w:p>
     <w:p>
@@ -11865,7 +12569,7 @@
         <w:t xml:space="preserve">Common misconceptions: </w:t>
       </w:r>
       <w:r>
-        <w:t>PDF terrain may differ from TopoIQ PDF if cache not linked.</w:t>
+        <w:t>PDF terrain may differ from TerrainIQ PDF if cache not linked.</w:t>
       </w:r>
     </w:p>
     <w:p>
@@ -11940,7 +12644,7 @@
         <w:t xml:space="preserve">How PVMath calculates or derives it: </w:t>
       </w:r>
       <w:r>
-        <w:t>Computed inside PVMath using industry-standard solar and terrain methods on Copernicus GLO-30, PVGIS, and disclosed loss assumptions. Proprietary weighting, thresholds, and implementation constants are not published in this edition. Use in-app help and the Knowledge Centre at pvmath.com/guides for interpretation.</w:t>
+        <w:t>Computed inside PVMath using industry-standard solar and terrain methods on region-routed public DEM (EEA-10, USGS 3DEP, FABDEM, GLO-30 fallback), PVGIS, and disclosed loss assumptions. Proprietary weighting, thresholds, and implementation constants are not published in this edition. Use in-app help and the Knowledge Centre at pvmath.com/guides for interpretation.</w:t>
       </w:r>
     </w:p>
     <w:p>
@@ -12048,7 +12752,7 @@
         <w:t xml:space="preserve">Formal engineering definition: </w:t>
       </w:r>
       <w:r>
-        <w:t>Derived from terrain pathway: TopoIQ confirmed vs sparse vs pin sample.</w:t>
+        <w:t>Derived from terrain pathway: TerrainIQ confirmed vs sparse vs pin sample.</w:t>
       </w:r>
     </w:p>
     <w:p>
@@ -12070,7 +12774,7 @@
         <w:t xml:space="preserve">How PVMath calculates or derives it: </w:t>
       </w:r>
       <w:r>
-        <w:t>Computed inside PVMath using industry-standard solar and terrain methods on Copernicus GLO-30, PVGIS, and disclosed loss assumptions. Proprietary weighting, thresholds, and implementation constants are not published in this edition. Use in-app help and the Knowledge Centre at pvmath.com/guides for interpretation.</w:t>
+        <w:t>Computed inside PVMath using industry-standard solar and terrain methods on region-routed public DEM (EEA-10, USGS 3DEP, FABDEM, GLO-30 fallback), PVGIS, and disclosed loss assumptions. Proprietary weighting, thresholds, and implementation constants are not published in this edition. Use in-app help and the Knowledge Centre at pvmath.com/guides for interpretation.</w:t>
       </w:r>
     </w:p>
     <w:p>
@@ -12092,7 +12796,7 @@
         <w:t xml:space="preserve">Typical industry ranges and interpretation: </w:t>
       </w:r>
       <w:r>
-        <w:t>High — TopoIQ GLO-30 grid confirmed.</w:t>
+        <w:t>High — TerrainIQ GLO-30 grid confirmed.</w:t>
       </w:r>
     </w:p>
     <w:p>
@@ -12147,7 +12851,7 @@
         <w:t xml:space="preserve">Related PVMath metrics: </w:t>
       </w:r>
       <w:r>
-        <w:t>TopoIQ-confirmed terrain; Sparse sampling.</w:t>
+        <w:t>TerrainIQ-confirmed terrain; Sparse sampling.</w:t>
       </w:r>
     </w:p>
     <w:p/>
@@ -12200,7 +12904,7 @@
         <w:t xml:space="preserve">How PVMath calculates or derives it: </w:t>
       </w:r>
       <w:r>
-        <w:t>Computed inside PVMath using industry-standard solar and terrain methods on Copernicus GLO-30, PVGIS, and disclosed loss assumptions. Proprietary weighting, thresholds, and implementation constants are not published in this edition. Use in-app help and the Knowledge Centre at pvmath.com/guides for interpretation.</w:t>
+        <w:t>Computed inside PVMath using industry-standard solar and terrain methods on region-routed public DEM (EEA-10, USGS 3DEP, FABDEM, GLO-30 fallback), PVGIS, and disclosed loss assumptions. Proprietary weighting, thresholds, and implementation constants are not published in this edition. Use in-app help and the Knowledge Centre at pvmath.com/guides for interpretation.</w:t>
       </w:r>
     </w:p>
     <w:p>
@@ -12233,7 +12937,7 @@
         <w:t xml:space="preserve">Practical example: </w:t>
       </w:r>
       <w:r>
-        <w:t>TopoIQ: Copernicus DEM GLO-30 via AWS Terrain Tiles.</w:t>
+        <w:t>TerrainIQ: Copernicus DEM GLO-30 via AWS Terrain Tiles.</w:t>
       </w:r>
     </w:p>
     <w:p>
@@ -12447,6 +13151,28 @@
         <w:rPr>
           <w:b/>
         </w:rPr>
+        <w:t xml:space="preserve">EEA-10 — </w:t>
+      </w:r>
+      <w:r>
+        <w:t>Copernicus ~10 m DEM — preferred TerrainIQ source in European screening bounds.</w:t>
+      </w:r>
+    </w:p>
+    <w:p>
+      <w:r>
+        <w:rPr>
+          <w:b/>
+        </w:rPr>
+        <w:t xml:space="preserve">FABDEM — </w:t>
+      </w:r>
+      <w:r>
+        <w:t>Bare-earth style ~30 m global DEM — default TerrainIQ route outside EU/USA.</w:t>
+      </w:r>
+    </w:p>
+    <w:p>
+      <w:r>
+        <w:rPr>
+          <w:b/>
+        </w:rPr>
         <w:t xml:space="preserve">EEG — </w:t>
       </w:r>
       <w:r>
@@ -12516,7 +13242,7 @@
         <w:t xml:space="preserve">GLO-30 — </w:t>
       </w:r>
       <w:r>
-        <w:t>Copernicus global 30 m DEM used by TopoIQ.</w:t>
+        <w:t>Copernicus global 30 m DEM — TerrainIQ fallback when regional source unavailable.</w:t>
       </w:r>
     </w:p>
     <w:p>
@@ -12568,6 +13294,17 @@
         <w:rPr>
           <w:b/>
         </w:rPr>
+        <w:t xml:space="preserve">LayoutIQ — </w:t>
+      </w:r>
+      <w:r>
+        <w:t>Auto row packing on buildable polygon — capacity, DXF, feeds YieldIQ.</w:t>
+      </w:r>
+    </w:p>
+    <w:p>
+      <w:r>
+        <w:rPr>
+          <w:b/>
+        </w:rPr>
         <w:t xml:space="preserve">LiDAR — </w:t>
       </w:r>
       <w:r>
@@ -12755,7 +13492,7 @@
         <w:rPr>
           <w:b/>
         </w:rPr>
-        <w:t xml:space="preserve">TopoIQ — </w:t>
+        <w:t xml:space="preserve">TerrainIQ — </w:t>
       </w:r>
       <w:r>
         <w:t>Terrain screening and CAD export module.</w:t>
@@ -13080,6 +13817,16 @@
           </w:tcPr>
           <w:p>
             <w:r>
+              <w:t>Copernicus EEA-10</w:t>
+            </w:r>
+          </w:p>
+        </w:tc>
+        <w:tc>
+          <w:tcPr>
+            <w:tcW w:type="dxa" w:w="2880"/>
+          </w:tcPr>
+          <w:p>
+            <w:r>
               <w:t>Cross-module yield reference</w:t>
             </w:r>
           </w:p>
@@ -13094,6 +13841,8 @@
             </w:r>
           </w:p>
         </w:tc>
+      </w:tr>
+      <w:tr>
         <w:tc>
           <w:tcPr>
             <w:tcW w:type="dxa" w:w="2880"/>
@@ -13104,8 +13853,6 @@
             </w:r>
           </w:p>
         </w:tc>
-      </w:tr>
-      <w:tr>
         <w:tc>
           <w:tcPr>
             <w:tcW w:type="dxa" w:w="2880"/>
@@ -13126,6 +13873,8 @@
             </w:r>
           </w:p>
         </w:tc>
+      </w:tr>
+      <w:tr>
         <w:tc>
           <w:tcPr>
             <w:tcW w:type="dxa" w:w="2880"/>
@@ -13136,8 +13885,6 @@
             </w:r>
           </w:p>
         </w:tc>
-      </w:tr>
-      <w:tr>
         <w:tc>
           <w:tcPr>
             <w:tcW w:type="dxa" w:w="2880"/>
@@ -13158,6 +13905,8 @@
             </w:r>
           </w:p>
         </w:tc>
+      </w:tr>
+      <w:tr>
         <w:tc>
           <w:tcPr>
             <w:tcW w:type="dxa" w:w="2880"/>
@@ -13168,8 +13917,6 @@
             </w:r>
           </w:p>
         </w:tc>
-      </w:tr>
-      <w:tr>
         <w:tc>
           <w:tcPr>
             <w:tcW w:type="dxa" w:w="2880"/>
@@ -13190,6 +13937,18 @@
             </w:r>
           </w:p>
         </w:tc>
+      </w:tr>
+      <w:tr>
+        <w:tc>
+          <w:tcPr>
+            <w:tcW w:type="dxa" w:w="2880"/>
+          </w:tcPr>
+          <w:p>
+            <w:r>
+              <w:t>EEA-10</w:t>
+            </w:r>
+          </w:p>
+        </w:tc>
         <w:tc>
           <w:tcPr>
             <w:tcW w:type="dxa" w:w="2880"/>
@@ -13200,8 +13959,6 @@
             </w:r>
           </w:p>
         </w:tc>
-      </w:tr>
-      <w:tr>
         <w:tc>
           <w:tcPr>
             <w:tcW w:type="dxa" w:w="2880"/>
@@ -13212,6 +13969,8 @@
             </w:r>
           </w:p>
         </w:tc>
+      </w:tr>
+      <w:tr>
         <w:tc>
           <w:tcPr>
             <w:tcW w:type="dxa" w:w="2880"/>
@@ -13232,8 +13991,6 @@
             </w:r>
           </w:p>
         </w:tc>
-      </w:tr>
-      <w:tr>
         <w:tc>
           <w:tcPr>
             <w:tcW w:type="dxa" w:w="2880"/>
@@ -13244,6 +14001,8 @@
             </w:r>
           </w:p>
         </w:tc>
+      </w:tr>
+      <w:tr>
         <w:tc>
           <w:tcPr>
             <w:tcW w:type="dxa" w:w="2880"/>
@@ -13264,8 +14023,6 @@
             </w:r>
           </w:p>
         </w:tc>
-      </w:tr>
-      <w:tr>
         <w:tc>
           <w:tcPr>
             <w:tcW w:type="dxa" w:w="2880"/>
@@ -13276,6 +14033,8 @@
             </w:r>
           </w:p>
         </w:tc>
+      </w:tr>
+      <w:tr>
         <w:tc>
           <w:tcPr>
             <w:tcW w:type="dxa" w:w="2880"/>
@@ -13283,6 +14042,16 @@
           <w:p>
             <w:r>
               <w:t>Export ZIP package</w:t>
+            </w:r>
+          </w:p>
+        </w:tc>
+        <w:tc>
+          <w:tcPr>
+            <w:tcW w:type="dxa" w:w="2880"/>
+          </w:tcPr>
+          <w:p>
+            <w:r>
+              <w:t>FABDEM</w:t>
             </w:r>
           </w:p>
         </w:tc>
@@ -13442,6 +14211,28 @@
           </w:tcPr>
           <w:p>
             <w:r>
+              <w:t>LayoutIQ</w:t>
+            </w:r>
+          </w:p>
+        </w:tc>
+        <w:tc>
+          <w:tcPr>
+            <w:tcW w:type="dxa" w:w="2880"/>
+          </w:tcPr>
+          <w:p>
+            <w:r>
+              <w:t>LayoutIQ auto row packing</w:t>
+            </w:r>
+          </w:p>
+        </w:tc>
+      </w:tr>
+      <w:tr>
+        <w:tc>
+          <w:tcPr>
+            <w:tcW w:type="dxa" w:w="2880"/>
+          </w:tcPr>
+          <w:p>
+            <w:r>
               <w:t>LiDAR</w:t>
             </w:r>
           </w:p>
@@ -13456,8 +14247,6 @@
             </w:r>
           </w:p>
         </w:tc>
-      </w:tr>
-      <w:tr>
         <w:tc>
           <w:tcPr>
             <w:tcW w:type="dxa" w:w="2880"/>
@@ -13468,6 +14257,8 @@
             </w:r>
           </w:p>
         </w:tc>
+      </w:tr>
+      <w:tr>
         <w:tc>
           <w:tcPr>
             <w:tcW w:type="dxa" w:w="2880"/>
@@ -13488,8 +14279,6 @@
             </w:r>
           </w:p>
         </w:tc>
-      </w:tr>
-      <w:tr>
         <w:tc>
           <w:tcPr>
             <w:tcW w:type="dxa" w:w="2880"/>
@@ -13500,6 +14289,8 @@
             </w:r>
           </w:p>
         </w:tc>
+      </w:tr>
+      <w:tr>
         <w:tc>
           <w:tcPr>
             <w:tcW w:type="dxa" w:w="2880"/>
@@ -13520,8 +14311,6 @@
             </w:r>
           </w:p>
         </w:tc>
-      </w:tr>
-      <w:tr>
         <w:tc>
           <w:tcPr>
             <w:tcW w:type="dxa" w:w="2880"/>
@@ -13532,6 +14321,8 @@
             </w:r>
           </w:p>
         </w:tc>
+      </w:tr>
+      <w:tr>
         <w:tc>
           <w:tcPr>
             <w:tcW w:type="dxa" w:w="2880"/>
@@ -13552,8 +14343,6 @@
             </w:r>
           </w:p>
         </w:tc>
-      </w:tr>
-      <w:tr>
         <w:tc>
           <w:tcPr>
             <w:tcW w:type="dxa" w:w="2880"/>
@@ -13564,6 +14353,8 @@
             </w:r>
           </w:p>
         </w:tc>
+      </w:tr>
+      <w:tr>
         <w:tc>
           <w:tcPr>
             <w:tcW w:type="dxa" w:w="2880"/>
@@ -13584,8 +14375,6 @@
             </w:r>
           </w:p>
         </w:tc>
-      </w:tr>
-      <w:tr>
         <w:tc>
           <w:tcPr>
             <w:tcW w:type="dxa" w:w="2880"/>
@@ -13596,6 +14385,8 @@
             </w:r>
           </w:p>
         </w:tc>
+      </w:tr>
+      <w:tr>
         <w:tc>
           <w:tcPr>
             <w:tcW w:type="dxa" w:w="2880"/>
@@ -13616,8 +14407,6 @@
             </w:r>
           </w:p>
         </w:tc>
-      </w:tr>
-      <w:tr>
         <w:tc>
           <w:tcPr>
             <w:tcW w:type="dxa" w:w="2880"/>
@@ -13628,6 +14417,8 @@
             </w:r>
           </w:p>
         </w:tc>
+      </w:tr>
+      <w:tr>
         <w:tc>
           <w:tcPr>
             <w:tcW w:type="dxa" w:w="2880"/>
@@ -13648,8 +14439,6 @@
             </w:r>
           </w:p>
         </w:tc>
-      </w:tr>
-      <w:tr>
         <w:tc>
           <w:tcPr>
             <w:tcW w:type="dxa" w:w="2880"/>
@@ -13660,6 +14449,8 @@
             </w:r>
           </w:p>
         </w:tc>
+      </w:tr>
+      <w:tr>
         <w:tc>
           <w:tcPr>
             <w:tcW w:type="dxa" w:w="2880"/>
@@ -13680,8 +14471,6 @@
             </w:r>
           </w:p>
         </w:tc>
-      </w:tr>
-      <w:tr>
         <w:tc>
           <w:tcPr>
             <w:tcW w:type="dxa" w:w="2880"/>
@@ -13692,6 +14481,8 @@
             </w:r>
           </w:p>
         </w:tc>
+      </w:tr>
+      <w:tr>
         <w:tc>
           <w:tcPr>
             <w:tcW w:type="dxa" w:w="2880"/>
@@ -13712,8 +14503,6 @@
             </w:r>
           </w:p>
         </w:tc>
-      </w:tr>
-      <w:tr>
         <w:tc>
           <w:tcPr>
             <w:tcW w:type="dxa" w:w="2880"/>
@@ -13724,6 +14513,8 @@
             </w:r>
           </w:p>
         </w:tc>
+      </w:tr>
+      <w:tr>
         <w:tc>
           <w:tcPr>
             <w:tcW w:type="dxa" w:w="2880"/>
@@ -13744,8 +14535,6 @@
             </w:r>
           </w:p>
         </w:tc>
-      </w:tr>
-      <w:tr>
         <w:tc>
           <w:tcPr>
             <w:tcW w:type="dxa" w:w="2880"/>
@@ -13756,6 +14545,8 @@
             </w:r>
           </w:p>
         </w:tc>
+      </w:tr>
+      <w:tr>
         <w:tc>
           <w:tcPr>
             <w:tcW w:type="dxa" w:w="2880"/>
@@ -13773,6 +14564,16 @@
           <w:p>
             <w:r>
               <w:t>Recommended next steps</w:t>
+            </w:r>
+          </w:p>
+        </w:tc>
+        <w:tc>
+          <w:tcPr>
+            <w:tcW w:type="dxa" w:w="2880"/>
+          </w:tcPr>
+          <w:p>
+            <w:r>
+              <w:t>Regional DEM routing</w:t>
             </w:r>
           </w:p>
         </w:tc>
@@ -13986,6 +14787,70 @@
           </w:tcPr>
           <w:p>
             <w:r>
+              <w:t>TerrainIQ</w:t>
+            </w:r>
+          </w:p>
+        </w:tc>
+        <w:tc>
+          <w:tcPr>
+            <w:tcW w:type="dxa" w:w="2880"/>
+          </w:tcPr>
+          <w:p>
+            <w:r>
+              <w:t>TerrainIQ PDF — Project Summary fields</w:t>
+            </w:r>
+          </w:p>
+        </w:tc>
+      </w:tr>
+      <w:tr>
+        <w:tc>
+          <w:tcPr>
+            <w:tcW w:type="dxa" w:w="2880"/>
+          </w:tcPr>
+          <w:p>
+            <w:r>
+              <w:t>TerrainIQ PDF — Terrain Metrics table</w:t>
+            </w:r>
+          </w:p>
+        </w:tc>
+        <w:tc>
+          <w:tcPr>
+            <w:tcW w:type="dxa" w:w="2880"/>
+          </w:tcPr>
+          <w:p>
+            <w:r>
+              <w:t>TerrainIQ reference.json</w:t>
+            </w:r>
+          </w:p>
+        </w:tc>
+        <w:tc>
+          <w:tcPr>
+            <w:tcW w:type="dxa" w:w="2880"/>
+          </w:tcPr>
+          <w:p>
+            <w:r>
+              <w:t>TerrainIQ run cache</w:t>
+            </w:r>
+          </w:p>
+        </w:tc>
+      </w:tr>
+      <w:tr>
+        <w:tc>
+          <w:tcPr>
+            <w:tcW w:type="dxa" w:w="2880"/>
+          </w:tcPr>
+          <w:p>
+            <w:r>
+              <w:t>TerrainIQ-confirmed terrain</w:t>
+            </w:r>
+          </w:p>
+        </w:tc>
+        <w:tc>
+          <w:tcPr>
+            <w:tcW w:type="dxa" w:w="2880"/>
+          </w:tcPr>
+          <w:p>
+            <w:r>
               <w:t>Terrarium</w:t>
             </w:r>
           </w:p>
@@ -13997,70 +14862,6 @@
           <w:p>
             <w:r>
               <w:t>TIN</w:t>
-            </w:r>
-          </w:p>
-        </w:tc>
-      </w:tr>
-      <w:tr>
-        <w:tc>
-          <w:tcPr>
-            <w:tcW w:type="dxa" w:w="2880"/>
-          </w:tcPr>
-          <w:p>
-            <w:r>
-              <w:t>TopoIQ</w:t>
-            </w:r>
-          </w:p>
-        </w:tc>
-        <w:tc>
-          <w:tcPr>
-            <w:tcW w:type="dxa" w:w="2880"/>
-          </w:tcPr>
-          <w:p>
-            <w:r>
-              <w:t>TopoIQ PDF — Project Summary fields</w:t>
-            </w:r>
-          </w:p>
-        </w:tc>
-        <w:tc>
-          <w:tcPr>
-            <w:tcW w:type="dxa" w:w="2880"/>
-          </w:tcPr>
-          <w:p>
-            <w:r>
-              <w:t>TopoIQ PDF — Terrain Metrics table</w:t>
-            </w:r>
-          </w:p>
-        </w:tc>
-      </w:tr>
-      <w:tr>
-        <w:tc>
-          <w:tcPr>
-            <w:tcW w:type="dxa" w:w="2880"/>
-          </w:tcPr>
-          <w:p>
-            <w:r>
-              <w:t>TopoIQ reference.json</w:t>
-            </w:r>
-          </w:p>
-        </w:tc>
-        <w:tc>
-          <w:tcPr>
-            <w:tcW w:type="dxa" w:w="2880"/>
-          </w:tcPr>
-          <w:p>
-            <w:r>
-              <w:t>TopoIQ run cache</w:t>
-            </w:r>
-          </w:p>
-        </w:tc>
-        <w:tc>
-          <w:tcPr>
-            <w:tcW w:type="dxa" w:w="2880"/>
-          </w:tcPr>
-          <w:p>
-            <w:r>
-              <w:t>TopoIQ-confirmed terrain</w:t>
             </w:r>
           </w:p>
         </w:tc>
@@ -14104,6 +14905,16 @@
           </w:tcPr>
           <w:p>
             <w:r>
+              <w:t>USGS 3DEP</w:t>
+            </w:r>
+          </w:p>
+        </w:tc>
+        <w:tc>
+          <w:tcPr>
+            <w:tcW w:type="dxa" w:w="2880"/>
+          </w:tcPr>
+          <w:p>
+            <w:r>
               <w:t>UTM</w:t>
             </w:r>
           </w:p>
@@ -14118,6 +14929,8 @@
             </w:r>
           </w:p>
         </w:tc>
+      </w:tr>
+      <w:tr>
         <w:tc>
           <w:tcPr>
             <w:tcW w:type="dxa" w:w="2880"/>
@@ -14128,8 +14941,6 @@
             </w:r>
           </w:p>
         </w:tc>
-      </w:tr>
-      <w:tr>
         <w:tc>
           <w:tcPr>
             <w:tcW w:type="dxa" w:w="2880"/>
@@ -14146,10 +14957,12 @@
           </w:tcPr>
           <w:p>
             <w:r>
-              <w:t>Yield configuration labels</w:t>
+              <w:t>Yield configuration</w:t>
             </w:r>
           </w:p>
         </w:tc>
+      </w:tr>
+      <w:tr>
         <w:tc>
           <w:tcPr>
             <w:tcW w:type="dxa" w:w="2880"/>
@@ -14159,6 +14972,18 @@
               <w:t>YieldIQ PDF — configuration comparison table</w:t>
             </w:r>
           </w:p>
+        </w:tc>
+        <w:tc>
+          <w:tcPr>
+            <w:tcW w:type="dxa" w:w="2880"/>
+          </w:tcPr>
+          <w:p/>
+        </w:tc>
+        <w:tc>
+          <w:tcPr>
+            <w:tcW w:type="dxa" w:w="2880"/>
+          </w:tcPr>
+          <w:p/>
         </w:tc>
       </w:tr>
     </w:tbl>

--- a/docs/PVMath_Engineering_Reference_Manual_PUBLIC.docx
+++ b/docs/PVMath_Engineering_Reference_Manual_PUBLIC.docx
@@ -50,7 +50,7 @@
           <w:color w:val="505050"/>
           <w:sz w:val="24"/>
         </w:rPr>
-        <w:t>Version 1.0  ·  June 2026</w:t>
+        <w:t>Version 1.1  ·  June 2026 (LayoutIQ update)</w:t>
       </w:r>
     </w:p>
     <w:p/>
@@ -316,7 +316,7 @@
         <w:ind w:left="504"/>
       </w:pPr>
       <w:r>
-        <w:t>GCR</w:t>
+        <w:t>GCR sweep &amp; optimization mode</w:t>
       </w:r>
     </w:p>
     <w:p>
@@ -325,7 +325,7 @@
         <w:ind w:left="504"/>
       </w:pPr>
       <w:r>
-        <w:t>MWp/ha</w:t>
+        <w:t>Tracker azimuth</w:t>
       </w:r>
     </w:p>
     <w:p>
@@ -334,7 +334,7 @@
         <w:ind w:left="504"/>
       </w:pPr>
       <w:r>
-        <w:t>1P/2P portrait</w:t>
+        <w:t>Alignment guide</w:t>
       </w:r>
     </w:p>
     <w:p>
@@ -343,7 +343,7 @@
         <w:ind w:left="504"/>
       </w:pPr>
       <w:r>
-        <w:t>Agri-PV density</w:t>
+        <w:t>Compare Fixed &amp; Tracker</w:t>
       </w:r>
     </w:p>
     <w:p>
@@ -352,18 +352,7 @@
         <w:ind w:left="504"/>
       </w:pPr>
       <w:r>
-        <w:t>GIS buildable area</w:t>
-      </w:r>
-    </w:p>
-    <w:p>
-      <w:pPr>
-        <w:pStyle w:val="ListNumber"/>
-      </w:pPr>
-      <w:r>
-        <w:rPr>
-          <w:b/>
-        </w:rPr>
-        <w:t>5. GIS, CAD &amp; Export Formats</w:t>
+        <w:t>MWp/ha</w:t>
       </w:r>
     </w:p>
     <w:p>
@@ -372,7 +361,7 @@
         <w:ind w:left="504"/>
       </w:pPr>
       <w:r>
-        <w:t>LandXML</w:t>
+        <w:t>1P/2P portrait</w:t>
       </w:r>
     </w:p>
     <w:p>
@@ -381,7 +370,7 @@
         <w:ind w:left="504"/>
       </w:pPr>
       <w:r>
-        <w:t>DXF</w:t>
+        <w:t>Layout DXF (PVM_ layers)</w:t>
       </w:r>
     </w:p>
     <w:p>
@@ -390,7 +379,18 @@
         <w:ind w:left="504"/>
       </w:pPr>
       <w:r>
-        <w:t>UTM/EPSG</w:t>
+        <w:t>GIS buildable area</w:t>
+      </w:r>
+    </w:p>
+    <w:p>
+      <w:pPr>
+        <w:pStyle w:val="ListNumber"/>
+      </w:pPr>
+      <w:r>
+        <w:rPr>
+          <w:b/>
+        </w:rPr>
+        <w:t>5. GIS, CAD &amp; Export Formats</w:t>
       </w:r>
     </w:p>
     <w:p>
@@ -399,18 +399,7 @@
         <w:ind w:left="504"/>
       </w:pPr>
       <w:r>
-        <w:t>SITE_BOUNDARY</w:t>
-      </w:r>
-    </w:p>
-    <w:p>
-      <w:pPr>
-        <w:pStyle w:val="ListNumber"/>
-      </w:pPr>
-      <w:r>
-        <w:rPr>
-          <w:b/>
-        </w:rPr>
-        <w:t>6. Data Sources &amp; APIs</w:t>
+        <w:t>LandXML</w:t>
       </w:r>
     </w:p>
     <w:p>
@@ -419,7 +408,7 @@
         <w:ind w:left="504"/>
       </w:pPr>
       <w:r>
-        <w:t>PVGIS</w:t>
+        <w:t>DXF</w:t>
       </w:r>
     </w:p>
     <w:p>
@@ -428,7 +417,7 @@
         <w:ind w:left="504"/>
       </w:pPr>
       <w:r>
-        <w:t>OpenTopoData</w:t>
+        <w:t>UTM/EPSG</w:t>
       </w:r>
     </w:p>
     <w:p>
@@ -437,7 +426,18 @@
         <w:ind w:left="504"/>
       </w:pPr>
       <w:r>
-        <w:t>AWS Terrarium tiles</w:t>
+        <w:t>SITE_BOUNDARY</w:t>
+      </w:r>
+    </w:p>
+    <w:p>
+      <w:pPr>
+        <w:pStyle w:val="ListNumber"/>
+      </w:pPr>
+      <w:r>
+        <w:rPr>
+          <w:b/>
+        </w:rPr>
+        <w:t>6. Data Sources &amp; APIs</w:t>
       </w:r>
     </w:p>
     <w:p>
@@ -446,18 +446,7 @@
         <w:ind w:left="504"/>
       </w:pPr>
       <w:r>
-        <w:t>Nominatim</w:t>
-      </w:r>
-    </w:p>
-    <w:p>
-      <w:pPr>
-        <w:pStyle w:val="ListNumber"/>
-      </w:pPr>
-      <w:r>
-        <w:rPr>
-          <w:b/>
-        </w:rPr>
-        <w:t>7. Report Metrics &amp; PDF Fields</w:t>
+        <w:t>PVGIS</w:t>
       </w:r>
     </w:p>
     <w:p>
@@ -466,7 +455,7 @@
         <w:ind w:left="504"/>
       </w:pPr>
       <w:r>
-        <w:t>TerrainIQ PDF</w:t>
+        <w:t>OpenTopoData</w:t>
       </w:r>
     </w:p>
     <w:p>
@@ -475,7 +464,7 @@
         <w:ind w:left="504"/>
       </w:pPr>
       <w:r>
-        <w:t>SiteIQ PDF</w:t>
+        <w:t>AWS Terrarium tiles</w:t>
       </w:r>
     </w:p>
     <w:p>
@@ -484,7 +473,7 @@
         <w:ind w:left="504"/>
       </w:pPr>
       <w:r>
-        <w:t>YieldIQ PDF</w:t>
+        <w:t>Nominatim</w:t>
       </w:r>
     </w:p>
     <w:p>
@@ -495,7 +484,34 @@
         <w:rPr>
           <w:b/>
         </w:rPr>
-        <w:t>9. Glossary</w:t>
+        <w:t>7. Report Metrics &amp; PDF Fields</w:t>
+      </w:r>
+    </w:p>
+    <w:p>
+      <w:pPr>
+        <w:pStyle w:val="ListBullet"/>
+        <w:ind w:left="504"/>
+      </w:pPr>
+      <w:r>
+        <w:t>TerrainIQ PDF</w:t>
+      </w:r>
+    </w:p>
+    <w:p>
+      <w:pPr>
+        <w:pStyle w:val="ListBullet"/>
+        <w:ind w:left="504"/>
+      </w:pPr>
+      <w:r>
+        <w:t>SiteIQ PDF</w:t>
+      </w:r>
+    </w:p>
+    <w:p>
+      <w:pPr>
+        <w:pStyle w:val="ListBullet"/>
+        <w:ind w:left="504"/>
+      </w:pPr>
+      <w:r>
+        <w:t>YieldIQ PDF</w:t>
       </w:r>
     </w:p>
     <w:p>
@@ -506,6 +522,17 @@
         <w:rPr>
           <w:b/>
         </w:rPr>
+        <w:t>9. Glossary</w:t>
+      </w:r>
+    </w:p>
+    <w:p>
+      <w:pPr>
+        <w:pStyle w:val="ListNumber"/>
+      </w:pPr>
+      <w:r>
+        <w:rPr>
+          <w:b/>
+        </w:rPr>
         <w:t>10. Index</w:t>
       </w:r>
     </w:p>
@@ -8917,7 +8944,7 @@
         <w:t xml:space="preserve">Definition (plain English): </w:t>
       </w:r>
       <w:r>
-        <w:t>Automatic packing of fixed-tilt or single-axis tracker module rows inside the site boundary or SiteIQ buildable polygon.</w:t>
+        <w:t>Automatic packing of fixed-tilt or single-axis tracker module rows inside the site boundary or SiteIQ buildable polygon, with pitch/GCR sweep, map preview, A1 PDF, BOM CSV, and UTM-georeferenced layout DXF.</w:t>
       </w:r>
     </w:p>
     <w:p>
@@ -8928,7 +8955,7 @@
         <w:t xml:space="preserve">Formal engineering definition: </w:t>
       </w:r>
       <w:r>
-        <w:t>layoutiq/engine.run_layout() sweeps row bands on rotated boundary with setback inset; workflow layout_sweep compares mount/portrait/GCR matrix.</w:t>
+        <w:t>layoutiq/engine.run_layout() sweeps row bands on a boundary rotated by layout azimuth; POST /api/v1/workflow/layout-sweep compares mount/portrait/pitch steps; optimization_mode selects balanced/high_energy/land_optimized/custom GCR strategy.</w:t>
       </w:r>
     </w:p>
     <w:p>
@@ -8983,7 +9010,7 @@
         <w:t xml:space="preserve">Practical example: </w:t>
       </w:r>
       <w:r>
-        <w:t>146 ha buildable → 87 MWp SAT 1P GCR 0.33 selected row → feeds YieldIQ.</w:t>
+        <w:t>146 ha buildable → compare FT 2P vs SAT 1P sweep → select row → YieldIQ + project ZIP.</w:t>
       </w:r>
     </w:p>
     <w:p>
@@ -8994,7 +9021,7 @@
         <w:t xml:space="preserve">Accuracy considerations and limitations: </w:t>
       </w:r>
       <w:r>
-        <w:t>Conceptual layout — not electrical stringing or pile design.</w:t>
+        <w:t>Conceptual layout — not pile design or electrical stringing to combiner.</w:t>
       </w:r>
     </w:p>
     <w:p>
@@ -9005,7 +9032,7 @@
         <w:t xml:space="preserve">Common misconceptions: </w:t>
       </w:r>
       <w:r>
-        <w:t>LayoutIQ mount type is chosen here, not in Project Setup.</w:t>
+        <w:t>Mount type is chosen in LayoutIQ, not Project Setup. Sweep row pick ≠ optimization mode.</w:t>
       </w:r>
     </w:p>
     <w:p>
@@ -9027,7 +9054,7 @@
         <w:t xml:space="preserve">Related PVMath metrics: </w:t>
       </w:r>
       <w:r>
-        <w:t>GIS buildable area; GCR; MWp/ha; YieldIQ; DXF layout export.</w:t>
+        <w:t>GIS buildable area; GCR; Alignment guide; Layout DXF; YieldIQ.</w:t>
       </w:r>
     </w:p>
     <w:p/>
@@ -9036,7 +9063,7 @@
         <w:pStyle w:val="Heading2"/>
       </w:pPr>
       <w:r>
-        <w:t>2P portrait capacity density</w:t>
+        <w:t>LayoutIQ optimization mode (balanced / high energy / land optimized / custom GCR)</w:t>
       </w:r>
     </w:p>
     <w:p>
@@ -9047,7 +9074,7 @@
         <w:t xml:space="preserve">Definition (plain English): </w:t>
       </w:r>
       <w:r>
-        <w:t>Higher MW/ha screening values assuming double portrait module tables (two modules in portrait per rack).</w:t>
+        <w:t>Strategy that sets the recommended GCR/pitch band before the user picks a row from the sweep table — not a substitute for the sweep itself.</w:t>
       </w:r>
     </w:p>
     <w:p>
@@ -9058,7 +9085,7 @@
         <w:t xml:space="preserve">Formal engineering definition: </w:t>
       </w:r>
       <w:r>
-        <w:t>_BASE_DENSITY_2P approximately 1.85× 1P bases: Fixed Standard 0.74 MWp/ha @ GCR 0.30.</w:t>
+        <w:t>run_layout_sweep() uses optimization_mode to resolve land_cost class and default GCR curves; custom requires explicit custom_gcr in API body; sweep still steps pitch_m.</w:t>
       </w:r>
     </w:p>
     <w:p>
@@ -9069,7 +9096,7 @@
         <w:t xml:space="preserve">Why it matters in utility-scale solar: </w:t>
       </w:r>
       <w:r>
-        <w:t>Reflects denser DC packing for same footprint when 2P tables selected.</w:t>
+        <w:t>Separates industry-default spacing bias from the user's final pitch/GCR selection.</w:t>
       </w:r>
     </w:p>
     <w:p>
@@ -9091,7 +9118,7 @@
         <w:t xml:space="preserve">Units: </w:t>
       </w:r>
       <w:r>
-        <w:t>MWp/ha.</w:t>
+        <w:t>Mode enum + optional dimensionless GCR.</w:t>
       </w:r>
     </w:p>
     <w:p>
@@ -9102,7 +9129,7 @@
         <w:t xml:space="preserve">Typical industry ranges and interpretation: </w:t>
       </w:r>
       <w:r>
-        <w:t>2P Fixed Standard 0.74 vs 1P 0.40 @ GCR 0.30.</w:t>
+        <w:t>Custom GCR typically 0.30–0.45 utility ground-mount.</w:t>
       </w:r>
     </w:p>
     <w:p>
@@ -9113,7 +9140,7 @@
         <w:t xml:space="preserve">Practical example: </w:t>
       </w:r>
       <w:r>
-        <w:t>YieldIQ 2P Fixed band shows higher MWp than 1P Fixed at same GCR.</w:t>
+        <w:t>Custom GCR 0.38 → sweep pitches around that density; user still selects one table row.</w:t>
       </w:r>
     </w:p>
     <w:p>
@@ -9124,7 +9151,7 @@
         <w:t xml:space="preserve">Accuracy considerations and limitations: </w:t>
       </w:r>
       <w:r>
-        <w:t>Screening multiplier — actual 2P layout needs vendor-specific dimensions.</w:t>
+        <w:t>Recommended row is heuristic — not bankable energy optimisation.</w:t>
       </w:r>
     </w:p>
     <w:p>
@@ -9135,7 +9162,7 @@
         <w:t xml:space="preserve">Common misconceptions: </w:t>
       </w:r>
       <w:r>
-        <w:t>2P density does not auto-run in SiteIQ default — SiteIQ uses 1P band.</w:t>
+        <w:t>Changing mode without re-running sweep leaves stale results.</w:t>
       </w:r>
     </w:p>
     <w:p>
@@ -9146,7 +9173,7 @@
         <w:t xml:space="preserve">References to standards and sources: </w:t>
       </w:r>
       <w:r>
-        <w:t>pvmath_capacity._BASE_DENSITY_2P.</w:t>
+        <w:t>pvmath_workflow/layout_sweep.py; frontend LayoutIQ optimization_mode select.</w:t>
       </w:r>
     </w:p>
     <w:p>
@@ -9157,7 +9184,7 @@
         <w:t xml:space="preserve">Related PVMath metrics: </w:t>
       </w:r>
       <w:r>
-        <w:t>Yield configs; config_mwp_screen_2p.</w:t>
+        <w:t>GCR; Layout sweep table; Land cost class.</w:t>
       </w:r>
     </w:p>
     <w:p/>
@@ -9166,7 +9193,7 @@
         <w:pStyle w:val="Heading2"/>
       </w:pPr>
       <w:r>
-        <w:t>Capacity screening band (mwp_lo – mwp_hi)</w:t>
+        <w:t>LayoutIQ alignment guide (constant azimuth)</w:t>
       </w:r>
     </w:p>
     <w:p>
@@ -9177,7 +9204,7 @@
         <w:t xml:space="preserve">Definition (plain English): </w:t>
       </w:r>
       <w:r>
-        <w:t>Low and high indicative DC capacity from GCR 0.30–0.42 endpoints at 1P (or 2P) screening density.</w:t>
+        <w:t>Optional multi-point polyline drawn on the map; PVMath derives one layout azimuth for the entire PV area (length-weighted segment bearing) — no per-row rotation.</w:t>
       </w:r>
     </w:p>
     <w:p>
@@ -9188,7 +9215,7 @@
         <w:t xml:space="preserve">Formal engineering definition: </w:t>
       </w:r>
       <w:r>
-        <w:t>site_capacity_screen(): mwp_lo at gcr_lo, mwp_hi at gcr_hi with paired dens_lo/dens_hi.</w:t>
+        <w:t>layoutiq/alignment.py azimuth_from_alignment_polyline(); resolve_layout_azimuth() overrides manual azimuth when alignment_polyline has ≥2 WGS84 points.</w:t>
       </w:r>
     </w:p>
     <w:p>
@@ -9199,7 +9226,7 @@
         <w:t xml:space="preserve">Why it matters in utility-scale solar: </w:t>
       </w:r>
       <w:r>
-        <w:t>Communicates uncertainty before layout without false precision.</w:t>
+        <w:t>Skewed parcels align tracker axis or fixed-tilt rows to a boundary edge without manual angle trial.</w:t>
       </w:r>
     </w:p>
     <w:p>
@@ -9221,7 +9248,7 @@
         <w:t xml:space="preserve">Units: </w:t>
       </w:r>
       <w:r>
-        <w:t>MWp DC.</w:t>
+        <w:t>Degrees azimuth in [90, 270] (undirected axis).</w:t>
       </w:r>
     </w:p>
     <w:p>
@@ -9232,7 +9259,7 @@
         <w:t xml:space="preserve">Typical industry ranges and interpretation: </w:t>
       </w:r>
       <w:r>
-        <w:t>Band width ~40% span from GCR 0.30 to 0.42 alone.</w:t>
+        <w:t>Default SAT 180° (N–S axis); E–W edges ≈ 90°.</w:t>
       </w:r>
     </w:p>
     <w:p>
@@ -9243,7 +9270,7 @@
         <w:t xml:space="preserve">Practical example: </w:t>
       </w:r>
       <w:r>
-        <w:t>format_mwp_range: '~45–63 MWp DC'.</w:t>
+        <w:t>Trace north property line → guide azimuth 182° → entire layout rotates once.</w:t>
       </w:r>
     </w:p>
     <w:p>
@@ -9254,7 +9281,7 @@
         <w:t xml:space="preserve">Accuracy considerations and limitations: </w:t>
       </w:r>
       <w:r>
-        <w:t>Integer rounding to nearest MWp in config_mwp_screen.</w:t>
+        <w:t>Single constant azimuth — not local tangent or per-band rotation.</w:t>
       </w:r>
     </w:p>
     <w:p>
@@ -9265,7 +9292,7 @@
         <w:t xml:space="preserve">Common misconceptions: </w:t>
       </w:r>
       <w:r>
-        <w:t>Single MWp number is avoided — always a band in screening.</w:t>
+        <w:t>Preset azimuth dropdown is ignored when a valid guide polyline is sent.</w:t>
       </w:r>
     </w:p>
     <w:p>
@@ -9276,7 +9303,7 @@
         <w:t xml:space="preserve">References to standards and sources: </w:t>
       </w:r>
       <w:r>
-        <w:t>format_mwp_range(); TerrainIQ PDF capacity rows.</w:t>
+        <w:t>layoutiq/alignment.py; layoutiq/engine.py layout_rotation_angle().</w:t>
       </w:r>
     </w:p>
     <w:p>
@@ -9287,7 +9314,7 @@
         <w:t xml:space="preserve">Related PVMath metrics: </w:t>
       </w:r>
       <w:r>
-        <w:t>GCR screening band; MWh/yr band.</w:t>
+        <w:t>Tracker azimuth; SAT vs Fixed rotation; Layout DXF.</w:t>
       </w:r>
     </w:p>
     <w:p/>
@@ -9296,7 +9323,7 @@
         <w:pStyle w:val="Heading2"/>
       </w:pPr>
       <w:r>
-        <w:t>Agri-PV screening density</w:t>
+        <w:t>Single-axis tracker axis azimuth (LayoutIQ)</w:t>
       </w:r>
     </w:p>
     <w:p>
@@ -9307,7 +9334,7 @@
         <w:t xml:space="preserve">Definition (plain English): </w:t>
       </w:r>
       <w:r>
-        <w:t>Reduced MW/ha assumptions reflecting wider row spacing and agricultural access requirements.</w:t>
+        <w:t>Direction of the tracker torque tube / row axis; 180° = N–S rows tracking E–W.</w:t>
       </w:r>
     </w:p>
     <w:p>
@@ -9318,7 +9345,7 @@
         <w:t xml:space="preserve">Formal engineering definition: </w:t>
       </w:r>
       <w:r>
-        <w:t>Agri-PV _BASE_DENSITY entries ~50% of Standard for same mount/GCR.</w:t>
+        <w:t>layout_rotation_angle(azimuth, is_tracker=True) = azimuth − 90° CCW polygon rotation before row packing; SAT azimuth is no longer hard-coded N–S only.</w:t>
       </w:r>
     </w:p>
     <w:p>
@@ -9329,7 +9356,7 @@
         <w:t xml:space="preserve">Why it matters in utility-scale solar: </w:t>
       </w:r>
       <w:r>
-        <w:t>Prevents overstatement of MW potential on dual-use land.</w:t>
+        <w:t>Skewed sites need axis aligned to parcel — affects buildable MWp and row count.</w:t>
       </w:r>
     </w:p>
     <w:p>
@@ -9351,7 +9378,7 @@
         <w:t xml:space="preserve">Units: </w:t>
       </w:r>
       <w:r>
-        <w:t>MWp/ha.</w:t>
+        <w:t>Degrees geographic azimuth of axis.</w:t>
       </w:r>
     </w:p>
     <w:p>
@@ -9362,7 +9389,7 @@
         <w:t xml:space="preserve">Typical industry ranges and interpretation: </w:t>
       </w:r>
       <w:r>
-        <w:t>0.18–0.37 MWp/ha across mount/portrait in code tables.</w:t>
+        <w:t>180° default N–S; 90°/270° E–W axis sites.</w:t>
       </w:r>
     </w:p>
     <w:p>
@@ -9373,7 +9400,7 @@
         <w:t xml:space="preserve">Practical example: </w:t>
       </w:r>
       <w:r>
-        <w:t>Same 80 ha: Standard ~32 MWp lo vs Agri ~16 MWp lo fixed 1P.</w:t>
+        <w:t>135° axis on diagonal parcel vs 180° changes module count on same boundary.</w:t>
       </w:r>
     </w:p>
     <w:p>
@@ -9384,7 +9411,7 @@
         <w:t xml:space="preserve">Accuracy considerations and limitations: </w:t>
       </w:r>
       <w:r>
-        <w:t>Does not model crop-specific clearance rules.</w:t>
+        <w:t>Screening-grade rotation — not tracker manufacturer backtracking model.</w:t>
       </w:r>
     </w:p>
     <w:p>
@@ -9395,7 +9422,7 @@
         <w:t xml:space="preserve">Common misconceptions: </w:t>
       </w:r>
       <w:r>
-        <w:t>Agri-PV land use score 85 vs Standard 90 — slightly lower land category only.</w:t>
+        <w:t>Azimuth is not ignored for trackers (legacy Streamlit note was incorrect).</w:t>
       </w:r>
     </w:p>
     <w:p>
@@ -9406,7 +9433,7 @@
         <w:t xml:space="preserve">References to standards and sources: </w:t>
       </w:r>
       <w:r>
-        <w:t>pvmath_capacity Agri entries; DIN SPEC 91434 (context).</w:t>
+        <w:t>layoutiq/engine.py; layoutiq/alignment.py.</w:t>
       </w:r>
     </w:p>
     <w:p>
@@ -9417,7 +9444,7 @@
         <w:t xml:space="preserve">Related PVMath metrics: </w:t>
       </w:r>
       <w:r>
-        <w:t>Land use type; EEG Agri-PV.</w:t>
+        <w:t>Alignment guide; Fixed tilt azimuth; GCR.</w:t>
       </w:r>
     </w:p>
     <w:p/>
@@ -9426,7 +9453,7 @@
         <w:pStyle w:val="Heading2"/>
       </w:pPr>
       <w:r>
-        <w:t>Capacity screening disclaimer</w:t>
+        <w:t>Compare Fixed Tilt &amp; Tracker (layout sweep)</w:t>
       </w:r>
     </w:p>
     <w:p>
@@ -9437,7 +9464,7 @@
         <w:t xml:space="preserve">Definition (plain English): </w:t>
       </w:r>
       <w:r>
-        <w:t>Legal/engineering notice that MWp values are utility-scale screening bands, not layout-optimised DC.</w:t>
+        <w:t>LayoutIQ mount option that runs one sweep including both FT and SAT configurations (mount_filter=all).</w:t>
       </w:r>
     </w:p>
     <w:p>
@@ -9448,7 +9475,7 @@
         <w:t xml:space="preserve">Formal engineering definition: </w:t>
       </w:r>
       <w:r>
-        <w:t>CAPACITY_SCREENING_DISCLAIMER constant appended to PDFs and UI footnotes.</w:t>
+        <w:t>WorkflowLayoutSweepRequest mount_filter=all includes FT_1P–4P and SAT_1P/2P matrix per portrait filter.</w:t>
       </w:r>
     </w:p>
     <w:p>
@@ -9459,7 +9486,7 @@
         <w:t xml:space="preserve">Why it matters in utility-scale solar: </w:t>
       </w:r>
       <w:r>
-        <w:t>Sets client expectation before detailed layout and BOM.</w:t>
+        <w:t>Early feasibility often needs side-by-side FT vs SAT capacity on the same boundary.</w:t>
       </w:r>
     </w:p>
     <w:p>
@@ -9481,7 +9508,7 @@
         <w:t xml:space="preserve">Units: </w:t>
       </w:r>
       <w:r>
-        <w:t>Text.</w:t>
+        <w:t>Categorical mount filter.</w:t>
       </w:r>
     </w:p>
     <w:p>
@@ -9492,7 +9519,7 @@
         <w:t xml:space="preserve">Typical industry ranges and interpretation: </w:t>
       </w:r>
       <w:r>
-        <w:t>Always shown when capacity displayed.</w:t>
+        <w:t>Portrait 'Compare all' further multiplies configs — use single portrait on large sites.</w:t>
       </w:r>
     </w:p>
     <w:p>
@@ -9503,7 +9530,7 @@
         <w:t xml:space="preserve">Practical example: </w:t>
       </w:r>
       <w:r>
-        <w:t>'not layout-optimised DC' phrase mandatory.</w:t>
+        <w:t>99 ha site → table shows FT_2P and SAT_1P rows at multiple pitches in one run.</w:t>
       </w:r>
     </w:p>
     <w:p>
@@ -9514,7 +9541,7 @@
         <w:t xml:space="preserve">Accuracy considerations and limitations: </w:t>
       </w:r>
       <w:r>
-        <w:t>N/A.</w:t>
+        <w:t>Same GIS/buildable inputs for both — fair comparison at screening level.</w:t>
       </w:r>
     </w:p>
     <w:p>
@@ -9525,7 +9552,7 @@
         <w:t xml:space="preserve">Common misconceptions: </w:t>
       </w:r>
       <w:r>
-        <w:t>LayoutIQ (admin) produces different geometry-based counts — not merged into screening constants.</w:t>
+        <w:t>Does not auto-pick FT or SAT — user selects one sweep row for YieldIQ.</w:t>
       </w:r>
     </w:p>
     <w:p>
@@ -9536,7 +9563,7 @@
         <w:t xml:space="preserve">References to standards and sources: </w:t>
       </w:r>
       <w:r>
-        <w:t>pvmath_capacity.py header docstring.</w:t>
+        <w:t>pvmath_workflow/layout_sweep.py mount_filter.</w:t>
       </w:r>
     </w:p>
     <w:p>
@@ -9547,7 +9574,7 @@
         <w:t xml:space="preserve">Related PVMath metrics: </w:t>
       </w:r>
       <w:r>
-        <w:t>Capacity band; LayoutIQ (future).</w:t>
+        <w:t>LayoutIQ row packing; YieldIQ mount; MWp/ha.</w:t>
       </w:r>
     </w:p>
     <w:p/>
@@ -9556,7 +9583,7 @@
         <w:pStyle w:val="Heading2"/>
       </w:pPr>
       <w:r>
-        <w:t>1P vs 2P portrait orientation</w:t>
+        <w:t>2P portrait capacity density</w:t>
       </w:r>
     </w:p>
     <w:p>
@@ -9567,7 +9594,7 @@
         <w:t xml:space="preserve">Definition (plain English): </w:t>
       </w:r>
       <w:r>
-        <w:t>Single portrait (one module stack per table width) vs double portrait (two modules stacked vertically on rack).</w:t>
+        <w:t>Higher MW/ha screening values assuming double portrait module tables (two modules in portrait per rack).</w:t>
       </w:r>
     </w:p>
     <w:p>
@@ -9578,7 +9605,7 @@
         <w:t xml:space="preserve">Formal engineering definition: </w:t>
       </w:r>
       <w:r>
-        <w:t>Portrait flag in capacity_band(portrait='1P'|'2P') mapping to _BASE_DENSITY vs _BASE_DENSITY_2P.</w:t>
+        <w:t>_BASE_DENSITY_2P approximately 1.85× 1P bases: Fixed Standard 0.74 MWp/ha @ GCR 0.30.</w:t>
       </w:r>
     </w:p>
     <w:p>
@@ -9589,7 +9616,7 @@
         <w:t xml:space="preserve">Why it matters in utility-scale solar: </w:t>
       </w:r>
       <w:r>
-        <w:t>Affects DC density and wind loading — common EPC configuration choice.</w:t>
+        <w:t>Reflects denser DC packing for same footprint when 2P tables selected.</w:t>
       </w:r>
     </w:p>
     <w:p>
@@ -9611,7 +9638,7 @@
         <w:t xml:space="preserve">Units: </w:t>
       </w:r>
       <w:r>
-        <w:t>Categorical.</w:t>
+        <w:t>MWp/ha.</w:t>
       </w:r>
     </w:p>
     <w:p>
@@ -9622,7 +9649,7 @@
         <w:t xml:space="preserve">Typical industry ranges and interpretation: </w:t>
       </w:r>
       <w:r>
-        <w:t>2P ~74/65 MWp/ha vs 1P 40/35 for Standard Fixed/Tracker @ GCR 0.30.</w:t>
+        <w:t>2P Fixed Standard 0.74 vs 1P 0.40 @ GCR 0.30.</w:t>
       </w:r>
     </w:p>
     <w:p>
@@ -9633,7 +9660,7 @@
         <w:t xml:space="preserve">Practical example: </w:t>
       </w:r>
       <w:r>
-        <w:t>YieldIQ compares all four config labels in one run.</w:t>
+        <w:t>YieldIQ 2P Fixed band shows higher MWp than 1P Fixed at same GCR.</w:t>
       </w:r>
     </w:p>
     <w:p>
@@ -9644,7 +9671,7 @@
         <w:t xml:space="preserve">Accuracy considerations and limitations: </w:t>
       </w:r>
       <w:r>
-        <w:t>Does not model module dimensions explicitly in capacity module.</w:t>
+        <w:t>Screening multiplier — actual 2P layout needs vendor-specific dimensions.</w:t>
       </w:r>
     </w:p>
     <w:p>
@@ -9655,7 +9682,7 @@
         <w:t xml:space="preserve">Common misconceptions: </w:t>
       </w:r>
       <w:r>
-        <w:t>1P/2P is not monofacial vs bifacial.</w:t>
+        <w:t>2P density does not auto-run in SiteIQ default — SiteIQ uses 1P band.</w:t>
       </w:r>
     </w:p>
     <w:p>
@@ -9666,7 +9693,7 @@
         <w:t xml:space="preserve">References to standards and sources: </w:t>
       </w:r>
       <w:r>
-        <w:t>pvmath_capacity._CONFIG_TO_MOUNT_PORTRAIT.</w:t>
+        <w:t>pvmath_capacity._BASE_DENSITY_2P.</w:t>
       </w:r>
     </w:p>
     <w:p>
@@ -9677,7 +9704,7 @@
         <w:t xml:space="preserve">Related PVMath metrics: </w:t>
       </w:r>
       <w:r>
-        <w:t>2P density; Yield configs.</w:t>
+        <w:t>Yield configs; config_mwp_screen_2p.</w:t>
       </w:r>
     </w:p>
     <w:p/>
@@ -9686,7 +9713,7 @@
         <w:pStyle w:val="Heading2"/>
       </w:pPr>
       <w:r>
-        <w:t>Tracker GCR shading factor (0.40)</w:t>
+        <w:t>Capacity screening band (mwp_lo – mwp_hi)</w:t>
       </w:r>
     </w:p>
     <w:p>
@@ -9697,7 +9724,7 @@
         <w:t xml:space="preserve">Definition (plain English): </w:t>
       </w:r>
       <w:r>
-        <w:t>Row shading losses for trackers multiplied by 0.40 vs fixed tilt in gcr_shading() — backtracking proxy.</w:t>
+        <w:t>Low and high indicative DC capacity from GCR 0.30–0.42 endpoints at 1P (or 2P) screening density.</w:t>
       </w:r>
     </w:p>
     <w:p>
@@ -9708,7 +9735,7 @@
         <w:t xml:space="preserve">Formal engineering definition: </w:t>
       </w:r>
       <w:r>
-        <w:t>shade_tracker = shade_fixed × 0.40 at same GCR from interpolation table.</w:t>
+        <w:t>site_capacity_screen(): mwp_lo at gcr_lo, mwp_hi at gcr_hi with paired dens_lo/dens_hi.</w:t>
       </w:r>
     </w:p>
     <w:p>
@@ -9719,7 +9746,7 @@
         <w:t xml:space="preserve">Why it matters in utility-scale solar: </w:t>
       </w:r>
       <w:r>
-        <w:t>Explains higher optimal GCR on tracker projects in industry practice.</w:t>
+        <w:t>Communicates uncertainty before layout without false precision.</w:t>
       </w:r>
     </w:p>
     <w:p>
@@ -9741,7 +9768,7 @@
         <w:t xml:space="preserve">Units: </w:t>
       </w:r>
       <w:r>
-        <w:t>Dimensionless multiplier on shading percent.</w:t>
+        <w:t>MWp DC.</w:t>
       </w:r>
     </w:p>
     <w:p>
@@ -9752,7 +9779,7 @@
         <w:t xml:space="preserve">Typical industry ranges and interpretation: </w:t>
       </w:r>
       <w:r>
-        <w:t>At GCR 0.30: 1.0% fixed shading → 0.4% tracker equivalent in table.</w:t>
+        <w:t>Band width ~40% span from GCR 0.30 to 0.42 alone.</w:t>
       </w:r>
     </w:p>
     <w:p>
@@ -9763,7 +9790,7 @@
         <w:t xml:space="preserve">Practical example: </w:t>
       </w:r>
       <w:r>
-        <w:t>YieldIQ 1P Tracker often beats fixed on energy with similar GCR partly due to this factor plus inclined_axis yield.</w:t>
+        <w:t>format_mwp_range: '~45–63 MWp DC'.</w:t>
       </w:r>
     </w:p>
     <w:p>
@@ -9774,7 +9801,7 @@
         <w:t xml:space="preserve">Accuracy considerations and limitations: </w:t>
       </w:r>
       <w:r>
-        <w:t>Simplified — not hourly backtracking simulation.</w:t>
+        <w:t>Integer rounding to nearest MWp in config_mwp_screen.</w:t>
       </w:r>
     </w:p>
     <w:p>
@@ -9785,7 +9812,7 @@
         <w:t xml:space="preserve">Common misconceptions: </w:t>
       </w:r>
       <w:r>
-        <w:t>Not NREL SAM backtracking model.</w:t>
+        <w:t>Single MWp number is avoided — always a band in screening.</w:t>
       </w:r>
     </w:p>
     <w:p>
@@ -9796,7 +9823,7 @@
         <w:t xml:space="preserve">References to standards and sources: </w:t>
       </w:r>
       <w:r>
-        <w:t>pvmath_yield gcr_shading docstring.</w:t>
+        <w:t>format_mwp_range(); TerrainIQ PDF capacity rows.</w:t>
       </w:r>
     </w:p>
     <w:p>
@@ -9807,7 +9834,7 @@
         <w:t xml:space="preserve">Related PVMath metrics: </w:t>
       </w:r>
       <w:r>
-        <w:t>GCR shading; Analysis profile.</w:t>
+        <w:t>GCR screening band; MWh/yr band.</w:t>
       </w:r>
     </w:p>
     <w:p/>
@@ -9816,6 +9843,526 @@
         <w:pStyle w:val="Heading2"/>
       </w:pPr>
       <w:r>
+        <w:t>Agri-PV screening density</w:t>
+      </w:r>
+    </w:p>
+    <w:p>
+      <w:r>
+        <w:rPr>
+          <w:b/>
+        </w:rPr>
+        <w:t xml:space="preserve">Definition (plain English): </w:t>
+      </w:r>
+      <w:r>
+        <w:t>Reduced MW/ha assumptions reflecting wider row spacing and agricultural access requirements.</w:t>
+      </w:r>
+    </w:p>
+    <w:p>
+      <w:r>
+        <w:rPr>
+          <w:b/>
+        </w:rPr>
+        <w:t xml:space="preserve">Formal engineering definition: </w:t>
+      </w:r>
+      <w:r>
+        <w:t>Agri-PV _BASE_DENSITY entries ~50% of Standard for same mount/GCR.</w:t>
+      </w:r>
+    </w:p>
+    <w:p>
+      <w:r>
+        <w:rPr>
+          <w:b/>
+        </w:rPr>
+        <w:t xml:space="preserve">Why it matters in utility-scale solar: </w:t>
+      </w:r>
+      <w:r>
+        <w:t>Prevents overstatement of MW potential on dual-use land.</w:t>
+      </w:r>
+    </w:p>
+    <w:p>
+      <w:r>
+        <w:rPr>
+          <w:b/>
+        </w:rPr>
+        <w:t xml:space="preserve">How PVMath calculates or derives it: </w:t>
+      </w:r>
+      <w:r>
+        <w:t>Computed inside PVMath using industry-standard solar and terrain methods on region-routed public DEM (EEA-10, USGS 3DEP, FABDEM, GLO-30 fallback), PVGIS, and disclosed loss assumptions. Proprietary weighting, thresholds, and implementation constants are not published in this edition. Use in-app help and the Knowledge Centre at pvmath.com/guides for interpretation.</w:t>
+      </w:r>
+    </w:p>
+    <w:p>
+      <w:r>
+        <w:rPr>
+          <w:b/>
+        </w:rPr>
+        <w:t xml:space="preserve">Units: </w:t>
+      </w:r>
+      <w:r>
+        <w:t>MWp/ha.</w:t>
+      </w:r>
+    </w:p>
+    <w:p>
+      <w:r>
+        <w:rPr>
+          <w:b/>
+        </w:rPr>
+        <w:t xml:space="preserve">Typical industry ranges and interpretation: </w:t>
+      </w:r>
+      <w:r>
+        <w:t>0.18–0.37 MWp/ha across mount/portrait in code tables.</w:t>
+      </w:r>
+    </w:p>
+    <w:p>
+      <w:r>
+        <w:rPr>
+          <w:b/>
+        </w:rPr>
+        <w:t xml:space="preserve">Practical example: </w:t>
+      </w:r>
+      <w:r>
+        <w:t>Same 80 ha: Standard ~32 MWp lo vs Agri ~16 MWp lo fixed 1P.</w:t>
+      </w:r>
+    </w:p>
+    <w:p>
+      <w:r>
+        <w:rPr>
+          <w:b/>
+        </w:rPr>
+        <w:t xml:space="preserve">Accuracy considerations and limitations: </w:t>
+      </w:r>
+      <w:r>
+        <w:t>Does not model crop-specific clearance rules.</w:t>
+      </w:r>
+    </w:p>
+    <w:p>
+      <w:r>
+        <w:rPr>
+          <w:b/>
+        </w:rPr>
+        <w:t xml:space="preserve">Common misconceptions: </w:t>
+      </w:r>
+      <w:r>
+        <w:t>Agri-PV land use score 85 vs Standard 90 — slightly lower land category only.</w:t>
+      </w:r>
+    </w:p>
+    <w:p>
+      <w:r>
+        <w:rPr>
+          <w:b/>
+        </w:rPr>
+        <w:t xml:space="preserve">References to standards and sources: </w:t>
+      </w:r>
+      <w:r>
+        <w:t>pvmath_capacity Agri entries; DIN SPEC 91434 (context).</w:t>
+      </w:r>
+    </w:p>
+    <w:p>
+      <w:r>
+        <w:rPr>
+          <w:b/>
+        </w:rPr>
+        <w:t xml:space="preserve">Related PVMath metrics: </w:t>
+      </w:r>
+      <w:r>
+        <w:t>Land use type; EEG Agri-PV.</w:t>
+      </w:r>
+    </w:p>
+    <w:p/>
+    <w:p>
+      <w:pPr>
+        <w:pStyle w:val="Heading2"/>
+      </w:pPr>
+      <w:r>
+        <w:t>Capacity screening disclaimer</w:t>
+      </w:r>
+    </w:p>
+    <w:p>
+      <w:r>
+        <w:rPr>
+          <w:b/>
+        </w:rPr>
+        <w:t xml:space="preserve">Definition (plain English): </w:t>
+      </w:r>
+      <w:r>
+        <w:t>Legal/engineering notice that MWp values are utility-scale screening bands, not layout-optimised DC.</w:t>
+      </w:r>
+    </w:p>
+    <w:p>
+      <w:r>
+        <w:rPr>
+          <w:b/>
+        </w:rPr>
+        <w:t xml:space="preserve">Formal engineering definition: </w:t>
+      </w:r>
+      <w:r>
+        <w:t>CAPACITY_SCREENING_DISCLAIMER constant appended to PDFs and UI footnotes.</w:t>
+      </w:r>
+    </w:p>
+    <w:p>
+      <w:r>
+        <w:rPr>
+          <w:b/>
+        </w:rPr>
+        <w:t xml:space="preserve">Why it matters in utility-scale solar: </w:t>
+      </w:r>
+      <w:r>
+        <w:t>Sets client expectation before detailed layout and BOM.</w:t>
+      </w:r>
+    </w:p>
+    <w:p>
+      <w:r>
+        <w:rPr>
+          <w:b/>
+        </w:rPr>
+        <w:t xml:space="preserve">How PVMath calculates or derives it: </w:t>
+      </w:r>
+      <w:r>
+        <w:t>Computed inside PVMath using industry-standard solar and terrain methods on region-routed public DEM (EEA-10, USGS 3DEP, FABDEM, GLO-30 fallback), PVGIS, and disclosed loss assumptions. Proprietary weighting, thresholds, and implementation constants are not published in this edition. Use in-app help and the Knowledge Centre at pvmath.com/guides for interpretation.</w:t>
+      </w:r>
+    </w:p>
+    <w:p>
+      <w:r>
+        <w:rPr>
+          <w:b/>
+        </w:rPr>
+        <w:t xml:space="preserve">Units: </w:t>
+      </w:r>
+      <w:r>
+        <w:t>Text.</w:t>
+      </w:r>
+    </w:p>
+    <w:p>
+      <w:r>
+        <w:rPr>
+          <w:b/>
+        </w:rPr>
+        <w:t xml:space="preserve">Typical industry ranges and interpretation: </w:t>
+      </w:r>
+      <w:r>
+        <w:t>Always shown when capacity displayed.</w:t>
+      </w:r>
+    </w:p>
+    <w:p>
+      <w:r>
+        <w:rPr>
+          <w:b/>
+        </w:rPr>
+        <w:t xml:space="preserve">Practical example: </w:t>
+      </w:r>
+      <w:r>
+        <w:t>'not layout-optimised DC' phrase mandatory.</w:t>
+      </w:r>
+    </w:p>
+    <w:p>
+      <w:r>
+        <w:rPr>
+          <w:b/>
+        </w:rPr>
+        <w:t xml:space="preserve">Accuracy considerations and limitations: </w:t>
+      </w:r>
+      <w:r>
+        <w:t>N/A.</w:t>
+      </w:r>
+    </w:p>
+    <w:p>
+      <w:r>
+        <w:rPr>
+          <w:b/>
+        </w:rPr>
+        <w:t xml:space="preserve">Common misconceptions: </w:t>
+      </w:r>
+      <w:r>
+        <w:t>LayoutIQ (admin) produces different geometry-based counts — not merged into screening constants.</w:t>
+      </w:r>
+    </w:p>
+    <w:p>
+      <w:r>
+        <w:rPr>
+          <w:b/>
+        </w:rPr>
+        <w:t xml:space="preserve">References to standards and sources: </w:t>
+      </w:r>
+      <w:r>
+        <w:t>pvmath_capacity.py header docstring.</w:t>
+      </w:r>
+    </w:p>
+    <w:p>
+      <w:r>
+        <w:rPr>
+          <w:b/>
+        </w:rPr>
+        <w:t xml:space="preserve">Related PVMath metrics: </w:t>
+      </w:r>
+      <w:r>
+        <w:t>Capacity band; LayoutIQ (future).</w:t>
+      </w:r>
+    </w:p>
+    <w:p/>
+    <w:p>
+      <w:pPr>
+        <w:pStyle w:val="Heading2"/>
+      </w:pPr>
+      <w:r>
+        <w:t>1P vs 2P portrait orientation</w:t>
+      </w:r>
+    </w:p>
+    <w:p>
+      <w:r>
+        <w:rPr>
+          <w:b/>
+        </w:rPr>
+        <w:t xml:space="preserve">Definition (plain English): </w:t>
+      </w:r>
+      <w:r>
+        <w:t>Single portrait (one module stack per table width) vs double portrait (two modules stacked vertically on rack).</w:t>
+      </w:r>
+    </w:p>
+    <w:p>
+      <w:r>
+        <w:rPr>
+          <w:b/>
+        </w:rPr>
+        <w:t xml:space="preserve">Formal engineering definition: </w:t>
+      </w:r>
+      <w:r>
+        <w:t>Portrait flag in capacity_band(portrait='1P'|'2P') mapping to _BASE_DENSITY vs _BASE_DENSITY_2P.</w:t>
+      </w:r>
+    </w:p>
+    <w:p>
+      <w:r>
+        <w:rPr>
+          <w:b/>
+        </w:rPr>
+        <w:t xml:space="preserve">Why it matters in utility-scale solar: </w:t>
+      </w:r>
+      <w:r>
+        <w:t>Affects DC density and wind loading — common EPC configuration choice.</w:t>
+      </w:r>
+    </w:p>
+    <w:p>
+      <w:r>
+        <w:rPr>
+          <w:b/>
+        </w:rPr>
+        <w:t xml:space="preserve">How PVMath calculates or derives it: </w:t>
+      </w:r>
+      <w:r>
+        <w:t>Computed inside PVMath using industry-standard solar and terrain methods on region-routed public DEM (EEA-10, USGS 3DEP, FABDEM, GLO-30 fallback), PVGIS, and disclosed loss assumptions. Proprietary weighting, thresholds, and implementation constants are not published in this edition. Use in-app help and the Knowledge Centre at pvmath.com/guides for interpretation.</w:t>
+      </w:r>
+    </w:p>
+    <w:p>
+      <w:r>
+        <w:rPr>
+          <w:b/>
+        </w:rPr>
+        <w:t xml:space="preserve">Units: </w:t>
+      </w:r>
+      <w:r>
+        <w:t>Categorical.</w:t>
+      </w:r>
+    </w:p>
+    <w:p>
+      <w:r>
+        <w:rPr>
+          <w:b/>
+        </w:rPr>
+        <w:t xml:space="preserve">Typical industry ranges and interpretation: </w:t>
+      </w:r>
+      <w:r>
+        <w:t>2P ~74/65 MWp/ha vs 1P 40/35 for Standard Fixed/Tracker @ GCR 0.30.</w:t>
+      </w:r>
+    </w:p>
+    <w:p>
+      <w:r>
+        <w:rPr>
+          <w:b/>
+        </w:rPr>
+        <w:t xml:space="preserve">Practical example: </w:t>
+      </w:r>
+      <w:r>
+        <w:t>YieldIQ compares all four config labels in one run.</w:t>
+      </w:r>
+    </w:p>
+    <w:p>
+      <w:r>
+        <w:rPr>
+          <w:b/>
+        </w:rPr>
+        <w:t xml:space="preserve">Accuracy considerations and limitations: </w:t>
+      </w:r>
+      <w:r>
+        <w:t>Does not model module dimensions explicitly in capacity module.</w:t>
+      </w:r>
+    </w:p>
+    <w:p>
+      <w:r>
+        <w:rPr>
+          <w:b/>
+        </w:rPr>
+        <w:t xml:space="preserve">Common misconceptions: </w:t>
+      </w:r>
+      <w:r>
+        <w:t>1P/2P is not monofacial vs bifacial.</w:t>
+      </w:r>
+    </w:p>
+    <w:p>
+      <w:r>
+        <w:rPr>
+          <w:b/>
+        </w:rPr>
+        <w:t xml:space="preserve">References to standards and sources: </w:t>
+      </w:r>
+      <w:r>
+        <w:t>pvmath_capacity._CONFIG_TO_MOUNT_PORTRAIT.</w:t>
+      </w:r>
+    </w:p>
+    <w:p>
+      <w:r>
+        <w:rPr>
+          <w:b/>
+        </w:rPr>
+        <w:t xml:space="preserve">Related PVMath metrics: </w:t>
+      </w:r>
+      <w:r>
+        <w:t>2P density; Yield configs.</w:t>
+      </w:r>
+    </w:p>
+    <w:p/>
+    <w:p>
+      <w:pPr>
+        <w:pStyle w:val="Heading2"/>
+      </w:pPr>
+      <w:r>
+        <w:t>Tracker GCR shading factor (0.40)</w:t>
+      </w:r>
+    </w:p>
+    <w:p>
+      <w:r>
+        <w:rPr>
+          <w:b/>
+        </w:rPr>
+        <w:t xml:space="preserve">Definition (plain English): </w:t>
+      </w:r>
+      <w:r>
+        <w:t>Row shading losses for trackers multiplied by 0.40 vs fixed tilt in gcr_shading() — backtracking proxy.</w:t>
+      </w:r>
+    </w:p>
+    <w:p>
+      <w:r>
+        <w:rPr>
+          <w:b/>
+        </w:rPr>
+        <w:t xml:space="preserve">Formal engineering definition: </w:t>
+      </w:r>
+      <w:r>
+        <w:t>shade_tracker = shade_fixed × 0.40 at same GCR from interpolation table.</w:t>
+      </w:r>
+    </w:p>
+    <w:p>
+      <w:r>
+        <w:rPr>
+          <w:b/>
+        </w:rPr>
+        <w:t xml:space="preserve">Why it matters in utility-scale solar: </w:t>
+      </w:r>
+      <w:r>
+        <w:t>Explains higher optimal GCR on tracker projects in industry practice.</w:t>
+      </w:r>
+    </w:p>
+    <w:p>
+      <w:r>
+        <w:rPr>
+          <w:b/>
+        </w:rPr>
+        <w:t xml:space="preserve">How PVMath calculates or derives it: </w:t>
+      </w:r>
+      <w:r>
+        <w:t>Computed inside PVMath using industry-standard solar and terrain methods on region-routed public DEM (EEA-10, USGS 3DEP, FABDEM, GLO-30 fallback), PVGIS, and disclosed loss assumptions. Proprietary weighting, thresholds, and implementation constants are not published in this edition. Use in-app help and the Knowledge Centre at pvmath.com/guides for interpretation.</w:t>
+      </w:r>
+    </w:p>
+    <w:p>
+      <w:r>
+        <w:rPr>
+          <w:b/>
+        </w:rPr>
+        <w:t xml:space="preserve">Units: </w:t>
+      </w:r>
+      <w:r>
+        <w:t>Dimensionless multiplier on shading percent.</w:t>
+      </w:r>
+    </w:p>
+    <w:p>
+      <w:r>
+        <w:rPr>
+          <w:b/>
+        </w:rPr>
+        <w:t xml:space="preserve">Typical industry ranges and interpretation: </w:t>
+      </w:r>
+      <w:r>
+        <w:t>At GCR 0.30: 1.0% fixed shading → 0.4% tracker equivalent in table.</w:t>
+      </w:r>
+    </w:p>
+    <w:p>
+      <w:r>
+        <w:rPr>
+          <w:b/>
+        </w:rPr>
+        <w:t xml:space="preserve">Practical example: </w:t>
+      </w:r>
+      <w:r>
+        <w:t>YieldIQ 1P Tracker often beats fixed on energy with similar GCR partly due to this factor plus inclined_axis yield.</w:t>
+      </w:r>
+    </w:p>
+    <w:p>
+      <w:r>
+        <w:rPr>
+          <w:b/>
+        </w:rPr>
+        <w:t xml:space="preserve">Accuracy considerations and limitations: </w:t>
+      </w:r>
+      <w:r>
+        <w:t>Simplified — not hourly backtracking simulation.</w:t>
+      </w:r>
+    </w:p>
+    <w:p>
+      <w:r>
+        <w:rPr>
+          <w:b/>
+        </w:rPr>
+        <w:t xml:space="preserve">Common misconceptions: </w:t>
+      </w:r>
+      <w:r>
+        <w:t>Not NREL SAM backtracking model.</w:t>
+      </w:r>
+    </w:p>
+    <w:p>
+      <w:r>
+        <w:rPr>
+          <w:b/>
+        </w:rPr>
+        <w:t xml:space="preserve">References to standards and sources: </w:t>
+      </w:r>
+      <w:r>
+        <w:t>pvmath_yield gcr_shading docstring.</w:t>
+      </w:r>
+    </w:p>
+    <w:p>
+      <w:r>
+        <w:rPr>
+          <w:b/>
+        </w:rPr>
+        <w:t xml:space="preserve">Related PVMath metrics: </w:t>
+      </w:r>
+      <w:r>
+        <w:t>GCR shading; Analysis profile.</w:t>
+      </w:r>
+    </w:p>
+    <w:p/>
+    <w:p>
+      <w:pPr>
+        <w:pStyle w:val="Heading2"/>
+      </w:pPr>
+      <w:r>
         <w:t>Boundary setback (LayoutIQ — admin)</w:t>
       </w:r>
     </w:p>
@@ -10736,6 +11283,136 @@
       </w:r>
       <w:r>
         <w:t>Georef package; reference.json.</w:t>
+      </w:r>
+    </w:p>
+    <w:p/>
+    <w:p>
+      <w:pPr>
+        <w:pStyle w:val="Heading2"/>
+      </w:pPr>
+      <w:r>
+        <w:t>LayoutIQ layout DXF (PVM_ layers, UTM georef)</w:t>
+      </w:r>
+    </w:p>
+    <w:p>
+      <w:r>
+        <w:rPr>
+          <w:b/>
+        </w:rPr>
+        <w:t xml:space="preserve">Definition (plain English): </w:t>
+      </w:r>
+      <w:r>
+        <w:t>Auto-layout geometry as binary DXF in WGS84 UTM with PVMath layers: PVM_SiteBoundary, PVM_Buildable, PVM_Strings, PVM_Tr_8S…1S, PVM_F_1P…4P.</w:t>
+      </w:r>
+    </w:p>
+    <w:p>
+      <w:r>
+        <w:rPr>
+          <w:b/>
+        </w:rPr>
+        <w:t xml:space="preserve">Formal engineering definition: </w:t>
+      </w:r>
+      <w:r>
+        <w:t>export_layout_dxf(): vertex coords via xy_to_latlon → latlon_to_utm; strings and tracker unit boxes exported overlaid.</w:t>
+      </w:r>
+    </w:p>
+    <w:p>
+      <w:r>
+        <w:rPr>
+          <w:b/>
+        </w:rPr>
+        <w:t xml:space="preserve">Why it matters in utility-scale solar: </w:t>
+      </w:r>
+      <w:r>
+        <w:t>CAD overlay with terrain and civil workflows at map coordinates.</w:t>
+      </w:r>
+    </w:p>
+    <w:p>
+      <w:r>
+        <w:rPr>
+          <w:b/>
+        </w:rPr>
+        <w:t xml:space="preserve">How PVMath calculates or derives it: </w:t>
+      </w:r>
+      <w:r>
+        <w:t>Computed inside PVMath using industry-standard solar and terrain methods on region-routed public DEM (EEA-10, USGS 3DEP, FABDEM, GLO-30 fallback), PVGIS, and disclosed loss assumptions. Proprietary weighting, thresholds, and implementation constants are not published in this edition. Use in-app help and the Knowledge Centre at pvmath.com/guides for interpretation.</w:t>
+      </w:r>
+    </w:p>
+    <w:p>
+      <w:r>
+        <w:rPr>
+          <w:b/>
+        </w:rPr>
+        <w:t xml:space="preserve">Units: </w:t>
+      </w:r>
+      <w:r>
+        <w:t>UTM metres (EPSG from site centroid).</w:t>
+      </w:r>
+    </w:p>
+    <w:p>
+      <w:r>
+        <w:rPr>
+          <w:b/>
+        </w:rPr>
+        <w:t xml:space="preserve">Typical industry ranges and interpretation: </w:t>
+      </w:r>
+      <w:r>
+        <w:t>One DXF per selected sweep row.</w:t>
+      </w:r>
+    </w:p>
+    <w:p>
+      <w:r>
+        <w:rPr>
+          <w:b/>
+        </w:rPr>
+        <w:t xml:space="preserve">Practical example: </w:t>
+      </w:r>
+      <w:r>
+        <w:t>PVM_Tr_7S boxes with PVM_Strings module rectangles on same UTM coords.</w:t>
+      </w:r>
+    </w:p>
+    <w:p>
+      <w:r>
+        <w:rPr>
+          <w:b/>
+        </w:rPr>
+        <w:t xml:space="preserve">Accuracy considerations and limitations: </w:t>
+      </w:r>
+      <w:r>
+        <w:t>Screening layout — not as-built survey.</w:t>
+      </w:r>
+    </w:p>
+    <w:p>
+      <w:r>
+        <w:rPr>
+          <w:b/>
+        </w:rPr>
+        <w:t xml:space="preserve">Common misconceptions: </w:t>
+      </w:r>
+      <w:r>
+        <w:t>Separate from TerrainIQ contour DXF in Terrain Data folder.</w:t>
+      </w:r>
+    </w:p>
+    <w:p>
+      <w:r>
+        <w:rPr>
+          <w:b/>
+        </w:rPr>
+        <w:t xml:space="preserve">References to standards and sources: </w:t>
+      </w:r>
+      <w:r>
+        <w:t>pvmath_workflow/layout_detail.py; layoutiq/dxf_layers.py.</w:t>
+      </w:r>
+    </w:p>
+    <w:p>
+      <w:r>
+        <w:rPr>
+          <w:b/>
+        </w:rPr>
+        <w:t xml:space="preserve">Related PVMath metrics: </w:t>
+      </w:r>
+      <w:r>
+        <w:t>Alignment guide; A1 layout PDF; BOM CSV.</w:t>
       </w:r>
     </w:p>
     <w:p/>
@@ -13773,12 +14450,22 @@
           </w:tcPr>
           <w:p>
             <w:r>
-              <w:t>Contour interval</w:t>
+              <w:t>Compare Fixed Tilt &amp; Tracker</w:t>
             </w:r>
           </w:p>
         </w:tc>
       </w:tr>
       <w:tr>
+        <w:tc>
+          <w:tcPr>
+            <w:tcW w:type="dxa" w:w="2880"/>
+          </w:tcPr>
+          <w:p>
+            <w:r>
+              <w:t>Contour interval</w:t>
+            </w:r>
+          </w:p>
+        </w:tc>
         <w:tc>
           <w:tcPr>
             <w:tcW w:type="dxa" w:w="2880"/>
@@ -13799,6 +14486,8 @@
             </w:r>
           </w:p>
         </w:tc>
+      </w:tr>
+      <w:tr>
         <w:tc>
           <w:tcPr>
             <w:tcW w:type="dxa" w:w="2880"/>
@@ -13809,8 +14498,6 @@
             </w:r>
           </w:p>
         </w:tc>
-      </w:tr>
-      <w:tr>
         <w:tc>
           <w:tcPr>
             <w:tcW w:type="dxa" w:w="2880"/>
@@ -13831,6 +14518,8 @@
             </w:r>
           </w:p>
         </w:tc>
+      </w:tr>
+      <w:tr>
         <w:tc>
           <w:tcPr>
             <w:tcW w:type="dxa" w:w="2880"/>
@@ -13841,8 +14530,6 @@
             </w:r>
           </w:p>
         </w:tc>
-      </w:tr>
-      <w:tr>
         <w:tc>
           <w:tcPr>
             <w:tcW w:type="dxa" w:w="2880"/>
@@ -13863,6 +14550,8 @@
             </w:r>
           </w:p>
         </w:tc>
+      </w:tr>
+      <w:tr>
         <w:tc>
           <w:tcPr>
             <w:tcW w:type="dxa" w:w="2880"/>
@@ -13873,8 +14562,6 @@
             </w:r>
           </w:p>
         </w:tc>
-      </w:tr>
-      <w:tr>
         <w:tc>
           <w:tcPr>
             <w:tcW w:type="dxa" w:w="2880"/>
@@ -13895,6 +14582,8 @@
             </w:r>
           </w:p>
         </w:tc>
+      </w:tr>
+      <w:tr>
         <w:tc>
           <w:tcPr>
             <w:tcW w:type="dxa" w:w="2880"/>
@@ -13905,8 +14594,6 @@
             </w:r>
           </w:p>
         </w:tc>
-      </w:tr>
-      <w:tr>
         <w:tc>
           <w:tcPr>
             <w:tcW w:type="dxa" w:w="2880"/>
@@ -13927,6 +14614,8 @@
             </w:r>
           </w:p>
         </w:tc>
+      </w:tr>
+      <w:tr>
         <w:tc>
           <w:tcPr>
             <w:tcW w:type="dxa" w:w="2880"/>
@@ -13937,8 +14626,6 @@
             </w:r>
           </w:p>
         </w:tc>
-      </w:tr>
-      <w:tr>
         <w:tc>
           <w:tcPr>
             <w:tcW w:type="dxa" w:w="2880"/>
@@ -13959,6 +14646,8 @@
             </w:r>
           </w:p>
         </w:tc>
+      </w:tr>
+      <w:tr>
         <w:tc>
           <w:tcPr>
             <w:tcW w:type="dxa" w:w="2880"/>
@@ -13969,8 +14658,6 @@
             </w:r>
           </w:p>
         </w:tc>
-      </w:tr>
-      <w:tr>
         <w:tc>
           <w:tcPr>
             <w:tcW w:type="dxa" w:w="2880"/>
@@ -13991,6 +14678,8 @@
             </w:r>
           </w:p>
         </w:tc>
+      </w:tr>
+      <w:tr>
         <w:tc>
           <w:tcPr>
             <w:tcW w:type="dxa" w:w="2880"/>
@@ -14001,8 +14690,6 @@
             </w:r>
           </w:p>
         </w:tc>
-      </w:tr>
-      <w:tr>
         <w:tc>
           <w:tcPr>
             <w:tcW w:type="dxa" w:w="2880"/>
@@ -14023,6 +14710,8 @@
             </w:r>
           </w:p>
         </w:tc>
+      </w:tr>
+      <w:tr>
         <w:tc>
           <w:tcPr>
             <w:tcW w:type="dxa" w:w="2880"/>
@@ -14033,8 +14722,6 @@
             </w:r>
           </w:p>
         </w:tc>
-      </w:tr>
-      <w:tr>
         <w:tc>
           <w:tcPr>
             <w:tcW w:type="dxa" w:w="2880"/>
@@ -14055,6 +14742,8 @@
             </w:r>
           </w:p>
         </w:tc>
+      </w:tr>
+      <w:tr>
         <w:tc>
           <w:tcPr>
             <w:tcW w:type="dxa" w:w="2880"/>
@@ -14065,8 +14754,6 @@
             </w:r>
           </w:p>
         </w:tc>
-      </w:tr>
-      <w:tr>
         <w:tc>
           <w:tcPr>
             <w:tcW w:type="dxa" w:w="2880"/>
@@ -14087,6 +14774,8 @@
             </w:r>
           </w:p>
         </w:tc>
+      </w:tr>
+      <w:tr>
         <w:tc>
           <w:tcPr>
             <w:tcW w:type="dxa" w:w="2880"/>
@@ -14097,8 +14786,6 @@
             </w:r>
           </w:p>
         </w:tc>
-      </w:tr>
-      <w:tr>
         <w:tc>
           <w:tcPr>
             <w:tcW w:type="dxa" w:w="2880"/>
@@ -14119,6 +14806,8 @@
             </w:r>
           </w:p>
         </w:tc>
+      </w:tr>
+      <w:tr>
         <w:tc>
           <w:tcPr>
             <w:tcW w:type="dxa" w:w="2880"/>
@@ -14129,8 +14818,6 @@
             </w:r>
           </w:p>
         </w:tc>
-      </w:tr>
-      <w:tr>
         <w:tc>
           <w:tcPr>
             <w:tcW w:type="dxa" w:w="2880"/>
@@ -14151,6 +14838,8 @@
             </w:r>
           </w:p>
         </w:tc>
+      </w:tr>
+      <w:tr>
         <w:tc>
           <w:tcPr>
             <w:tcW w:type="dxa" w:w="2880"/>
@@ -14161,8 +14850,6 @@
             </w:r>
           </w:p>
         </w:tc>
-      </w:tr>
-      <w:tr>
         <w:tc>
           <w:tcPr>
             <w:tcW w:type="dxa" w:w="2880"/>
@@ -14183,6 +14870,8 @@
             </w:r>
           </w:p>
         </w:tc>
+      </w:tr>
+      <w:tr>
         <w:tc>
           <w:tcPr>
             <w:tcW w:type="dxa" w:w="2880"/>
@@ -14193,8 +14882,6 @@
             </w:r>
           </w:p>
         </w:tc>
-      </w:tr>
-      <w:tr>
         <w:tc>
           <w:tcPr>
             <w:tcW w:type="dxa" w:w="2880"/>
@@ -14215,6 +14902,18 @@
             </w:r>
           </w:p>
         </w:tc>
+      </w:tr>
+      <w:tr>
+        <w:tc>
+          <w:tcPr>
+            <w:tcW w:type="dxa" w:w="2880"/>
+          </w:tcPr>
+          <w:p>
+            <w:r>
+              <w:t>LayoutIQ alignment guide</w:t>
+            </w:r>
+          </w:p>
+        </w:tc>
         <w:tc>
           <w:tcPr>
             <w:tcW w:type="dxa" w:w="2880"/>
@@ -14225,8 +14924,28 @@
             </w:r>
           </w:p>
         </w:tc>
+        <w:tc>
+          <w:tcPr>
+            <w:tcW w:type="dxa" w:w="2880"/>
+          </w:tcPr>
+          <w:p>
+            <w:r>
+              <w:t>LayoutIQ layout DXF</w:t>
+            </w:r>
+          </w:p>
+        </w:tc>
       </w:tr>
       <w:tr>
+        <w:tc>
+          <w:tcPr>
+            <w:tcW w:type="dxa" w:w="2880"/>
+          </w:tcPr>
+          <w:p>
+            <w:r>
+              <w:t>LayoutIQ optimization mode</w:t>
+            </w:r>
+          </w:p>
+        </w:tc>
         <w:tc>
           <w:tcPr>
             <w:tcW w:type="dxa" w:w="2880"/>
@@ -14247,6 +14966,8 @@
             </w:r>
           </w:p>
         </w:tc>
+      </w:tr>
+      <w:tr>
         <w:tc>
           <w:tcPr>
             <w:tcW w:type="dxa" w:w="2880"/>
@@ -14257,8 +14978,6 @@
             </w:r>
           </w:p>
         </w:tc>
-      </w:tr>
-      <w:tr>
         <w:tc>
           <w:tcPr>
             <w:tcW w:type="dxa" w:w="2880"/>
@@ -14279,6 +14998,8 @@
             </w:r>
           </w:p>
         </w:tc>
+      </w:tr>
+      <w:tr>
         <w:tc>
           <w:tcPr>
             <w:tcW w:type="dxa" w:w="2880"/>
@@ -14289,8 +15010,6 @@
             </w:r>
           </w:p>
         </w:tc>
-      </w:tr>
-      <w:tr>
         <w:tc>
           <w:tcPr>
             <w:tcW w:type="dxa" w:w="2880"/>
@@ -14311,6 +15030,8 @@
             </w:r>
           </w:p>
         </w:tc>
+      </w:tr>
+      <w:tr>
         <w:tc>
           <w:tcPr>
             <w:tcW w:type="dxa" w:w="2880"/>
@@ -14321,8 +15042,6 @@
             </w:r>
           </w:p>
         </w:tc>
-      </w:tr>
-      <w:tr>
         <w:tc>
           <w:tcPr>
             <w:tcW w:type="dxa" w:w="2880"/>
@@ -14343,6 +15062,8 @@
             </w:r>
           </w:p>
         </w:tc>
+      </w:tr>
+      <w:tr>
         <w:tc>
           <w:tcPr>
             <w:tcW w:type="dxa" w:w="2880"/>
@@ -14353,8 +15074,6 @@
             </w:r>
           </w:p>
         </w:tc>
-      </w:tr>
-      <w:tr>
         <w:tc>
           <w:tcPr>
             <w:tcW w:type="dxa" w:w="2880"/>
@@ -14375,6 +15094,8 @@
             </w:r>
           </w:p>
         </w:tc>
+      </w:tr>
+      <w:tr>
         <w:tc>
           <w:tcPr>
             <w:tcW w:type="dxa" w:w="2880"/>
@@ -14385,8 +15106,6 @@
             </w:r>
           </w:p>
         </w:tc>
-      </w:tr>
-      <w:tr>
         <w:tc>
           <w:tcPr>
             <w:tcW w:type="dxa" w:w="2880"/>
@@ -14407,6 +15126,8 @@
             </w:r>
           </w:p>
         </w:tc>
+      </w:tr>
+      <w:tr>
         <w:tc>
           <w:tcPr>
             <w:tcW w:type="dxa" w:w="2880"/>
@@ -14417,8 +15138,6 @@
             </w:r>
           </w:p>
         </w:tc>
-      </w:tr>
-      <w:tr>
         <w:tc>
           <w:tcPr>
             <w:tcW w:type="dxa" w:w="2880"/>
@@ -14439,6 +15158,8 @@
             </w:r>
           </w:p>
         </w:tc>
+      </w:tr>
+      <w:tr>
         <w:tc>
           <w:tcPr>
             <w:tcW w:type="dxa" w:w="2880"/>
@@ -14449,8 +15170,6 @@
             </w:r>
           </w:p>
         </w:tc>
-      </w:tr>
-      <w:tr>
         <w:tc>
           <w:tcPr>
             <w:tcW w:type="dxa" w:w="2880"/>
@@ -14471,6 +15190,8 @@
             </w:r>
           </w:p>
         </w:tc>
+      </w:tr>
+      <w:tr>
         <w:tc>
           <w:tcPr>
             <w:tcW w:type="dxa" w:w="2880"/>
@@ -14481,8 +15202,6 @@
             </w:r>
           </w:p>
         </w:tc>
-      </w:tr>
-      <w:tr>
         <w:tc>
           <w:tcPr>
             <w:tcW w:type="dxa" w:w="2880"/>
@@ -14503,6 +15222,8 @@
             </w:r>
           </w:p>
         </w:tc>
+      </w:tr>
+      <w:tr>
         <w:tc>
           <w:tcPr>
             <w:tcW w:type="dxa" w:w="2880"/>
@@ -14513,8 +15234,6 @@
             </w:r>
           </w:p>
         </w:tc>
-      </w:tr>
-      <w:tr>
         <w:tc>
           <w:tcPr>
             <w:tcW w:type="dxa" w:w="2880"/>
@@ -14535,6 +15254,8 @@
             </w:r>
           </w:p>
         </w:tc>
+      </w:tr>
+      <w:tr>
         <w:tc>
           <w:tcPr>
             <w:tcW w:type="dxa" w:w="2880"/>
@@ -14545,8 +15266,6 @@
             </w:r>
           </w:p>
         </w:tc>
-      </w:tr>
-      <w:tr>
         <w:tc>
           <w:tcPr>
             <w:tcW w:type="dxa" w:w="2880"/>
@@ -14567,6 +15286,8 @@
             </w:r>
           </w:p>
         </w:tc>
+      </w:tr>
+      <w:tr>
         <w:tc>
           <w:tcPr>
             <w:tcW w:type="dxa" w:w="2880"/>
@@ -14577,8 +15298,6 @@
             </w:r>
           </w:p>
         </w:tc>
-      </w:tr>
-      <w:tr>
         <w:tc>
           <w:tcPr>
             <w:tcW w:type="dxa" w:w="2880"/>
@@ -14599,6 +15318,8 @@
             </w:r>
           </w:p>
         </w:tc>
+      </w:tr>
+      <w:tr>
         <w:tc>
           <w:tcPr>
             <w:tcW w:type="dxa" w:w="2880"/>
@@ -14609,8 +15330,6 @@
             </w:r>
           </w:p>
         </w:tc>
-      </w:tr>
-      <w:tr>
         <w:tc>
           <w:tcPr>
             <w:tcW w:type="dxa" w:w="2880"/>
@@ -14621,6 +15340,18 @@
             </w:r>
           </w:p>
         </w:tc>
+        <w:tc>
+          <w:tcPr>
+            <w:tcW w:type="dxa" w:w="2880"/>
+          </w:tcPr>
+          <w:p>
+            <w:r>
+              <w:t>Single-axis tracker axis azimuth</w:t>
+            </w:r>
+          </w:p>
+        </w:tc>
+      </w:tr>
+      <w:tr>
         <w:tc>
           <w:tcPr>
             <w:tcW w:type="dxa" w:w="2880"/>
@@ -14641,8 +15372,6 @@
             </w:r>
           </w:p>
         </w:tc>
-      </w:tr>
-      <w:tr>
         <w:tc>
           <w:tcPr>
             <w:tcW w:type="dxa" w:w="2880"/>
@@ -14653,6 +15382,8 @@
             </w:r>
           </w:p>
         </w:tc>
+      </w:tr>
+      <w:tr>
         <w:tc>
           <w:tcPr>
             <w:tcW w:type="dxa" w:w="2880"/>
@@ -14673,8 +15404,6 @@
             </w:r>
           </w:p>
         </w:tc>
-      </w:tr>
-      <w:tr>
         <w:tc>
           <w:tcPr>
             <w:tcW w:type="dxa" w:w="2880"/>
@@ -14685,6 +15414,8 @@
             </w:r>
           </w:p>
         </w:tc>
+      </w:tr>
+      <w:tr>
         <w:tc>
           <w:tcPr>
             <w:tcW w:type="dxa" w:w="2880"/>
@@ -14705,8 +15436,6 @@
             </w:r>
           </w:p>
         </w:tc>
-      </w:tr>
-      <w:tr>
         <w:tc>
           <w:tcPr>
             <w:tcW w:type="dxa" w:w="2880"/>
@@ -14717,6 +15446,8 @@
             </w:r>
           </w:p>
         </w:tc>
+      </w:tr>
+      <w:tr>
         <w:tc>
           <w:tcPr>
             <w:tcW w:type="dxa" w:w="2880"/>
@@ -14737,8 +15468,6 @@
             </w:r>
           </w:p>
         </w:tc>
-      </w:tr>
-      <w:tr>
         <w:tc>
           <w:tcPr>
             <w:tcW w:type="dxa" w:w="2880"/>
@@ -14749,6 +15478,8 @@
             </w:r>
           </w:p>
         </w:tc>
+      </w:tr>
+      <w:tr>
         <w:tc>
           <w:tcPr>
             <w:tcW w:type="dxa" w:w="2880"/>
@@ -14769,8 +15500,6 @@
             </w:r>
           </w:p>
         </w:tc>
-      </w:tr>
-      <w:tr>
         <w:tc>
           <w:tcPr>
             <w:tcW w:type="dxa" w:w="2880"/>
@@ -14781,6 +15510,8 @@
             </w:r>
           </w:p>
         </w:tc>
+      </w:tr>
+      <w:tr>
         <w:tc>
           <w:tcPr>
             <w:tcW w:type="dxa" w:w="2880"/>
@@ -14801,8 +15532,6 @@
             </w:r>
           </w:p>
         </w:tc>
-      </w:tr>
-      <w:tr>
         <w:tc>
           <w:tcPr>
             <w:tcW w:type="dxa" w:w="2880"/>
@@ -14813,6 +15542,8 @@
             </w:r>
           </w:p>
         </w:tc>
+      </w:tr>
+      <w:tr>
         <w:tc>
           <w:tcPr>
             <w:tcW w:type="dxa" w:w="2880"/>
@@ -14833,8 +15564,6 @@
             </w:r>
           </w:p>
         </w:tc>
-      </w:tr>
-      <w:tr>
         <w:tc>
           <w:tcPr>
             <w:tcW w:type="dxa" w:w="2880"/>
@@ -14845,6 +15574,8 @@
             </w:r>
           </w:p>
         </w:tc>
+      </w:tr>
+      <w:tr>
         <w:tc>
           <w:tcPr>
             <w:tcW w:type="dxa" w:w="2880"/>
@@ -14865,8 +15596,6 @@
             </w:r>
           </w:p>
         </w:tc>
-      </w:tr>
-      <w:tr>
         <w:tc>
           <w:tcPr>
             <w:tcW w:type="dxa" w:w="2880"/>
@@ -14877,6 +15606,8 @@
             </w:r>
           </w:p>
         </w:tc>
+      </w:tr>
+      <w:tr>
         <w:tc>
           <w:tcPr>
             <w:tcW w:type="dxa" w:w="2880"/>
@@ -14897,8 +15628,6 @@
             </w:r>
           </w:p>
         </w:tc>
-      </w:tr>
-      <w:tr>
         <w:tc>
           <w:tcPr>
             <w:tcW w:type="dxa" w:w="2880"/>
@@ -14909,6 +15638,8 @@
             </w:r>
           </w:p>
         </w:tc>
+      </w:tr>
+      <w:tr>
         <w:tc>
           <w:tcPr>
             <w:tcW w:type="dxa" w:w="2880"/>
@@ -14929,8 +15660,6 @@
             </w:r>
           </w:p>
         </w:tc>
-      </w:tr>
-      <w:tr>
         <w:tc>
           <w:tcPr>
             <w:tcW w:type="dxa" w:w="2880"/>
@@ -14941,6 +15670,8 @@
             </w:r>
           </w:p>
         </w:tc>
+      </w:tr>
+      <w:tr>
         <w:tc>
           <w:tcPr>
             <w:tcW w:type="dxa" w:w="2880"/>
@@ -14961,8 +15692,6 @@
             </w:r>
           </w:p>
         </w:tc>
-      </w:tr>
-      <w:tr>
         <w:tc>
           <w:tcPr>
             <w:tcW w:type="dxa" w:w="2880"/>
@@ -14972,18 +15701,6 @@
               <w:t>YieldIQ PDF — configuration comparison table</w:t>
             </w:r>
           </w:p>
-        </w:tc>
-        <w:tc>
-          <w:tcPr>
-            <w:tcW w:type="dxa" w:w="2880"/>
-          </w:tcPr>
-          <w:p/>
-        </w:tc>
-        <w:tc>
-          <w:tcPr>
-            <w:tcW w:type="dxa" w:w="2880"/>
-          </w:tcPr>
-          <w:p/>
         </w:tc>
       </w:tr>
     </w:tbl>
@@ -15012,7 +15729,7 @@
         <w:color w:val="646464"/>
         <w:sz w:val="18"/>
       </w:rPr>
-      <w:t xml:space="preserve">PVMath Engineering Reference Manual (Public)  ·  v1.0  ·  Page </w:t>
+      <w:t xml:space="preserve">PVMath Engineering Reference Manual (Public)  ·  v1.1  ·  Page </w:t>
       <w:fldChar w:fldCharType="begin"/>
       <w:instrText xml:space="preserve"> PAGE </w:instrText>
       <w:fldChar w:fldCharType="separate"/>
